--- a/docu/DocumentacionProyecto_2VIFC302_AlvaroZarauzaGalindo.docx
+++ b/docu/DocumentacionProyecto_2VIFC302_AlvaroZarauzaGalindo.docx
@@ -212,17 +212,7 @@
                                 <w:szCs w:val="44"/>
                                 <w:lang w:val="en-US"/>
                               </w:rPr>
-                              <w:t xml:space="preserve">Desarrollo de </w:t>
-                            </w:r>
-                            <w:r>
-                              <w:rPr>
-                                <w:rFonts w:eastAsia="Aptos" w:cs="Aptos"/>
-                                <w:color w:val="215E99" w:themeColor="text2" w:themeTint="BF"/>
-                                <w:sz w:val="44"/>
-                                <w:szCs w:val="44"/>
-                                <w:lang w:val="en-US"/>
-                              </w:rPr>
-                              <w:t>Aplicaciones Multiplataforma</w:t>
+                              <w:t>Desarrollo de Aplicaciones Multiplataforma</w:t>
                             </w:r>
                           </w:p>
                         </w:txbxContent>
@@ -264,17 +254,7 @@
                           <w:szCs w:val="44"/>
                           <w:lang w:val="en-US"/>
                         </w:rPr>
-                        <w:t xml:space="preserve">Desarrollo de </w:t>
-                      </w:r>
-                      <w:r>
-                        <w:rPr>
-                          <w:rFonts w:eastAsia="Aptos" w:cs="Aptos"/>
-                          <w:color w:val="215E99" w:themeColor="text2" w:themeTint="BF"/>
-                          <w:sz w:val="44"/>
-                          <w:szCs w:val="44"/>
-                          <w:lang w:val="en-US"/>
-                        </w:rPr>
-                        <w:t>Aplicaciones Multiplataforma</w:t>
+                        <w:t>Desarrollo de Aplicaciones Multiplataforma</w:t>
                       </w:r>
                     </w:p>
                   </w:txbxContent>
@@ -8873,6 +8853,7 @@
       </w:pPr>
       <w:r>
         <w:rPr>
+          <w:noProof/>
           <w:u w:val="single"/>
         </w:rPr>
         <w:drawing>
@@ -9030,6 +9011,7 @@
       </w:pPr>
       <w:r>
         <w:rPr>
+          <w:noProof/>
           <w:u w:val="single"/>
         </w:rPr>
         <w:drawing>
@@ -9270,6 +9252,9 @@
     <w:p/>
     <w:p>
       <w:r>
+        <w:rPr>
+          <w:noProof/>
+        </w:rPr>
         <w:drawing>
           <wp:inline distT="0" distB="0" distL="0" distR="0" wp14:anchorId="503F68F5" wp14:editId="4F60C353">
             <wp:extent cx="4710137" cy="3924300"/>
@@ -9309,6 +9294,9 @@
     </w:p>
     <w:p>
       <w:r>
+        <w:rPr>
+          <w:noProof/>
+        </w:rPr>
         <w:drawing>
           <wp:inline distT="0" distB="0" distL="0" distR="0" wp14:anchorId="71ABA2DF" wp14:editId="4877EF37">
             <wp:extent cx="4730750" cy="3911532"/>
@@ -9350,6 +9338,9 @@
     <w:p/>
     <w:p>
       <w:r>
+        <w:rPr>
+          <w:noProof/>
+        </w:rPr>
         <w:drawing>
           <wp:inline distT="0" distB="0" distL="0" distR="0" wp14:anchorId="6CC0CB40" wp14:editId="1EE5E408">
             <wp:extent cx="4210050" cy="3494106"/>
@@ -9389,6 +9380,9 @@
     </w:p>
     <w:p>
       <w:r>
+        <w:rPr>
+          <w:noProof/>
+        </w:rPr>
         <w:drawing>
           <wp:inline distT="0" distB="0" distL="0" distR="0" wp14:anchorId="17EDB255" wp14:editId="6FD317A0">
             <wp:extent cx="4254500" cy="3581320"/>
@@ -9434,6 +9428,9 @@
     <w:p/>
     <w:p>
       <w:r>
+        <w:rPr>
+          <w:noProof/>
+        </w:rPr>
         <w:drawing>
           <wp:inline distT="0" distB="0" distL="0" distR="0" wp14:anchorId="4EFF2B44" wp14:editId="134A3320">
             <wp:extent cx="4064000" cy="3411685"/>
@@ -9473,6 +9470,9 @@
     </w:p>
     <w:p>
       <w:r>
+        <w:rPr>
+          <w:noProof/>
+        </w:rPr>
         <w:drawing>
           <wp:inline distT="0" distB="0" distL="0" distR="0" wp14:anchorId="18F4A302" wp14:editId="08C8567D">
             <wp:extent cx="3994150" cy="3347660"/>
@@ -9519,6 +9519,9 @@
     <w:p/>
     <w:p>
       <w:r>
+        <w:rPr>
+          <w:noProof/>
+        </w:rPr>
         <w:drawing>
           <wp:inline distT="0" distB="0" distL="0" distR="0" wp14:anchorId="30990495" wp14:editId="49E3AEB9">
             <wp:extent cx="4181221" cy="3517900"/>
@@ -9558,6 +9561,9 @@
     </w:p>
     <w:p>
       <w:r>
+        <w:rPr>
+          <w:noProof/>
+        </w:rPr>
         <w:drawing>
           <wp:inline distT="0" distB="0" distL="0" distR="0" wp14:anchorId="29D0EDA0" wp14:editId="3A5ABBCE">
             <wp:extent cx="3860800" cy="3229084"/>
@@ -9604,6 +9610,9 @@
     <w:p/>
     <w:p>
       <w:r>
+        <w:rPr>
+          <w:noProof/>
+        </w:rPr>
         <w:drawing>
           <wp:inline distT="0" distB="0" distL="0" distR="0" wp14:anchorId="44A939B8" wp14:editId="6D44C4CF">
             <wp:extent cx="4368800" cy="3648977"/>
@@ -9643,6 +9652,9 @@
     </w:p>
     <w:p>
       <w:r>
+        <w:rPr>
+          <w:noProof/>
+        </w:rPr>
         <w:drawing>
           <wp:inline distT="0" distB="0" distL="0" distR="0" wp14:anchorId="0E8DD956" wp14:editId="0A504C1E">
             <wp:extent cx="4387190" cy="3683000"/>
@@ -9687,6 +9699,9 @@
     <w:p/>
     <w:p>
       <w:r>
+        <w:rPr>
+          <w:noProof/>
+        </w:rPr>
         <w:drawing>
           <wp:inline distT="0" distB="0" distL="0" distR="0" wp14:anchorId="2576696E" wp14:editId="4A712B1C">
             <wp:extent cx="4222750" cy="3550650"/>
@@ -9726,6 +9741,9 @@
     </w:p>
     <w:p>
       <w:r>
+        <w:rPr>
+          <w:noProof/>
+        </w:rPr>
         <w:drawing>
           <wp:inline distT="0" distB="0" distL="0" distR="0" wp14:anchorId="5326039C" wp14:editId="4092DD6C">
             <wp:extent cx="4197350" cy="3485743"/>
@@ -9771,6 +9789,9 @@
     <w:p/>
     <w:p>
       <w:r>
+        <w:rPr>
+          <w:noProof/>
+        </w:rPr>
         <w:drawing>
           <wp:inline distT="0" distB="0" distL="0" distR="0" wp14:anchorId="740A2C1C" wp14:editId="487BE1ED">
             <wp:extent cx="4201790" cy="3536950"/>
@@ -9811,6 +9832,9 @@
     <w:p/>
     <w:p>
       <w:r>
+        <w:rPr>
+          <w:noProof/>
+        </w:rPr>
         <w:drawing>
           <wp:inline distT="0" distB="0" distL="0" distR="0" wp14:anchorId="192A7972" wp14:editId="72D3ADF2">
             <wp:extent cx="4201160" cy="3531624"/>
@@ -9855,6 +9879,9 @@
     <w:p/>
     <w:p>
       <w:r>
+        <w:rPr>
+          <w:noProof/>
+        </w:rPr>
         <w:drawing>
           <wp:inline distT="0" distB="0" distL="0" distR="0" wp14:anchorId="549B7365" wp14:editId="571C4F0D">
             <wp:extent cx="4502150" cy="3731394"/>
@@ -15621,95 +15648,133 @@
           <w:b/>
           <w:bCs/>
         </w:rPr>
-        <w:t>Versión 1.0</w:t>
-      </w:r>
-    </w:p>
-    <w:p>
-      <w:pPr>
+        <w:t xml:space="preserve">1. </w:t>
+      </w:r>
+      <w:proofErr w:type="spellStart"/>
+      <w:r>
         <w:rPr>
           <w:b/>
           <w:bCs/>
         </w:rPr>
-      </w:pPr>
-      <w:r>
+        <w:t>ntroducción</w:t>
+      </w:r>
+      <w:proofErr w:type="spellEnd"/>
+    </w:p>
+    <w:p>
+      <w:r>
+        <w:t>La aplicación desarrollada permite la gestión de usuarios y el seguimiento de la Formación en Centros de Trabajo (FCT), facilitando la interacción entre administradores, profesores, tutores de empresa y estudiantes.</w:t>
+      </w:r>
+    </w:p>
+    <w:p>
+      <w:r>
+        <w:t>El sistema está diseñado para ofrecer una interfaz intuitiva y funcional, permitiendo a cada tipo de usuario acceder únicamente a las funcionalidades que le corresponden.</w:t>
+      </w:r>
+    </w:p>
+    <w:p/>
+    <w:p>
+      <w:pPr>
         <w:rPr>
           <w:b/>
           <w:bCs/>
         </w:rPr>
-        <w:t>1. Introducción</w:t>
-      </w:r>
-    </w:p>
-    <w:p>
-      <w:r>
-        <w:t xml:space="preserve">La aplicación </w:t>
-      </w:r>
+      </w:pPr>
       <w:r>
         <w:rPr>
           <w:b/>
           <w:bCs/>
         </w:rPr>
-        <w:t>Gestión de Formaciones en Empresa (FCT)</w:t>
-      </w:r>
-      <w:r>
-        <w:t xml:space="preserve"> permite administrar el proceso de asignación y seguimiento de alumnos en empresas, diferenciando el acceso según el rol del usuario.</w:t>
-      </w:r>
-    </w:p>
-    <w:p>
-      <w:r>
-        <w:t>Actualmente el sistema dispone de cuatro tipos de usuario:</w:t>
-      </w:r>
-    </w:p>
-    <w:p>
-      <w:pPr>
-        <w:pStyle w:val="Prrafodelista"/>
+        <w:t>2. Tipos de usuario</w:t>
+      </w:r>
+    </w:p>
+    <w:p>
+      <w:r>
+        <w:t>El sistema distingue cuatro roles:</w:t>
+      </w:r>
+    </w:p>
+    <w:p>
+      <w:pPr>
+        <w:rPr>
+          <w:b/>
+          <w:bCs/>
+        </w:rPr>
+      </w:pPr>
+      <w:r>
+        <w:rPr>
+          <w:b/>
+          <w:bCs/>
+        </w:rPr>
+        <w:t>Administrador</w:t>
+      </w:r>
+    </w:p>
+    <w:p>
+      <w:pPr>
         <w:numPr>
           <w:ilvl w:val="0"/>
-          <w:numId w:val="69"/>
+          <w:numId w:val="100"/>
         </w:numPr>
       </w:pPr>
       <w:r>
-        <w:t>Administrador</w:t>
-      </w:r>
-    </w:p>
-    <w:p>
-      <w:pPr>
-        <w:pStyle w:val="Prrafodelista"/>
+        <w:t xml:space="preserve">Gestiona usuarios del sistema </w:t>
+      </w:r>
+    </w:p>
+    <w:p>
+      <w:pPr>
         <w:numPr>
           <w:ilvl w:val="0"/>
-          <w:numId w:val="69"/>
+          <w:numId w:val="100"/>
         </w:numPr>
       </w:pPr>
       <w:r>
+        <w:t xml:space="preserve">Puede añadir, modificar y eliminar usuarios </w:t>
+      </w:r>
+    </w:p>
+    <w:p/>
+    <w:p>
+      <w:pPr>
+        <w:rPr>
+          <w:b/>
+          <w:bCs/>
+        </w:rPr>
+      </w:pPr>
+      <w:r>
+        <w:rPr>
+          <w:b/>
+          <w:bCs/>
+        </w:rPr>
         <w:t>Profesor</w:t>
       </w:r>
     </w:p>
     <w:p>
       <w:pPr>
-        <w:pStyle w:val="Prrafodelista"/>
         <w:numPr>
           <w:ilvl w:val="0"/>
-          <w:numId w:val="69"/>
+          <w:numId w:val="101"/>
         </w:numPr>
       </w:pPr>
       <w:r>
-        <w:t>Tutor de empresa</w:t>
-      </w:r>
-    </w:p>
-    <w:p>
-      <w:pPr>
-        <w:pStyle w:val="Prrafodelista"/>
+        <w:t xml:space="preserve">Crea nuevas FCT </w:t>
+      </w:r>
+    </w:p>
+    <w:p>
+      <w:pPr>
         <w:numPr>
           <w:ilvl w:val="0"/>
-          <w:numId w:val="69"/>
+          <w:numId w:val="101"/>
         </w:numPr>
       </w:pPr>
       <w:r>
-        <w:t>Estudiante</w:t>
-      </w:r>
-    </w:p>
-    <w:p>
-      <w:r>
-        <w:t>Cada rol tiene acceso a funcionalidades específicas.</w:t>
+        <w:t xml:space="preserve">Consulta FCT registradas </w:t>
+      </w:r>
+    </w:p>
+    <w:p>
+      <w:pPr>
+        <w:numPr>
+          <w:ilvl w:val="0"/>
+          <w:numId w:val="101"/>
+        </w:numPr>
+      </w:pPr>
+      <w:r>
+        <w:t xml:space="preserve">Gestiona estudiantes </w:t>
       </w:r>
     </w:p>
     <w:p/>
@@ -15725,200 +15790,82 @@
           <w:b/>
           <w:bCs/>
         </w:rPr>
-        <w:t>2. Requisitos del sistema</w:t>
-      </w:r>
-    </w:p>
-    <w:p>
-      <w:pPr>
-        <w:pStyle w:val="Prrafodelista"/>
+        <w:t>Tutor de empresa</w:t>
+      </w:r>
+    </w:p>
+    <w:p>
+      <w:pPr>
         <w:numPr>
           <w:ilvl w:val="0"/>
-          <w:numId w:val="69"/>
+          <w:numId w:val="102"/>
         </w:numPr>
       </w:pPr>
       <w:r>
-        <w:t xml:space="preserve">Java instalado (versión compatible con </w:t>
-      </w:r>
-      <w:proofErr w:type="spellStart"/>
-      <w:r>
-        <w:t>JavaFX</w:t>
-      </w:r>
-      <w:proofErr w:type="spellEnd"/>
-      <w:r>
-        <w:t xml:space="preserve"> 23).</w:t>
-      </w:r>
-    </w:p>
-    <w:p>
-      <w:pPr>
-        <w:pStyle w:val="Prrafodelista"/>
+        <w:t xml:space="preserve">Consulta alumnos asignados </w:t>
+      </w:r>
+    </w:p>
+    <w:p>
+      <w:pPr>
         <w:numPr>
           <w:ilvl w:val="0"/>
-          <w:numId w:val="69"/>
+          <w:numId w:val="102"/>
         </w:numPr>
       </w:pPr>
       <w:r>
-        <w:t>Servidor MySQL en ejecución.</w:t>
-      </w:r>
-    </w:p>
-    <w:p>
-      <w:pPr>
-        <w:pStyle w:val="Prrafodelista"/>
+        <w:t xml:space="preserve">Sube documentación para </w:t>
+      </w:r>
+      <w:r>
+        <w:t>el estudiante asignado</w:t>
+      </w:r>
+    </w:p>
+    <w:p/>
+    <w:p>
+      <w:pPr>
+        <w:rPr>
+          <w:b/>
+          <w:bCs/>
+        </w:rPr>
+      </w:pPr>
+      <w:r>
+        <w:rPr>
+          <w:b/>
+          <w:bCs/>
+        </w:rPr>
+        <w:t>Estudiante</w:t>
+      </w:r>
+    </w:p>
+    <w:p>
+      <w:pPr>
         <w:numPr>
           <w:ilvl w:val="0"/>
-          <w:numId w:val="69"/>
+          <w:numId w:val="103"/>
         </w:numPr>
       </w:pPr>
       <w:r>
-        <w:t>Base de datos configurada correctamente.</w:t>
-      </w:r>
-    </w:p>
-    <w:p>
-      <w:pPr>
-        <w:pStyle w:val="Prrafodelista"/>
+        <w:t xml:space="preserve">Consulta su empresa y tutor asignado </w:t>
+      </w:r>
+    </w:p>
+    <w:p>
+      <w:pPr>
         <w:numPr>
           <w:ilvl w:val="0"/>
-          <w:numId w:val="69"/>
+          <w:numId w:val="103"/>
         </w:numPr>
       </w:pPr>
       <w:r>
-        <w:t>Aplicación ejecutada mediante Maven o entorno compatible.</w:t>
-      </w:r>
-    </w:p>
-    <w:p>
-      <w:pPr>
-        <w:rPr>
-          <w:u w:val="single"/>
-        </w:rPr>
-      </w:pPr>
-    </w:p>
-    <w:p>
-      <w:pPr>
-        <w:rPr>
-          <w:b/>
-          <w:bCs/>
-        </w:rPr>
-      </w:pPr>
-      <w:r>
-        <w:rPr>
-          <w:b/>
-          <w:bCs/>
-        </w:rPr>
-        <w:t>3. Inicio de sesión</w:t>
-      </w:r>
-    </w:p>
-    <w:p>
-      <w:r>
-        <w:t xml:space="preserve">Al iniciar la aplicación se muestra la pantalla principal de </w:t>
-      </w:r>
-      <w:proofErr w:type="spellStart"/>
-      <w:r>
-        <w:t>login</w:t>
-      </w:r>
-      <w:proofErr w:type="spellEnd"/>
-      <w:r>
-        <w:t>.</w:t>
-      </w:r>
-    </w:p>
-    <w:p>
-      <w:pPr>
-        <w:rPr>
-          <w:b/>
-          <w:bCs/>
-        </w:rPr>
-      </w:pPr>
-      <w:r>
-        <w:rPr>
-          <w:b/>
-          <w:bCs/>
-        </w:rPr>
-        <w:t>Pasos para iniciar sesión:</w:t>
-      </w:r>
-    </w:p>
-    <w:p>
-      <w:pPr>
-        <w:numPr>
-          <w:ilvl w:val="0"/>
-          <w:numId w:val="71"/>
-        </w:numPr>
-      </w:pPr>
-      <w:r>
-        <w:t>Introducir el email.</w:t>
-      </w:r>
-    </w:p>
-    <w:p>
-      <w:pPr>
-        <w:numPr>
-          <w:ilvl w:val="0"/>
-          <w:numId w:val="71"/>
-        </w:numPr>
-      </w:pPr>
-      <w:r>
-        <w:t>Introducir la contraseña.</w:t>
-      </w:r>
-    </w:p>
-    <w:p>
-      <w:pPr>
-        <w:numPr>
-          <w:ilvl w:val="0"/>
-          <w:numId w:val="71"/>
-        </w:numPr>
-      </w:pPr>
-      <w:r>
-        <w:t xml:space="preserve">Pulsar el botón </w:t>
-      </w:r>
-      <w:r>
-        <w:rPr>
-          <w:b/>
-          <w:bCs/>
-        </w:rPr>
-        <w:t>Entrar</w:t>
-      </w:r>
-      <w:r>
-        <w:t>.</w:t>
-      </w:r>
-    </w:p>
-    <w:p/>
-    <w:p/>
-    <w:p>
-      <w:pPr>
-        <w:rPr>
-          <w:b/>
-          <w:bCs/>
-        </w:rPr>
-      </w:pPr>
-      <w:r>
-        <w:rPr>
-          <w:b/>
-          <w:bCs/>
-        </w:rPr>
-        <w:t>Validaciones:</w:t>
-      </w:r>
-    </w:p>
-    <w:p>
-      <w:pPr>
-        <w:pStyle w:val="Prrafodelista"/>
-        <w:numPr>
-          <w:ilvl w:val="0"/>
-          <w:numId w:val="69"/>
-        </w:numPr>
-      </w:pPr>
-      <w:r>
-        <w:t>Si las credenciales son incorrectas, se mostrará el mensaje:</w:t>
-      </w:r>
-    </w:p>
-    <w:p>
-      <w:r>
-        <w:rPr>
-          <w:i/>
-          <w:iCs/>
-        </w:rPr>
-        <w:t>“Por favor, verifique sus credenciales e inténtelo nuevamente.”</w:t>
+        <w:t xml:space="preserve">Descarga documentación subida por el tutor </w:t>
+      </w:r>
+      <w:r>
+        <w:t>asignado</w:t>
       </w:r>
     </w:p>
     <w:p/>
     <w:p/>
     <w:p/>
     <w:p/>
+    <w:p/>
+    <w:p/>
+    <w:p/>
     <w:p>
       <w:pPr>
         <w:rPr>
@@ -15931,8 +15878,20 @@
           <w:b/>
           <w:bCs/>
         </w:rPr>
-        <w:lastRenderedPageBreak/>
-        <w:t>4. Funcionalidades por rol</w:t>
+        <w:t>3. Inicio de sesión</w:t>
+      </w:r>
+    </w:p>
+    <w:p>
+      <w:r>
+        <w:t xml:space="preserve">Al iniciar la aplicación se muestra la pantalla de </w:t>
+      </w:r>
+      <w:proofErr w:type="spellStart"/>
+      <w:r>
+        <w:t>login</w:t>
+      </w:r>
+      <w:proofErr w:type="spellEnd"/>
+      <w:r>
+        <w:t>.</w:t>
       </w:r>
     </w:p>
     <w:p>
@@ -15947,216 +15906,196 @@
           <w:b/>
           <w:bCs/>
         </w:rPr>
-        <w:t>4.1 Estudiante</w:t>
-      </w:r>
-    </w:p>
-    <w:p>
-      <w:r>
-        <w:t>Al iniciar sesión como Estudiante se muestra el panel correspondiente.</w:t>
-      </w:r>
-    </w:p>
-    <w:p/>
-    <w:p>
-      <w:pPr>
+        <w:t>Funcionamiento:</w:t>
+      </w:r>
+    </w:p>
+    <w:p>
+      <w:pPr>
+        <w:numPr>
+          <w:ilvl w:val="0"/>
+          <w:numId w:val="104"/>
+        </w:numPr>
+      </w:pPr>
+      <w:r>
+        <w:t xml:space="preserve">Introducir email </w:t>
+      </w:r>
+    </w:p>
+    <w:p>
+      <w:pPr>
+        <w:numPr>
+          <w:ilvl w:val="0"/>
+          <w:numId w:val="104"/>
+        </w:numPr>
+      </w:pPr>
+      <w:r>
+        <w:t xml:space="preserve">Introducir contraseña </w:t>
+      </w:r>
+    </w:p>
+    <w:p>
+      <w:pPr>
+        <w:numPr>
+          <w:ilvl w:val="0"/>
+          <w:numId w:val="104"/>
+        </w:numPr>
+      </w:pPr>
+      <w:r>
+        <w:t xml:space="preserve">Pulsar </w:t>
+      </w:r>
+      <w:r>
         <w:rPr>
           <w:b/>
           <w:bCs/>
         </w:rPr>
-      </w:pPr>
-      <w:r>
+        <w:t>“Iniciar sesión”</w:t>
+      </w:r>
+      <w:r>
+        <w:t xml:space="preserve"> </w:t>
+      </w:r>
+    </w:p>
+    <w:p>
+      <w:r>
+        <w:t>El sistema redirige automáticamente al panel correspondiente según el rol del usuario.</w:t>
+      </w:r>
+    </w:p>
+    <w:p/>
+    <w:p>
+      <w:pPr>
         <w:rPr>
           <w:b/>
           <w:bCs/>
         </w:rPr>
-        <w:t>Funcionalidades disponibles:</w:t>
-      </w:r>
-    </w:p>
-    <w:p>
-      <w:pPr>
+      </w:pPr>
+      <w:r>
         <w:rPr>
           <w:b/>
           <w:bCs/>
         </w:rPr>
-      </w:pPr>
-      <w:r>
+        <w:t>4. Panel Administrador</w:t>
+      </w:r>
+    </w:p>
+    <w:p>
+      <w:r>
+        <w:t>El administrador accede a un panel con las siguientes opciones:</w:t>
+      </w:r>
+    </w:p>
+    <w:p>
+      <w:pPr>
         <w:rPr>
           <w:b/>
           <w:bCs/>
         </w:rPr>
-        <w:t>Consultar empresa y tutor asignado</w:t>
-      </w:r>
-    </w:p>
-    <w:p>
-      <w:r>
-        <w:t>Permite visualizar:</w:t>
-      </w:r>
-    </w:p>
-    <w:p>
-      <w:pPr>
-        <w:pStyle w:val="Prrafodelista"/>
+      </w:pPr>
+      <w:r>
+        <w:rPr>
+          <w:b/>
+          <w:bCs/>
+        </w:rPr>
+        <w:t>Añadir usuario</w:t>
+      </w:r>
+    </w:p>
+    <w:p>
+      <w:r>
+        <w:t>Permite crear un nuevo usuario introduciendo:</w:t>
+      </w:r>
+    </w:p>
+    <w:p>
+      <w:pPr>
         <w:numPr>
           <w:ilvl w:val="0"/>
-          <w:numId w:val="69"/>
+          <w:numId w:val="105"/>
         </w:numPr>
       </w:pPr>
       <w:r>
-        <w:t>Empresa asignada</w:t>
-      </w:r>
-    </w:p>
-    <w:p>
-      <w:pPr>
-        <w:pStyle w:val="Prrafodelista"/>
+        <w:t xml:space="preserve">Nombre </w:t>
+      </w:r>
+    </w:p>
+    <w:p>
+      <w:pPr>
         <w:numPr>
           <w:ilvl w:val="0"/>
-          <w:numId w:val="69"/>
+          <w:numId w:val="105"/>
         </w:numPr>
       </w:pPr>
       <w:r>
-        <w:t>Tutor de empresa asignado</w:t>
-      </w:r>
-    </w:p>
-    <w:p>
-      <w:r>
-        <w:t>Se muestra en una ventana informativa.</w:t>
-      </w:r>
-    </w:p>
-    <w:p>
-      <w:pPr>
+        <w:t xml:space="preserve">Apellidos </w:t>
+      </w:r>
+    </w:p>
+    <w:p>
+      <w:pPr>
+        <w:numPr>
+          <w:ilvl w:val="0"/>
+          <w:numId w:val="105"/>
+        </w:numPr>
+      </w:pPr>
+      <w:r>
+        <w:t xml:space="preserve">Email </w:t>
+      </w:r>
+    </w:p>
+    <w:p>
+      <w:pPr>
+        <w:numPr>
+          <w:ilvl w:val="0"/>
+          <w:numId w:val="105"/>
+        </w:numPr>
+      </w:pPr>
+      <w:r>
+        <w:t xml:space="preserve">Contraseña </w:t>
+      </w:r>
+    </w:p>
+    <w:p>
+      <w:pPr>
+        <w:numPr>
+          <w:ilvl w:val="0"/>
+          <w:numId w:val="105"/>
+        </w:numPr>
+      </w:pPr>
+      <w:r>
+        <w:t xml:space="preserve">Teléfono </w:t>
+      </w:r>
+    </w:p>
+    <w:p>
+      <w:pPr>
+        <w:numPr>
+          <w:ilvl w:val="0"/>
+          <w:numId w:val="105"/>
+        </w:numPr>
+      </w:pPr>
+      <w:r>
+        <w:t xml:space="preserve">Fecha de nacimiento </w:t>
+      </w:r>
+    </w:p>
+    <w:p>
+      <w:pPr>
+        <w:numPr>
+          <w:ilvl w:val="0"/>
+          <w:numId w:val="105"/>
+        </w:numPr>
+      </w:pPr>
+      <w:r>
+        <w:t xml:space="preserve">Género </w:t>
+      </w:r>
+    </w:p>
+    <w:p>
+      <w:pPr>
+        <w:numPr>
+          <w:ilvl w:val="0"/>
+          <w:numId w:val="105"/>
+        </w:numPr>
+      </w:pPr>
+      <w:r>
+        <w:t xml:space="preserve">Perfil </w:t>
+      </w:r>
+    </w:p>
+    <w:p>
+      <w:r>
+        <w:t xml:space="preserve">Acción: botón </w:t>
+      </w:r>
+      <w:r>
         <w:rPr>
           <w:b/>
           <w:bCs/>
         </w:rPr>
-      </w:pPr>
-      <w:r>
-        <w:rPr>
-          <w:b/>
-          <w:bCs/>
-        </w:rPr>
-        <w:t>Cerrar sesión</w:t>
-      </w:r>
-    </w:p>
-    <w:p>
-      <w:r>
-        <w:t xml:space="preserve">El botón </w:t>
-      </w:r>
-      <w:r>
-        <w:rPr>
-          <w:b/>
-          <w:bCs/>
-        </w:rPr>
-        <w:t>Cerrar Sesión</w:t>
-      </w:r>
-      <w:r>
-        <w:t xml:space="preserve"> devuelve al usuario a la pantalla de </w:t>
-      </w:r>
-      <w:proofErr w:type="spellStart"/>
-      <w:r>
-        <w:t>login</w:t>
-      </w:r>
-      <w:proofErr w:type="spellEnd"/>
-      <w:r>
-        <w:t>.</w:t>
-      </w:r>
-    </w:p>
-    <w:p/>
-    <w:p>
-      <w:pPr>
-        <w:rPr>
-          <w:b/>
-          <w:bCs/>
-        </w:rPr>
-      </w:pPr>
-      <w:r>
-        <w:rPr>
-          <w:b/>
-          <w:bCs/>
-        </w:rPr>
-        <w:t>4.2 Tutor de Empresa</w:t>
-      </w:r>
-    </w:p>
-    <w:p>
-      <w:r>
-        <w:t>Al iniciar sesión como Tutor de Empresa se muestra su panel personalizado.</w:t>
-      </w:r>
-    </w:p>
-    <w:p>
-      <w:pPr>
-        <w:rPr>
-          <w:b/>
-          <w:bCs/>
-        </w:rPr>
-      </w:pPr>
-      <w:r>
-        <w:rPr>
-          <w:b/>
-          <w:bCs/>
-        </w:rPr>
-        <w:t>Funcionalidades disponibles:</w:t>
-      </w:r>
-    </w:p>
-    <w:p>
-      <w:pPr>
-        <w:rPr>
-          <w:b/>
-          <w:bCs/>
-        </w:rPr>
-      </w:pPr>
-      <w:r>
-        <w:rPr>
-          <w:b/>
-          <w:bCs/>
-        </w:rPr>
-        <w:t>Consultar alumnos asignados</w:t>
-      </w:r>
-    </w:p>
-    <w:p>
-      <w:r>
-        <w:t>Permite visualizar:</w:t>
-      </w:r>
-    </w:p>
-    <w:p>
-      <w:pPr>
-        <w:pStyle w:val="Prrafodelista"/>
-        <w:numPr>
-          <w:ilvl w:val="0"/>
-          <w:numId w:val="69"/>
-        </w:numPr>
-      </w:pPr>
-      <w:r>
-        <w:t>Nombre y apellidos de los alumnos asignados a ese tutor.</w:t>
-      </w:r>
-    </w:p>
-    <w:p>
-      <w:r>
-        <w:t>Si no tiene alumnos asignados, se muestra un mensaje informativo.</w:t>
-      </w:r>
-    </w:p>
-    <w:p>
-      <w:pPr>
-        <w:rPr>
-          <w:b/>
-          <w:bCs/>
-        </w:rPr>
-      </w:pPr>
-      <w:r>
-        <w:rPr>
-          <w:b/>
-          <w:bCs/>
-        </w:rPr>
-        <w:t>Cerrar sesión</w:t>
-      </w:r>
-    </w:p>
-    <w:p>
-      <w:r>
-        <w:t xml:space="preserve">Devuelve al usuario al </w:t>
-      </w:r>
-      <w:proofErr w:type="spellStart"/>
-      <w:r>
-        <w:t>login</w:t>
-      </w:r>
-      <w:proofErr w:type="spellEnd"/>
-      <w:r>
-        <w:t>.</w:t>
+        <w:t>Guardar</w:t>
       </w:r>
     </w:p>
     <w:p/>
@@ -16169,6 +16108,7 @@
     <w:p/>
     <w:p/>
     <w:p/>
+    <w:p/>
     <w:p>
       <w:pPr>
         <w:rPr>
@@ -16181,15 +16121,54 @@
           <w:b/>
           <w:bCs/>
         </w:rPr>
-        <w:lastRenderedPageBreak/>
-        <w:t>4.3 Profesor</w:t>
-      </w:r>
-    </w:p>
-    <w:p>
-      <w:r>
-        <w:t>Al iniciar sesión como Profesor se muestra su panel de gestión.</w:t>
-      </w:r>
-    </w:p>
+        <w:t>Modificar usuario</w:t>
+      </w:r>
+    </w:p>
+    <w:p>
+      <w:pPr>
+        <w:numPr>
+          <w:ilvl w:val="0"/>
+          <w:numId w:val="106"/>
+        </w:numPr>
+      </w:pPr>
+      <w:r>
+        <w:t xml:space="preserve">Se muestra una tabla con todos los usuarios </w:t>
+      </w:r>
+    </w:p>
+    <w:p>
+      <w:pPr>
+        <w:numPr>
+          <w:ilvl w:val="0"/>
+          <w:numId w:val="106"/>
+        </w:numPr>
+      </w:pPr>
+      <w:r>
+        <w:t xml:space="preserve">Se selecciona uno </w:t>
+      </w:r>
+    </w:p>
+    <w:p>
+      <w:pPr>
+        <w:numPr>
+          <w:ilvl w:val="0"/>
+          <w:numId w:val="106"/>
+        </w:numPr>
+      </w:pPr>
+      <w:r>
+        <w:t xml:space="preserve">Se modifican sus datos </w:t>
+      </w:r>
+    </w:p>
+    <w:p>
+      <w:pPr>
+        <w:numPr>
+          <w:ilvl w:val="0"/>
+          <w:numId w:val="106"/>
+        </w:numPr>
+      </w:pPr>
+      <w:r>
+        <w:t xml:space="preserve">Se guardan los cambios </w:t>
+      </w:r>
+    </w:p>
+    <w:p/>
     <w:p>
       <w:pPr>
         <w:rPr>
@@ -16202,9 +16181,43 @@
           <w:b/>
           <w:bCs/>
         </w:rPr>
-        <w:t>Funcionalidades disponibles:</w:t>
-      </w:r>
-    </w:p>
+        <w:t>Eliminar usuario</w:t>
+      </w:r>
+    </w:p>
+    <w:p>
+      <w:pPr>
+        <w:numPr>
+          <w:ilvl w:val="0"/>
+          <w:numId w:val="107"/>
+        </w:numPr>
+      </w:pPr>
+      <w:r>
+        <w:t xml:space="preserve">Se muestra lista de usuarios </w:t>
+      </w:r>
+    </w:p>
+    <w:p>
+      <w:pPr>
+        <w:numPr>
+          <w:ilvl w:val="0"/>
+          <w:numId w:val="107"/>
+        </w:numPr>
+      </w:pPr>
+      <w:r>
+        <w:t xml:space="preserve">Se selecciona uno </w:t>
+      </w:r>
+    </w:p>
+    <w:p>
+      <w:pPr>
+        <w:numPr>
+          <w:ilvl w:val="0"/>
+          <w:numId w:val="107"/>
+        </w:numPr>
+      </w:pPr>
+      <w:r>
+        <w:t xml:space="preserve">Se elimina del sistema </w:t>
+      </w:r>
+    </w:p>
+    <w:p/>
     <w:p>
       <w:pPr>
         <w:rPr>
@@ -16217,100 +16230,225 @@
           <w:b/>
           <w:bCs/>
         </w:rPr>
-        <w:t xml:space="preserve">Consultar </w:t>
+        <w:t>Cerrar sesión</w:t>
+      </w:r>
+    </w:p>
+    <w:p>
+      <w:r>
+        <w:t xml:space="preserve">Permite volver a la pantalla de </w:t>
       </w:r>
       <w:proofErr w:type="spellStart"/>
       <w:r>
+        <w:t>login</w:t>
+      </w:r>
+      <w:proofErr w:type="spellEnd"/>
+      <w:r>
+        <w:t>.</w:t>
+      </w:r>
+    </w:p>
+    <w:p/>
+    <w:p>
+      <w:pPr>
         <w:rPr>
           <w:b/>
           <w:bCs/>
         </w:rPr>
-        <w:t>FCTs</w:t>
-      </w:r>
-      <w:proofErr w:type="spellEnd"/>
-    </w:p>
-    <w:p>
-      <w:r>
-        <w:t>Permite visualizar en una tabla:</w:t>
-      </w:r>
-    </w:p>
-    <w:p>
-      <w:pPr>
-        <w:pStyle w:val="Prrafodelista"/>
+      </w:pPr>
+      <w:r>
+        <w:rPr>
+          <w:b/>
+          <w:bCs/>
+        </w:rPr>
+        <w:t>5. Panel Profesor</w:t>
+      </w:r>
+    </w:p>
+    <w:p>
+      <w:r>
+        <w:t>El profesor dispone de las siguientes funcionalidades:</w:t>
+      </w:r>
+    </w:p>
+    <w:p/>
+    <w:p>
+      <w:pPr>
+        <w:rPr>
+          <w:b/>
+          <w:bCs/>
+        </w:rPr>
+      </w:pPr>
+      <w:r>
+        <w:rPr>
+          <w:b/>
+          <w:bCs/>
+        </w:rPr>
+        <w:t>Crear FCT</w:t>
+      </w:r>
+    </w:p>
+    <w:p>
+      <w:r>
+        <w:t>Permite registrar una nueva formación:</w:t>
+      </w:r>
+    </w:p>
+    <w:p>
+      <w:pPr>
         <w:numPr>
           <w:ilvl w:val="0"/>
-          <w:numId w:val="69"/>
+          <w:numId w:val="108"/>
         </w:numPr>
       </w:pPr>
       <w:r>
-        <w:t>Alumno</w:t>
-      </w:r>
-    </w:p>
-    <w:p>
-      <w:pPr>
-        <w:pStyle w:val="Prrafodelista"/>
+        <w:t xml:space="preserve">Seleccionar alumno </w:t>
+      </w:r>
+    </w:p>
+    <w:p>
+      <w:pPr>
         <w:numPr>
           <w:ilvl w:val="0"/>
-          <w:numId w:val="69"/>
+          <w:numId w:val="108"/>
         </w:numPr>
       </w:pPr>
       <w:r>
-        <w:t>Tutor de empresa</w:t>
-      </w:r>
-    </w:p>
-    <w:p>
-      <w:pPr>
-        <w:pStyle w:val="Prrafodelista"/>
+        <w:t xml:space="preserve">Seleccionar tutor de empresa </w:t>
+      </w:r>
+    </w:p>
+    <w:p>
+      <w:pPr>
         <w:numPr>
           <w:ilvl w:val="0"/>
-          <w:numId w:val="69"/>
+          <w:numId w:val="108"/>
         </w:numPr>
       </w:pPr>
       <w:r>
-        <w:t>Empresa</w:t>
-      </w:r>
-    </w:p>
-    <w:p>
-      <w:pPr>
-        <w:pStyle w:val="Prrafodelista"/>
+        <w:t xml:space="preserve">Introducir nombre de empresa </w:t>
+      </w:r>
+    </w:p>
+    <w:p>
+      <w:pPr>
         <w:numPr>
           <w:ilvl w:val="0"/>
-          <w:numId w:val="69"/>
+          <w:numId w:val="108"/>
         </w:numPr>
       </w:pPr>
       <w:r>
-        <w:t>Fecha de inicio</w:t>
-      </w:r>
-    </w:p>
-    <w:p>
-      <w:pPr>
-        <w:pStyle w:val="Prrafodelista"/>
+        <w:t xml:space="preserve">Indicar fechas (inicio y fin) </w:t>
+      </w:r>
+    </w:p>
+    <w:p>
+      <w:pPr>
         <w:numPr>
           <w:ilvl w:val="0"/>
-          <w:numId w:val="69"/>
+          <w:numId w:val="108"/>
         </w:numPr>
       </w:pPr>
       <w:r>
-        <w:t>Fecha de fin</w:t>
-      </w:r>
-    </w:p>
-    <w:p>
-      <w:pPr>
-        <w:pStyle w:val="Prrafodelista"/>
+        <w:t xml:space="preserve">Seleccionar estado </w:t>
+      </w:r>
+    </w:p>
+    <w:p>
+      <w:r>
+        <w:t xml:space="preserve">Acción: botón </w:t>
+      </w:r>
+      <w:r>
+        <w:rPr>
+          <w:b/>
+          <w:bCs/>
+        </w:rPr>
+        <w:t>Guardar</w:t>
+      </w:r>
+    </w:p>
+    <w:p/>
+    <w:p/>
+    <w:p/>
+    <w:p/>
+    <w:p/>
+    <w:p/>
+    <w:p/>
+    <w:p>
+      <w:pPr>
+        <w:rPr>
+          <w:b/>
+          <w:bCs/>
+        </w:rPr>
+      </w:pPr>
+      <w:r>
+        <w:rPr>
+          <w:b/>
+          <w:bCs/>
+        </w:rPr>
+        <w:t>Consultar FCT</w:t>
+      </w:r>
+    </w:p>
+    <w:p>
+      <w:r>
+        <w:t>Muestra una tabla con:</w:t>
+      </w:r>
+    </w:p>
+    <w:p>
+      <w:pPr>
         <w:numPr>
           <w:ilvl w:val="0"/>
-          <w:numId w:val="69"/>
+          <w:numId w:val="109"/>
         </w:numPr>
       </w:pPr>
       <w:r>
-        <w:t>Estado de la formación</w:t>
-      </w:r>
-    </w:p>
-    <w:p>
-      <w:r>
-        <w:t>Si no existen registros, la tabla aparecerá vacía.</w:t>
-      </w:r>
-    </w:p>
+        <w:t xml:space="preserve">Alumno </w:t>
+      </w:r>
+    </w:p>
+    <w:p>
+      <w:pPr>
+        <w:numPr>
+          <w:ilvl w:val="0"/>
+          <w:numId w:val="109"/>
+        </w:numPr>
+      </w:pPr>
+      <w:r>
+        <w:t xml:space="preserve">Tutor </w:t>
+      </w:r>
+    </w:p>
+    <w:p>
+      <w:pPr>
+        <w:numPr>
+          <w:ilvl w:val="0"/>
+          <w:numId w:val="109"/>
+        </w:numPr>
+      </w:pPr>
+      <w:r>
+        <w:t xml:space="preserve">Empresa </w:t>
+      </w:r>
+    </w:p>
+    <w:p>
+      <w:pPr>
+        <w:numPr>
+          <w:ilvl w:val="0"/>
+          <w:numId w:val="109"/>
+        </w:numPr>
+      </w:pPr>
+      <w:r>
+        <w:t xml:space="preserve">Fecha inicio </w:t>
+      </w:r>
+    </w:p>
+    <w:p>
+      <w:pPr>
+        <w:numPr>
+          <w:ilvl w:val="0"/>
+          <w:numId w:val="109"/>
+        </w:numPr>
+      </w:pPr>
+      <w:r>
+        <w:t xml:space="preserve">Fecha fin </w:t>
+      </w:r>
+    </w:p>
+    <w:p>
+      <w:pPr>
+        <w:numPr>
+          <w:ilvl w:val="0"/>
+          <w:numId w:val="109"/>
+        </w:numPr>
+      </w:pPr>
+      <w:r>
+        <w:t xml:space="preserve">Estado </w:t>
+      </w:r>
+    </w:p>
+    <w:p/>
     <w:p>
       <w:pPr>
         <w:rPr>
@@ -16323,23 +16461,69 @@
           <w:b/>
           <w:bCs/>
         </w:rPr>
-        <w:t>Cerrar sesión</w:t>
-      </w:r>
-    </w:p>
-    <w:p>
-      <w:r>
-        <w:t xml:space="preserve">Regresa al </w:t>
-      </w:r>
-      <w:proofErr w:type="spellStart"/>
-      <w:r>
-        <w:t>login</w:t>
-      </w:r>
-      <w:proofErr w:type="spellEnd"/>
-      <w:r>
-        <w:t>.</w:t>
-      </w:r>
-    </w:p>
-    <w:p/>
+        <w:t>Gestionar estudiantes</w:t>
+      </w:r>
+    </w:p>
+    <w:p>
+      <w:r>
+        <w:t>Visualiza todos los estudiantes con:</w:t>
+      </w:r>
+    </w:p>
+    <w:p>
+      <w:pPr>
+        <w:numPr>
+          <w:ilvl w:val="0"/>
+          <w:numId w:val="110"/>
+        </w:numPr>
+      </w:pPr>
+      <w:r>
+        <w:t xml:space="preserve">Nombre </w:t>
+      </w:r>
+    </w:p>
+    <w:p>
+      <w:pPr>
+        <w:numPr>
+          <w:ilvl w:val="0"/>
+          <w:numId w:val="110"/>
+        </w:numPr>
+      </w:pPr>
+      <w:r>
+        <w:t xml:space="preserve">Apellidos </w:t>
+      </w:r>
+    </w:p>
+    <w:p>
+      <w:pPr>
+        <w:numPr>
+          <w:ilvl w:val="0"/>
+          <w:numId w:val="110"/>
+        </w:numPr>
+      </w:pPr>
+      <w:r>
+        <w:t xml:space="preserve">Fecha de nacimiento </w:t>
+      </w:r>
+    </w:p>
+    <w:p>
+      <w:pPr>
+        <w:numPr>
+          <w:ilvl w:val="0"/>
+          <w:numId w:val="110"/>
+        </w:numPr>
+      </w:pPr>
+      <w:r>
+        <w:t xml:space="preserve">Género </w:t>
+      </w:r>
+    </w:p>
+    <w:p>
+      <w:pPr>
+        <w:numPr>
+          <w:ilvl w:val="0"/>
+          <w:numId w:val="110"/>
+        </w:numPr>
+      </w:pPr>
+      <w:r>
+        <w:t xml:space="preserve">Teléfono </w:t>
+      </w:r>
+    </w:p>
     <w:p>
       <w:pPr>
         <w:rPr>
@@ -16352,14 +16536,10 @@
           <w:b/>
           <w:bCs/>
         </w:rPr>
-        <w:t>4.4 Administrador</w:t>
-      </w:r>
-    </w:p>
-    <w:p>
-      <w:r>
-        <w:t>El Administrador puede acceder al panel general del sistema.</w:t>
-      </w:r>
-    </w:p>
+        <w:t>Cerrar sesión</w:t>
+      </w:r>
+    </w:p>
+    <w:p/>
     <w:p>
       <w:pPr>
         <w:rPr>
@@ -16372,55 +16552,62 @@
           <w:b/>
           <w:bCs/>
         </w:rPr>
-        <w:t>Funcionalidades actuales:</w:t>
-      </w:r>
-    </w:p>
-    <w:p>
-      <w:pPr>
-        <w:pStyle w:val="Prrafodelista"/>
+        <w:t>6. Panel Tutor de Empresa</w:t>
+      </w:r>
+    </w:p>
+    <w:p>
+      <w:pPr>
+        <w:rPr>
+          <w:b/>
+          <w:bCs/>
+        </w:rPr>
+      </w:pPr>
+      <w:r>
+        <w:rPr>
+          <w:b/>
+          <w:bCs/>
+        </w:rPr>
+        <w:t>Consultar alumnos asignados</w:t>
+      </w:r>
+    </w:p>
+    <w:p>
+      <w:r>
+        <w:t>El tutor puede ver:</w:t>
+      </w:r>
+    </w:p>
+    <w:p>
+      <w:pPr>
         <w:numPr>
           <w:ilvl w:val="0"/>
-          <w:numId w:val="69"/>
+          <w:numId w:val="111"/>
         </w:numPr>
       </w:pPr>
       <w:r>
-        <w:t>Acceso al panel principal.</w:t>
-      </w:r>
-    </w:p>
-    <w:p>
-      <w:pPr>
-        <w:pStyle w:val="Prrafodelista"/>
+        <w:t xml:space="preserve">Nombre del alumno </w:t>
+      </w:r>
+    </w:p>
+    <w:p>
+      <w:pPr>
         <w:numPr>
           <w:ilvl w:val="0"/>
-          <w:numId w:val="69"/>
+          <w:numId w:val="111"/>
         </w:numPr>
       </w:pPr>
       <w:r>
-        <w:t>Navegación por la aplicación.</w:t>
-      </w:r>
-    </w:p>
-    <w:p>
-      <w:pPr>
-        <w:pStyle w:val="Prrafodelista"/>
+        <w:t xml:space="preserve">Datos personales </w:t>
+      </w:r>
+    </w:p>
+    <w:p>
+      <w:pPr>
         <w:numPr>
           <w:ilvl w:val="0"/>
-          <w:numId w:val="69"/>
+          <w:numId w:val="111"/>
         </w:numPr>
       </w:pPr>
       <w:r>
-        <w:t>Cierre de sesión.</w:t>
-      </w:r>
-    </w:p>
-    <w:p>
-      <w:r>
-        <w:rPr>
-          <w:i/>
-          <w:iCs/>
-        </w:rPr>
-        <w:t>(En futuras versiones se añadirá gestión completa de usuarios.)</w:t>
-      </w:r>
-    </w:p>
-    <w:p/>
+        <w:t xml:space="preserve">Información de la FCT </w:t>
+      </w:r>
+    </w:p>
     <w:p>
       <w:pPr>
         <w:rPr>
@@ -16433,69 +16620,128 @@
           <w:b/>
           <w:bCs/>
         </w:rPr>
-        <w:t>5. Gestión de sesiones</w:t>
-      </w:r>
-    </w:p>
-    <w:p>
-      <w:r>
-        <w:t>La aplicación mantiene la sesión activa mientras el usuario permanezca en su panel.</w:t>
-      </w:r>
-    </w:p>
-    <w:p>
-      <w:r>
-        <w:t xml:space="preserve">Al pulsar </w:t>
-      </w:r>
-      <w:r>
+        <w:t>Subir documentación</w:t>
+      </w:r>
+    </w:p>
+    <w:p>
+      <w:r>
+        <w:t>Permite subir archivos (PDF):</w:t>
+      </w:r>
+    </w:p>
+    <w:p>
+      <w:pPr>
+        <w:numPr>
+          <w:ilvl w:val="0"/>
+          <w:numId w:val="112"/>
+        </w:numPr>
+      </w:pPr>
+      <w:r>
+        <w:t xml:space="preserve">Seleccionar archivo </w:t>
+      </w:r>
+    </w:p>
+    <w:p>
+      <w:pPr>
+        <w:numPr>
+          <w:ilvl w:val="0"/>
+          <w:numId w:val="112"/>
+        </w:numPr>
+      </w:pPr>
+      <w:r>
+        <w:t xml:space="preserve">Confirmar subida </w:t>
+      </w:r>
+    </w:p>
+    <w:p>
+      <w:r>
+        <w:t>El documento se asigna automáticamente al estudiante correspondiente</w:t>
+      </w:r>
+    </w:p>
+    <w:p>
+      <w:pPr>
         <w:rPr>
           <w:b/>
           <w:bCs/>
         </w:rPr>
-        <w:t>Cerrar Sesión</w:t>
-      </w:r>
-      <w:r>
-        <w:t>, la aplicación:</w:t>
-      </w:r>
-    </w:p>
-    <w:p>
-      <w:pPr>
-        <w:pStyle w:val="Prrafodelista"/>
+      </w:pPr>
+      <w:r>
+        <w:rPr>
+          <w:b/>
+          <w:bCs/>
+        </w:rPr>
+        <w:t xml:space="preserve"> Cerrar sesión</w:t>
+      </w:r>
+    </w:p>
+    <w:p/>
+    <w:p>
+      <w:pPr>
+        <w:rPr>
+          <w:b/>
+          <w:bCs/>
+        </w:rPr>
+      </w:pPr>
+    </w:p>
+    <w:p>
+      <w:pPr>
+        <w:rPr>
+          <w:b/>
+          <w:bCs/>
+        </w:rPr>
+      </w:pPr>
+      <w:r>
+        <w:rPr>
+          <w:b/>
+          <w:bCs/>
+        </w:rPr>
+        <w:t>7. Panel Estudiante</w:t>
+      </w:r>
+    </w:p>
+    <w:p>
+      <w:pPr>
+        <w:rPr>
+          <w:b/>
+          <w:bCs/>
+        </w:rPr>
+      </w:pPr>
+      <w:r>
+        <w:rPr>
+          <w:b/>
+          <w:bCs/>
+        </w:rPr>
+        <w:t>Consultar documentación</w:t>
+      </w:r>
+    </w:p>
+    <w:p>
+      <w:r>
+        <w:t>El estudiante puede:</w:t>
+      </w:r>
+    </w:p>
+    <w:p>
+      <w:pPr>
         <w:numPr>
           <w:ilvl w:val="0"/>
-          <w:numId w:val="69"/>
+          <w:numId w:val="113"/>
         </w:numPr>
       </w:pPr>
       <w:r>
-        <w:t xml:space="preserve">Limpia el usuario </w:t>
-      </w:r>
-      <w:proofErr w:type="spellStart"/>
-      <w:r>
-        <w:t>logueado</w:t>
-      </w:r>
-      <w:proofErr w:type="spellEnd"/>
-      <w:r>
-        <w:t>.</w:t>
-      </w:r>
-    </w:p>
-    <w:p>
-      <w:pPr>
-        <w:pStyle w:val="Prrafodelista"/>
+        <w:t xml:space="preserve">Ver documentos disponibles </w:t>
+      </w:r>
+    </w:p>
+    <w:p>
+      <w:pPr>
         <w:numPr>
           <w:ilvl w:val="0"/>
-          <w:numId w:val="69"/>
+          <w:numId w:val="113"/>
         </w:numPr>
       </w:pPr>
       <w:r>
-        <w:t xml:space="preserve">Regresa a la pantalla de </w:t>
-      </w:r>
-      <w:proofErr w:type="spellStart"/>
-      <w:r>
-        <w:t>login</w:t>
-      </w:r>
-      <w:proofErr w:type="spellEnd"/>
-      <w:r>
-        <w:t>.</w:t>
-      </w:r>
-    </w:p>
+        <w:t xml:space="preserve">Descargar archivos </w:t>
+      </w:r>
+    </w:p>
+    <w:p>
+      <w:r>
+        <w:t>Acción: doble clic o botón descargar</w:t>
+      </w:r>
+    </w:p>
+    <w:p/>
     <w:p>
       <w:pPr>
         <w:rPr>
@@ -16508,80 +16754,113 @@
           <w:b/>
           <w:bCs/>
         </w:rPr>
-        <w:t>6. Mensajes y validaciones</w:t>
-      </w:r>
-    </w:p>
-    <w:p>
-      <w:r>
-        <w:t>El sistema incluye:</w:t>
-      </w:r>
-    </w:p>
-    <w:p>
-      <w:pPr>
-        <w:pStyle w:val="Prrafodelista"/>
+        <w:t>Consultar empresa y tutor</w:t>
+      </w:r>
+    </w:p>
+    <w:p>
+      <w:r>
+        <w:t>Muestra:</w:t>
+      </w:r>
+    </w:p>
+    <w:p>
+      <w:pPr>
         <w:numPr>
           <w:ilvl w:val="0"/>
-          <w:numId w:val="69"/>
+          <w:numId w:val="114"/>
         </w:numPr>
       </w:pPr>
       <w:r>
-        <w:t>Validación de credenciales.</w:t>
-      </w:r>
-    </w:p>
-    <w:p>
-      <w:pPr>
-        <w:pStyle w:val="Prrafodelista"/>
+        <w:t xml:space="preserve">Empresa asignada </w:t>
+      </w:r>
+    </w:p>
+    <w:p>
+      <w:pPr>
         <w:numPr>
           <w:ilvl w:val="0"/>
-          <w:numId w:val="69"/>
+          <w:numId w:val="114"/>
         </w:numPr>
       </w:pPr>
       <w:r>
-        <w:t>Control de acceso por rol.</w:t>
-      </w:r>
-    </w:p>
-    <w:p>
-      <w:pPr>
-        <w:pStyle w:val="Prrafodelista"/>
+        <w:t xml:space="preserve">Tutor de empresa </w:t>
+      </w:r>
+    </w:p>
+    <w:p>
+      <w:pPr>
         <w:numPr>
           <w:ilvl w:val="0"/>
-          <w:numId w:val="69"/>
+          <w:numId w:val="114"/>
         </w:numPr>
       </w:pPr>
       <w:r>
-        <w:t>Alertas informativas.</w:t>
-      </w:r>
-    </w:p>
-    <w:p>
-      <w:pPr>
-        <w:pStyle w:val="Prrafodelista"/>
+        <w:t xml:space="preserve">Información de la FCT </w:t>
+      </w:r>
+    </w:p>
+    <w:p>
+      <w:pPr>
+        <w:rPr>
+          <w:b/>
+          <w:bCs/>
+        </w:rPr>
+      </w:pPr>
+      <w:r>
+        <w:rPr>
+          <w:b/>
+          <w:bCs/>
+        </w:rPr>
+        <w:t>Cerrar sesión</w:t>
+      </w:r>
+    </w:p>
+    <w:p/>
+    <w:p>
+      <w:pPr>
+        <w:rPr>
+          <w:b/>
+          <w:bCs/>
+        </w:rPr>
+      </w:pPr>
+      <w:r>
+        <w:rPr>
+          <w:b/>
+          <w:bCs/>
+        </w:rPr>
+        <w:t>8. Funcionamiento general</w:t>
+      </w:r>
+    </w:p>
+    <w:p>
+      <w:pPr>
+        <w:rPr>
+          <w:b/>
+          <w:bCs/>
+        </w:rPr>
+      </w:pPr>
+      <w:r>
+        <w:rPr>
+          <w:b/>
+          <w:bCs/>
+        </w:rPr>
+        <w:t>Navegación</w:t>
+      </w:r>
+    </w:p>
+    <w:p>
+      <w:pPr>
         <w:numPr>
           <w:ilvl w:val="0"/>
-          <w:numId w:val="69"/>
+          <w:numId w:val="115"/>
         </w:numPr>
       </w:pPr>
       <w:r>
-        <w:t>Mensajes de error controlados.</w:t>
-      </w:r>
-    </w:p>
-    <w:p>
-      <w:pPr>
-        <w:pStyle w:val="Prrafodelista"/>
+        <w:t xml:space="preserve">Se realiza mediante botones </w:t>
+      </w:r>
+    </w:p>
+    <w:p>
+      <w:pPr>
         <w:numPr>
           <w:ilvl w:val="0"/>
-          <w:numId w:val="69"/>
+          <w:numId w:val="115"/>
         </w:numPr>
       </w:pPr>
       <w:r>
-        <w:t xml:space="preserve">Interfaz adaptada dinámicamente al usuario </w:t>
-      </w:r>
-      <w:proofErr w:type="spellStart"/>
-      <w:r>
-        <w:t>logueado</w:t>
-      </w:r>
-      <w:proofErr w:type="spellEnd"/>
-      <w:r>
-        <w:t>.</w:t>
+        <w:t xml:space="preserve">Cada acción abre una nueva vista </w:t>
       </w:r>
     </w:p>
     <w:p/>
@@ -16597,64 +16876,74 @@
           <w:b/>
           <w:bCs/>
         </w:rPr>
-        <w:lastRenderedPageBreak/>
-        <w:t>7. Limitaciones de la versión 1.0</w:t>
-      </w:r>
-    </w:p>
-    <w:p>
-      <w:r>
-        <w:t>En esta versión inicial:</w:t>
-      </w:r>
-    </w:p>
-    <w:p>
-      <w:pPr>
-        <w:pStyle w:val="Prrafodelista"/>
+        <w:t>Validaciones</w:t>
+      </w:r>
+    </w:p>
+    <w:p>
+      <w:pPr>
         <w:numPr>
           <w:ilvl w:val="0"/>
-          <w:numId w:val="69"/>
+          <w:numId w:val="116"/>
         </w:numPr>
       </w:pPr>
       <w:r>
-        <w:t>No se pueden crear usuarios desde la interfaz.</w:t>
-      </w:r>
-    </w:p>
-    <w:p>
-      <w:pPr>
-        <w:pStyle w:val="Prrafodelista"/>
+        <w:t xml:space="preserve">No se permite guardar formularios incompletos </w:t>
+      </w:r>
+    </w:p>
+    <w:p>
+      <w:pPr>
         <w:numPr>
           <w:ilvl w:val="0"/>
-          <w:numId w:val="69"/>
+          <w:numId w:val="116"/>
         </w:numPr>
       </w:pPr>
       <w:r>
-        <w:t xml:space="preserve">No se pueden modificar </w:t>
-      </w:r>
-      <w:proofErr w:type="spellStart"/>
-      <w:r>
-        <w:t>FCTs</w:t>
-      </w:r>
-      <w:proofErr w:type="spellEnd"/>
-      <w:r>
-        <w:t xml:space="preserve"> desde la aplicación.</w:t>
-      </w:r>
-    </w:p>
-    <w:p>
-      <w:pPr>
-        <w:pStyle w:val="Prrafodelista"/>
+        <w:t xml:space="preserve">Se muestran mensajes de error </w:t>
+      </w:r>
+    </w:p>
+    <w:p/>
+    <w:p>
+      <w:pPr>
+        <w:rPr>
+          <w:b/>
+          <w:bCs/>
+        </w:rPr>
+      </w:pPr>
+      <w:r>
+        <w:rPr>
+          <w:b/>
+          <w:bCs/>
+        </w:rPr>
+        <w:t>Gestión de datos</w:t>
+      </w:r>
+    </w:p>
+    <w:p>
+      <w:pPr>
         <w:numPr>
           <w:ilvl w:val="0"/>
-          <w:numId w:val="69"/>
+          <w:numId w:val="117"/>
         </w:numPr>
       </w:pPr>
       <w:r>
-        <w:t>No se gestiona todavía subida real de documentos.</w:t>
-      </w:r>
-    </w:p>
-    <w:p>
-      <w:r>
-        <w:t>Estas funcionalidades están previstas para futuras versiones.</w:t>
-      </w:r>
-    </w:p>
+        <w:t xml:space="preserve">Los datos se almacenan en base de datos </w:t>
+      </w:r>
+    </w:p>
+    <w:p>
+      <w:pPr>
+        <w:numPr>
+          <w:ilvl w:val="0"/>
+          <w:numId w:val="117"/>
+        </w:numPr>
+      </w:pPr>
+      <w:r>
+        <w:t xml:space="preserve">Los cambios se reflejan en tiempo real </w:t>
+      </w:r>
+    </w:p>
+    <w:p/>
+    <w:p/>
+    <w:p/>
+    <w:p/>
+    <w:p/>
     <w:p/>
     <w:p>
       <w:pPr>
@@ -16668,43 +16957,142 @@
           <w:b/>
           <w:bCs/>
         </w:rPr>
-        <w:t>8. Próximas mejoras previstas (Versión 1.1)</w:t>
-      </w:r>
-    </w:p>
-    <w:p>
-      <w:pPr>
-        <w:pStyle w:val="Prrafodelista"/>
+        <w:t>9. Gestión de documentos</w:t>
+      </w:r>
+    </w:p>
+    <w:p>
+      <w:pPr>
+        <w:rPr>
+          <w:b/>
+          <w:bCs/>
+        </w:rPr>
+      </w:pPr>
+      <w:r>
+        <w:rPr>
+          <w:b/>
+          <w:bCs/>
+        </w:rPr>
+        <w:t>Subida</w:t>
+      </w:r>
+    </w:p>
+    <w:p>
+      <w:pPr>
         <w:numPr>
           <w:ilvl w:val="0"/>
-          <w:numId w:val="69"/>
+          <w:numId w:val="118"/>
         </w:numPr>
       </w:pPr>
       <w:r>
-        <w:t>Gestión completa de usuarios por parte del Administrador.</w:t>
-      </w:r>
-    </w:p>
-    <w:p>
-      <w:pPr>
-        <w:pStyle w:val="Prrafodelista"/>
+        <w:t xml:space="preserve">Realizada por el tutor </w:t>
+      </w:r>
+    </w:p>
+    <w:p>
+      <w:pPr>
         <w:numPr>
           <w:ilvl w:val="0"/>
-          <w:numId w:val="69"/>
+          <w:numId w:val="118"/>
         </w:numPr>
       </w:pPr>
       <w:r>
-        <w:t>Subida de documentación por Tutor y visión por parte de Estudiante.</w:t>
-      </w:r>
-    </w:p>
-    <w:p>
-      <w:pPr>
-        <w:pStyle w:val="Prrafodelista"/>
+        <w:t xml:space="preserve">Se guarda la ruta del archivo </w:t>
+      </w:r>
+    </w:p>
+    <w:p/>
+    <w:p>
+      <w:pPr>
+        <w:rPr>
+          <w:b/>
+          <w:bCs/>
+        </w:rPr>
+      </w:pPr>
+      <w:r>
+        <w:rPr>
+          <w:b/>
+          <w:bCs/>
+        </w:rPr>
+        <w:t>Descarga</w:t>
+      </w:r>
+    </w:p>
+    <w:p>
+      <w:pPr>
         <w:numPr>
           <w:ilvl w:val="0"/>
-          <w:numId w:val="69"/>
+          <w:numId w:val="119"/>
         </w:numPr>
       </w:pPr>
       <w:r>
-        <w:t>Consulta completa de empresas y estudiantes por parte de Profesor.</w:t>
+        <w:t xml:space="preserve">Disponible para el estudiante </w:t>
+      </w:r>
+    </w:p>
+    <w:p>
+      <w:pPr>
+        <w:numPr>
+          <w:ilvl w:val="0"/>
+          <w:numId w:val="119"/>
+        </w:numPr>
+      </w:pPr>
+      <w:r>
+        <w:t xml:space="preserve">Se abre o descarga el archivo </w:t>
+      </w:r>
+    </w:p>
+    <w:p/>
+    <w:p>
+      <w:pPr>
+        <w:rPr>
+          <w:b/>
+          <w:bCs/>
+        </w:rPr>
+      </w:pPr>
+      <w:r>
+        <w:rPr>
+          <w:b/>
+          <w:bCs/>
+        </w:rPr>
+        <w:t>10. Recomendaciones de uso</w:t>
+      </w:r>
+    </w:p>
+    <w:p>
+      <w:pPr>
+        <w:numPr>
+          <w:ilvl w:val="0"/>
+          <w:numId w:val="120"/>
+        </w:numPr>
+      </w:pPr>
+      <w:r>
+        <w:t xml:space="preserve">Introducir datos correctamente </w:t>
+      </w:r>
+    </w:p>
+    <w:p>
+      <w:pPr>
+        <w:numPr>
+          <w:ilvl w:val="0"/>
+          <w:numId w:val="120"/>
+        </w:numPr>
+      </w:pPr>
+      <w:r>
+        <w:t xml:space="preserve">No dejar campos vacíos </w:t>
+      </w:r>
+    </w:p>
+    <w:p>
+      <w:pPr>
+        <w:numPr>
+          <w:ilvl w:val="0"/>
+          <w:numId w:val="120"/>
+        </w:numPr>
+      </w:pPr>
+      <w:r>
+        <w:t xml:space="preserve">Comprobar antes de guardar cambios </w:t>
+      </w:r>
+    </w:p>
+    <w:p>
+      <w:pPr>
+        <w:numPr>
+          <w:ilvl w:val="0"/>
+          <w:numId w:val="120"/>
+        </w:numPr>
+      </w:pPr>
+      <w:r>
+        <w:t xml:space="preserve">Mantener la confidencialidad de credenciales </w:t>
       </w:r>
     </w:p>
     <w:p/>
@@ -17871,6 +18259,119 @@
     </w:lvl>
   </w:abstractNum>
   <w:abstractNum w:abstractNumId="7" w15:restartNumberingAfterBreak="0">
+    <w:nsid w:val="0745242E"/>
+    <w:multiLevelType w:val="multilevel"/>
+    <w:tmpl w:val="71BEF4E4"/>
+    <w:lvl w:ilvl="0">
+      <w:start w:val="1"/>
+      <w:numFmt w:val="decimal"/>
+      <w:lvlText w:val="%1."/>
+      <w:lvlJc w:val="left"/>
+      <w:pPr>
+        <w:tabs>
+          <w:tab w:val="num" w:pos="720"/>
+        </w:tabs>
+        <w:ind w:left="720" w:hanging="360"/>
+      </w:pPr>
+    </w:lvl>
+    <w:lvl w:ilvl="1" w:tentative="1">
+      <w:start w:val="1"/>
+      <w:numFmt w:val="decimal"/>
+      <w:lvlText w:val="%2."/>
+      <w:lvlJc w:val="left"/>
+      <w:pPr>
+        <w:tabs>
+          <w:tab w:val="num" w:pos="1440"/>
+        </w:tabs>
+        <w:ind w:left="1440" w:hanging="360"/>
+      </w:pPr>
+    </w:lvl>
+    <w:lvl w:ilvl="2" w:tentative="1">
+      <w:start w:val="1"/>
+      <w:numFmt w:val="decimal"/>
+      <w:lvlText w:val="%3."/>
+      <w:lvlJc w:val="left"/>
+      <w:pPr>
+        <w:tabs>
+          <w:tab w:val="num" w:pos="2160"/>
+        </w:tabs>
+        <w:ind w:left="2160" w:hanging="360"/>
+      </w:pPr>
+    </w:lvl>
+    <w:lvl w:ilvl="3" w:tentative="1">
+      <w:start w:val="1"/>
+      <w:numFmt w:val="decimal"/>
+      <w:lvlText w:val="%4."/>
+      <w:lvlJc w:val="left"/>
+      <w:pPr>
+        <w:tabs>
+          <w:tab w:val="num" w:pos="2880"/>
+        </w:tabs>
+        <w:ind w:left="2880" w:hanging="360"/>
+      </w:pPr>
+    </w:lvl>
+    <w:lvl w:ilvl="4" w:tentative="1">
+      <w:start w:val="1"/>
+      <w:numFmt w:val="decimal"/>
+      <w:lvlText w:val="%5."/>
+      <w:lvlJc w:val="left"/>
+      <w:pPr>
+        <w:tabs>
+          <w:tab w:val="num" w:pos="3600"/>
+        </w:tabs>
+        <w:ind w:left="3600" w:hanging="360"/>
+      </w:pPr>
+    </w:lvl>
+    <w:lvl w:ilvl="5" w:tentative="1">
+      <w:start w:val="1"/>
+      <w:numFmt w:val="decimal"/>
+      <w:lvlText w:val="%6."/>
+      <w:lvlJc w:val="left"/>
+      <w:pPr>
+        <w:tabs>
+          <w:tab w:val="num" w:pos="4320"/>
+        </w:tabs>
+        <w:ind w:left="4320" w:hanging="360"/>
+      </w:pPr>
+    </w:lvl>
+    <w:lvl w:ilvl="6" w:tentative="1">
+      <w:start w:val="1"/>
+      <w:numFmt w:val="decimal"/>
+      <w:lvlText w:val="%7."/>
+      <w:lvlJc w:val="left"/>
+      <w:pPr>
+        <w:tabs>
+          <w:tab w:val="num" w:pos="5040"/>
+        </w:tabs>
+        <w:ind w:left="5040" w:hanging="360"/>
+      </w:pPr>
+    </w:lvl>
+    <w:lvl w:ilvl="7" w:tentative="1">
+      <w:start w:val="1"/>
+      <w:numFmt w:val="decimal"/>
+      <w:lvlText w:val="%8."/>
+      <w:lvlJc w:val="left"/>
+      <w:pPr>
+        <w:tabs>
+          <w:tab w:val="num" w:pos="5760"/>
+        </w:tabs>
+        <w:ind w:left="5760" w:hanging="360"/>
+      </w:pPr>
+    </w:lvl>
+    <w:lvl w:ilvl="8" w:tentative="1">
+      <w:start w:val="1"/>
+      <w:numFmt w:val="decimal"/>
+      <w:lvlText w:val="%9."/>
+      <w:lvlJc w:val="left"/>
+      <w:pPr>
+        <w:tabs>
+          <w:tab w:val="num" w:pos="6480"/>
+        </w:tabs>
+        <w:ind w:left="6480" w:hanging="360"/>
+      </w:pPr>
+    </w:lvl>
+  </w:abstractNum>
+  <w:abstractNum w:abstractNumId="8" w15:restartNumberingAfterBreak="0">
     <w:nsid w:val="0A202611"/>
     <w:multiLevelType w:val="multilevel"/>
     <w:tmpl w:val="078CD478"/>
@@ -18019,7 +18520,7 @@
       </w:rPr>
     </w:lvl>
   </w:abstractNum>
-  <w:abstractNum w:abstractNumId="8" w15:restartNumberingAfterBreak="0">
+  <w:abstractNum w:abstractNumId="9" w15:restartNumberingAfterBreak="0">
     <w:nsid w:val="0ACF57D3"/>
     <w:multiLevelType w:val="multilevel"/>
     <w:tmpl w:val="231E9852"/>
@@ -18159,7 +18660,7 @@
       </w:rPr>
     </w:lvl>
   </w:abstractNum>
-  <w:abstractNum w:abstractNumId="9" w15:restartNumberingAfterBreak="0">
+  <w:abstractNum w:abstractNumId="10" w15:restartNumberingAfterBreak="0">
     <w:nsid w:val="0C0B33E8"/>
     <w:multiLevelType w:val="multilevel"/>
     <w:tmpl w:val="0B4816A0"/>
@@ -18299,7 +18800,156 @@
       </w:rPr>
     </w:lvl>
   </w:abstractNum>
-  <w:abstractNum w:abstractNumId="10" w15:restartNumberingAfterBreak="0">
+  <w:abstractNum w:abstractNumId="11" w15:restartNumberingAfterBreak="0">
+    <w:nsid w:val="0D860C8E"/>
+    <w:multiLevelType w:val="multilevel"/>
+    <w:tmpl w:val="9DC2A084"/>
+    <w:lvl w:ilvl="0">
+      <w:start w:val="1"/>
+      <w:numFmt w:val="bullet"/>
+      <w:lvlText w:val=""/>
+      <w:lvlJc w:val="left"/>
+      <w:pPr>
+        <w:tabs>
+          <w:tab w:val="num" w:pos="720"/>
+        </w:tabs>
+        <w:ind w:left="720" w:hanging="360"/>
+      </w:pPr>
+      <w:rPr>
+        <w:rFonts w:ascii="Symbol" w:hAnsi="Symbol" w:hint="default"/>
+        <w:sz w:val="20"/>
+      </w:rPr>
+    </w:lvl>
+    <w:lvl w:ilvl="1" w:tentative="1">
+      <w:start w:val="1"/>
+      <w:numFmt w:val="bullet"/>
+      <w:lvlText w:val="o"/>
+      <w:lvlJc w:val="left"/>
+      <w:pPr>
+        <w:tabs>
+          <w:tab w:val="num" w:pos="1440"/>
+        </w:tabs>
+        <w:ind w:left="1440" w:hanging="360"/>
+      </w:pPr>
+      <w:rPr>
+        <w:rFonts w:ascii="Courier New" w:hAnsi="Courier New" w:hint="default"/>
+        <w:sz w:val="20"/>
+      </w:rPr>
+    </w:lvl>
+    <w:lvl w:ilvl="2" w:tentative="1">
+      <w:start w:val="1"/>
+      <w:numFmt w:val="bullet"/>
+      <w:lvlText w:val=""/>
+      <w:lvlJc w:val="left"/>
+      <w:pPr>
+        <w:tabs>
+          <w:tab w:val="num" w:pos="2160"/>
+        </w:tabs>
+        <w:ind w:left="2160" w:hanging="360"/>
+      </w:pPr>
+      <w:rPr>
+        <w:rFonts w:ascii="Wingdings" w:hAnsi="Wingdings" w:hint="default"/>
+        <w:sz w:val="20"/>
+      </w:rPr>
+    </w:lvl>
+    <w:lvl w:ilvl="3" w:tentative="1">
+      <w:start w:val="1"/>
+      <w:numFmt w:val="bullet"/>
+      <w:lvlText w:val=""/>
+      <w:lvlJc w:val="left"/>
+      <w:pPr>
+        <w:tabs>
+          <w:tab w:val="num" w:pos="2880"/>
+        </w:tabs>
+        <w:ind w:left="2880" w:hanging="360"/>
+      </w:pPr>
+      <w:rPr>
+        <w:rFonts w:ascii="Wingdings" w:hAnsi="Wingdings" w:hint="default"/>
+        <w:sz w:val="20"/>
+      </w:rPr>
+    </w:lvl>
+    <w:lvl w:ilvl="4" w:tentative="1">
+      <w:start w:val="1"/>
+      <w:numFmt w:val="bullet"/>
+      <w:lvlText w:val=""/>
+      <w:lvlJc w:val="left"/>
+      <w:pPr>
+        <w:tabs>
+          <w:tab w:val="num" w:pos="3600"/>
+        </w:tabs>
+        <w:ind w:left="3600" w:hanging="360"/>
+      </w:pPr>
+      <w:rPr>
+        <w:rFonts w:ascii="Wingdings" w:hAnsi="Wingdings" w:hint="default"/>
+        <w:sz w:val="20"/>
+      </w:rPr>
+    </w:lvl>
+    <w:lvl w:ilvl="5" w:tentative="1">
+      <w:start w:val="1"/>
+      <w:numFmt w:val="bullet"/>
+      <w:lvlText w:val=""/>
+      <w:lvlJc w:val="left"/>
+      <w:pPr>
+        <w:tabs>
+          <w:tab w:val="num" w:pos="4320"/>
+        </w:tabs>
+        <w:ind w:left="4320" w:hanging="360"/>
+      </w:pPr>
+      <w:rPr>
+        <w:rFonts w:ascii="Wingdings" w:hAnsi="Wingdings" w:hint="default"/>
+        <w:sz w:val="20"/>
+      </w:rPr>
+    </w:lvl>
+    <w:lvl w:ilvl="6" w:tentative="1">
+      <w:start w:val="1"/>
+      <w:numFmt w:val="bullet"/>
+      <w:lvlText w:val=""/>
+      <w:lvlJc w:val="left"/>
+      <w:pPr>
+        <w:tabs>
+          <w:tab w:val="num" w:pos="5040"/>
+        </w:tabs>
+        <w:ind w:left="5040" w:hanging="360"/>
+      </w:pPr>
+      <w:rPr>
+        <w:rFonts w:ascii="Wingdings" w:hAnsi="Wingdings" w:hint="default"/>
+        <w:sz w:val="20"/>
+      </w:rPr>
+    </w:lvl>
+    <w:lvl w:ilvl="7" w:tentative="1">
+      <w:start w:val="1"/>
+      <w:numFmt w:val="bullet"/>
+      <w:lvlText w:val=""/>
+      <w:lvlJc w:val="left"/>
+      <w:pPr>
+        <w:tabs>
+          <w:tab w:val="num" w:pos="5760"/>
+        </w:tabs>
+        <w:ind w:left="5760" w:hanging="360"/>
+      </w:pPr>
+      <w:rPr>
+        <w:rFonts w:ascii="Wingdings" w:hAnsi="Wingdings" w:hint="default"/>
+        <w:sz w:val="20"/>
+      </w:rPr>
+    </w:lvl>
+    <w:lvl w:ilvl="8" w:tentative="1">
+      <w:start w:val="1"/>
+      <w:numFmt w:val="bullet"/>
+      <w:lvlText w:val=""/>
+      <w:lvlJc w:val="left"/>
+      <w:pPr>
+        <w:tabs>
+          <w:tab w:val="num" w:pos="6480"/>
+        </w:tabs>
+        <w:ind w:left="6480" w:hanging="360"/>
+      </w:pPr>
+      <w:rPr>
+        <w:rFonts w:ascii="Wingdings" w:hAnsi="Wingdings" w:hint="default"/>
+        <w:sz w:val="20"/>
+      </w:rPr>
+    </w:lvl>
+  </w:abstractNum>
+  <w:abstractNum w:abstractNumId="12" w15:restartNumberingAfterBreak="0">
     <w:nsid w:val="0E714175"/>
     <w:multiLevelType w:val="multilevel"/>
     <w:tmpl w:val="F48E9DB8"/>
@@ -18412,7 +19062,7 @@
       </w:pPr>
     </w:lvl>
   </w:abstractNum>
-  <w:abstractNum w:abstractNumId="11" w15:restartNumberingAfterBreak="0">
+  <w:abstractNum w:abstractNumId="13" w15:restartNumberingAfterBreak="0">
     <w:nsid w:val="0EEA65DA"/>
     <w:multiLevelType w:val="multilevel"/>
     <w:tmpl w:val="3D2054D4"/>
@@ -18552,7 +19202,305 @@
       </w:rPr>
     </w:lvl>
   </w:abstractNum>
-  <w:abstractNum w:abstractNumId="12" w15:restartNumberingAfterBreak="0">
+  <w:abstractNum w:abstractNumId="14" w15:restartNumberingAfterBreak="0">
+    <w:nsid w:val="113719E8"/>
+    <w:multiLevelType w:val="multilevel"/>
+    <w:tmpl w:val="20F6E20C"/>
+    <w:lvl w:ilvl="0">
+      <w:start w:val="1"/>
+      <w:numFmt w:val="bullet"/>
+      <w:lvlText w:val=""/>
+      <w:lvlJc w:val="left"/>
+      <w:pPr>
+        <w:tabs>
+          <w:tab w:val="num" w:pos="720"/>
+        </w:tabs>
+        <w:ind w:left="720" w:hanging="360"/>
+      </w:pPr>
+      <w:rPr>
+        <w:rFonts w:ascii="Symbol" w:hAnsi="Symbol" w:hint="default"/>
+        <w:sz w:val="20"/>
+      </w:rPr>
+    </w:lvl>
+    <w:lvl w:ilvl="1" w:tentative="1">
+      <w:start w:val="1"/>
+      <w:numFmt w:val="bullet"/>
+      <w:lvlText w:val="o"/>
+      <w:lvlJc w:val="left"/>
+      <w:pPr>
+        <w:tabs>
+          <w:tab w:val="num" w:pos="1440"/>
+        </w:tabs>
+        <w:ind w:left="1440" w:hanging="360"/>
+      </w:pPr>
+      <w:rPr>
+        <w:rFonts w:ascii="Courier New" w:hAnsi="Courier New" w:hint="default"/>
+        <w:sz w:val="20"/>
+      </w:rPr>
+    </w:lvl>
+    <w:lvl w:ilvl="2" w:tentative="1">
+      <w:start w:val="1"/>
+      <w:numFmt w:val="bullet"/>
+      <w:lvlText w:val=""/>
+      <w:lvlJc w:val="left"/>
+      <w:pPr>
+        <w:tabs>
+          <w:tab w:val="num" w:pos="2160"/>
+        </w:tabs>
+        <w:ind w:left="2160" w:hanging="360"/>
+      </w:pPr>
+      <w:rPr>
+        <w:rFonts w:ascii="Wingdings" w:hAnsi="Wingdings" w:hint="default"/>
+        <w:sz w:val="20"/>
+      </w:rPr>
+    </w:lvl>
+    <w:lvl w:ilvl="3" w:tentative="1">
+      <w:start w:val="1"/>
+      <w:numFmt w:val="bullet"/>
+      <w:lvlText w:val=""/>
+      <w:lvlJc w:val="left"/>
+      <w:pPr>
+        <w:tabs>
+          <w:tab w:val="num" w:pos="2880"/>
+        </w:tabs>
+        <w:ind w:left="2880" w:hanging="360"/>
+      </w:pPr>
+      <w:rPr>
+        <w:rFonts w:ascii="Wingdings" w:hAnsi="Wingdings" w:hint="default"/>
+        <w:sz w:val="20"/>
+      </w:rPr>
+    </w:lvl>
+    <w:lvl w:ilvl="4" w:tentative="1">
+      <w:start w:val="1"/>
+      <w:numFmt w:val="bullet"/>
+      <w:lvlText w:val=""/>
+      <w:lvlJc w:val="left"/>
+      <w:pPr>
+        <w:tabs>
+          <w:tab w:val="num" w:pos="3600"/>
+        </w:tabs>
+        <w:ind w:left="3600" w:hanging="360"/>
+      </w:pPr>
+      <w:rPr>
+        <w:rFonts w:ascii="Wingdings" w:hAnsi="Wingdings" w:hint="default"/>
+        <w:sz w:val="20"/>
+      </w:rPr>
+    </w:lvl>
+    <w:lvl w:ilvl="5" w:tentative="1">
+      <w:start w:val="1"/>
+      <w:numFmt w:val="bullet"/>
+      <w:lvlText w:val=""/>
+      <w:lvlJc w:val="left"/>
+      <w:pPr>
+        <w:tabs>
+          <w:tab w:val="num" w:pos="4320"/>
+        </w:tabs>
+        <w:ind w:left="4320" w:hanging="360"/>
+      </w:pPr>
+      <w:rPr>
+        <w:rFonts w:ascii="Wingdings" w:hAnsi="Wingdings" w:hint="default"/>
+        <w:sz w:val="20"/>
+      </w:rPr>
+    </w:lvl>
+    <w:lvl w:ilvl="6" w:tentative="1">
+      <w:start w:val="1"/>
+      <w:numFmt w:val="bullet"/>
+      <w:lvlText w:val=""/>
+      <w:lvlJc w:val="left"/>
+      <w:pPr>
+        <w:tabs>
+          <w:tab w:val="num" w:pos="5040"/>
+        </w:tabs>
+        <w:ind w:left="5040" w:hanging="360"/>
+      </w:pPr>
+      <w:rPr>
+        <w:rFonts w:ascii="Wingdings" w:hAnsi="Wingdings" w:hint="default"/>
+        <w:sz w:val="20"/>
+      </w:rPr>
+    </w:lvl>
+    <w:lvl w:ilvl="7" w:tentative="1">
+      <w:start w:val="1"/>
+      <w:numFmt w:val="bullet"/>
+      <w:lvlText w:val=""/>
+      <w:lvlJc w:val="left"/>
+      <w:pPr>
+        <w:tabs>
+          <w:tab w:val="num" w:pos="5760"/>
+        </w:tabs>
+        <w:ind w:left="5760" w:hanging="360"/>
+      </w:pPr>
+      <w:rPr>
+        <w:rFonts w:ascii="Wingdings" w:hAnsi="Wingdings" w:hint="default"/>
+        <w:sz w:val="20"/>
+      </w:rPr>
+    </w:lvl>
+    <w:lvl w:ilvl="8" w:tentative="1">
+      <w:start w:val="1"/>
+      <w:numFmt w:val="bullet"/>
+      <w:lvlText w:val=""/>
+      <w:lvlJc w:val="left"/>
+      <w:pPr>
+        <w:tabs>
+          <w:tab w:val="num" w:pos="6480"/>
+        </w:tabs>
+        <w:ind w:left="6480" w:hanging="360"/>
+      </w:pPr>
+      <w:rPr>
+        <w:rFonts w:ascii="Wingdings" w:hAnsi="Wingdings" w:hint="default"/>
+        <w:sz w:val="20"/>
+      </w:rPr>
+    </w:lvl>
+  </w:abstractNum>
+  <w:abstractNum w:abstractNumId="15" w15:restartNumberingAfterBreak="0">
+    <w:nsid w:val="1279516E"/>
+    <w:multiLevelType w:val="multilevel"/>
+    <w:tmpl w:val="6EB6B338"/>
+    <w:lvl w:ilvl="0">
+      <w:start w:val="1"/>
+      <w:numFmt w:val="bullet"/>
+      <w:lvlText w:val=""/>
+      <w:lvlJc w:val="left"/>
+      <w:pPr>
+        <w:tabs>
+          <w:tab w:val="num" w:pos="720"/>
+        </w:tabs>
+        <w:ind w:left="720" w:hanging="360"/>
+      </w:pPr>
+      <w:rPr>
+        <w:rFonts w:ascii="Symbol" w:hAnsi="Symbol" w:hint="default"/>
+        <w:sz w:val="20"/>
+      </w:rPr>
+    </w:lvl>
+    <w:lvl w:ilvl="1" w:tentative="1">
+      <w:start w:val="1"/>
+      <w:numFmt w:val="bullet"/>
+      <w:lvlText w:val="o"/>
+      <w:lvlJc w:val="left"/>
+      <w:pPr>
+        <w:tabs>
+          <w:tab w:val="num" w:pos="1440"/>
+        </w:tabs>
+        <w:ind w:left="1440" w:hanging="360"/>
+      </w:pPr>
+      <w:rPr>
+        <w:rFonts w:ascii="Courier New" w:hAnsi="Courier New" w:hint="default"/>
+        <w:sz w:val="20"/>
+      </w:rPr>
+    </w:lvl>
+    <w:lvl w:ilvl="2" w:tentative="1">
+      <w:start w:val="1"/>
+      <w:numFmt w:val="bullet"/>
+      <w:lvlText w:val=""/>
+      <w:lvlJc w:val="left"/>
+      <w:pPr>
+        <w:tabs>
+          <w:tab w:val="num" w:pos="2160"/>
+        </w:tabs>
+        <w:ind w:left="2160" w:hanging="360"/>
+      </w:pPr>
+      <w:rPr>
+        <w:rFonts w:ascii="Wingdings" w:hAnsi="Wingdings" w:hint="default"/>
+        <w:sz w:val="20"/>
+      </w:rPr>
+    </w:lvl>
+    <w:lvl w:ilvl="3" w:tentative="1">
+      <w:start w:val="1"/>
+      <w:numFmt w:val="bullet"/>
+      <w:lvlText w:val=""/>
+      <w:lvlJc w:val="left"/>
+      <w:pPr>
+        <w:tabs>
+          <w:tab w:val="num" w:pos="2880"/>
+        </w:tabs>
+        <w:ind w:left="2880" w:hanging="360"/>
+      </w:pPr>
+      <w:rPr>
+        <w:rFonts w:ascii="Wingdings" w:hAnsi="Wingdings" w:hint="default"/>
+        <w:sz w:val="20"/>
+      </w:rPr>
+    </w:lvl>
+    <w:lvl w:ilvl="4" w:tentative="1">
+      <w:start w:val="1"/>
+      <w:numFmt w:val="bullet"/>
+      <w:lvlText w:val=""/>
+      <w:lvlJc w:val="left"/>
+      <w:pPr>
+        <w:tabs>
+          <w:tab w:val="num" w:pos="3600"/>
+        </w:tabs>
+        <w:ind w:left="3600" w:hanging="360"/>
+      </w:pPr>
+      <w:rPr>
+        <w:rFonts w:ascii="Wingdings" w:hAnsi="Wingdings" w:hint="default"/>
+        <w:sz w:val="20"/>
+      </w:rPr>
+    </w:lvl>
+    <w:lvl w:ilvl="5" w:tentative="1">
+      <w:start w:val="1"/>
+      <w:numFmt w:val="bullet"/>
+      <w:lvlText w:val=""/>
+      <w:lvlJc w:val="left"/>
+      <w:pPr>
+        <w:tabs>
+          <w:tab w:val="num" w:pos="4320"/>
+        </w:tabs>
+        <w:ind w:left="4320" w:hanging="360"/>
+      </w:pPr>
+      <w:rPr>
+        <w:rFonts w:ascii="Wingdings" w:hAnsi="Wingdings" w:hint="default"/>
+        <w:sz w:val="20"/>
+      </w:rPr>
+    </w:lvl>
+    <w:lvl w:ilvl="6" w:tentative="1">
+      <w:start w:val="1"/>
+      <w:numFmt w:val="bullet"/>
+      <w:lvlText w:val=""/>
+      <w:lvlJc w:val="left"/>
+      <w:pPr>
+        <w:tabs>
+          <w:tab w:val="num" w:pos="5040"/>
+        </w:tabs>
+        <w:ind w:left="5040" w:hanging="360"/>
+      </w:pPr>
+      <w:rPr>
+        <w:rFonts w:ascii="Wingdings" w:hAnsi="Wingdings" w:hint="default"/>
+        <w:sz w:val="20"/>
+      </w:rPr>
+    </w:lvl>
+    <w:lvl w:ilvl="7" w:tentative="1">
+      <w:start w:val="1"/>
+      <w:numFmt w:val="bullet"/>
+      <w:lvlText w:val=""/>
+      <w:lvlJc w:val="left"/>
+      <w:pPr>
+        <w:tabs>
+          <w:tab w:val="num" w:pos="5760"/>
+        </w:tabs>
+        <w:ind w:left="5760" w:hanging="360"/>
+      </w:pPr>
+      <w:rPr>
+        <w:rFonts w:ascii="Wingdings" w:hAnsi="Wingdings" w:hint="default"/>
+        <w:sz w:val="20"/>
+      </w:rPr>
+    </w:lvl>
+    <w:lvl w:ilvl="8" w:tentative="1">
+      <w:start w:val="1"/>
+      <w:numFmt w:val="bullet"/>
+      <w:lvlText w:val=""/>
+      <w:lvlJc w:val="left"/>
+      <w:pPr>
+        <w:tabs>
+          <w:tab w:val="num" w:pos="6480"/>
+        </w:tabs>
+        <w:ind w:left="6480" w:hanging="360"/>
+      </w:pPr>
+      <w:rPr>
+        <w:rFonts w:ascii="Wingdings" w:hAnsi="Wingdings" w:hint="default"/>
+        <w:sz w:val="20"/>
+      </w:rPr>
+    </w:lvl>
+  </w:abstractNum>
+  <w:abstractNum w:abstractNumId="16" w15:restartNumberingAfterBreak="0">
     <w:nsid w:val="12EB6F88"/>
     <w:multiLevelType w:val="multilevel"/>
     <w:tmpl w:val="EA4E7630"/>
@@ -18701,7 +19649,156 @@
       </w:rPr>
     </w:lvl>
   </w:abstractNum>
-  <w:abstractNum w:abstractNumId="13" w15:restartNumberingAfterBreak="0">
+  <w:abstractNum w:abstractNumId="17" w15:restartNumberingAfterBreak="0">
+    <w:nsid w:val="16614751"/>
+    <w:multiLevelType w:val="multilevel"/>
+    <w:tmpl w:val="4C3C08A4"/>
+    <w:lvl w:ilvl="0">
+      <w:start w:val="1"/>
+      <w:numFmt w:val="bullet"/>
+      <w:lvlText w:val=""/>
+      <w:lvlJc w:val="left"/>
+      <w:pPr>
+        <w:tabs>
+          <w:tab w:val="num" w:pos="720"/>
+        </w:tabs>
+        <w:ind w:left="720" w:hanging="360"/>
+      </w:pPr>
+      <w:rPr>
+        <w:rFonts w:ascii="Symbol" w:hAnsi="Symbol" w:hint="default"/>
+        <w:sz w:val="20"/>
+      </w:rPr>
+    </w:lvl>
+    <w:lvl w:ilvl="1" w:tentative="1">
+      <w:start w:val="1"/>
+      <w:numFmt w:val="bullet"/>
+      <w:lvlText w:val="o"/>
+      <w:lvlJc w:val="left"/>
+      <w:pPr>
+        <w:tabs>
+          <w:tab w:val="num" w:pos="1440"/>
+        </w:tabs>
+        <w:ind w:left="1440" w:hanging="360"/>
+      </w:pPr>
+      <w:rPr>
+        <w:rFonts w:ascii="Courier New" w:hAnsi="Courier New" w:hint="default"/>
+        <w:sz w:val="20"/>
+      </w:rPr>
+    </w:lvl>
+    <w:lvl w:ilvl="2" w:tentative="1">
+      <w:start w:val="1"/>
+      <w:numFmt w:val="bullet"/>
+      <w:lvlText w:val=""/>
+      <w:lvlJc w:val="left"/>
+      <w:pPr>
+        <w:tabs>
+          <w:tab w:val="num" w:pos="2160"/>
+        </w:tabs>
+        <w:ind w:left="2160" w:hanging="360"/>
+      </w:pPr>
+      <w:rPr>
+        <w:rFonts w:ascii="Wingdings" w:hAnsi="Wingdings" w:hint="default"/>
+        <w:sz w:val="20"/>
+      </w:rPr>
+    </w:lvl>
+    <w:lvl w:ilvl="3" w:tentative="1">
+      <w:start w:val="1"/>
+      <w:numFmt w:val="bullet"/>
+      <w:lvlText w:val=""/>
+      <w:lvlJc w:val="left"/>
+      <w:pPr>
+        <w:tabs>
+          <w:tab w:val="num" w:pos="2880"/>
+        </w:tabs>
+        <w:ind w:left="2880" w:hanging="360"/>
+      </w:pPr>
+      <w:rPr>
+        <w:rFonts w:ascii="Wingdings" w:hAnsi="Wingdings" w:hint="default"/>
+        <w:sz w:val="20"/>
+      </w:rPr>
+    </w:lvl>
+    <w:lvl w:ilvl="4" w:tentative="1">
+      <w:start w:val="1"/>
+      <w:numFmt w:val="bullet"/>
+      <w:lvlText w:val=""/>
+      <w:lvlJc w:val="left"/>
+      <w:pPr>
+        <w:tabs>
+          <w:tab w:val="num" w:pos="3600"/>
+        </w:tabs>
+        <w:ind w:left="3600" w:hanging="360"/>
+      </w:pPr>
+      <w:rPr>
+        <w:rFonts w:ascii="Wingdings" w:hAnsi="Wingdings" w:hint="default"/>
+        <w:sz w:val="20"/>
+      </w:rPr>
+    </w:lvl>
+    <w:lvl w:ilvl="5" w:tentative="1">
+      <w:start w:val="1"/>
+      <w:numFmt w:val="bullet"/>
+      <w:lvlText w:val=""/>
+      <w:lvlJc w:val="left"/>
+      <w:pPr>
+        <w:tabs>
+          <w:tab w:val="num" w:pos="4320"/>
+        </w:tabs>
+        <w:ind w:left="4320" w:hanging="360"/>
+      </w:pPr>
+      <w:rPr>
+        <w:rFonts w:ascii="Wingdings" w:hAnsi="Wingdings" w:hint="default"/>
+        <w:sz w:val="20"/>
+      </w:rPr>
+    </w:lvl>
+    <w:lvl w:ilvl="6" w:tentative="1">
+      <w:start w:val="1"/>
+      <w:numFmt w:val="bullet"/>
+      <w:lvlText w:val=""/>
+      <w:lvlJc w:val="left"/>
+      <w:pPr>
+        <w:tabs>
+          <w:tab w:val="num" w:pos="5040"/>
+        </w:tabs>
+        <w:ind w:left="5040" w:hanging="360"/>
+      </w:pPr>
+      <w:rPr>
+        <w:rFonts w:ascii="Wingdings" w:hAnsi="Wingdings" w:hint="default"/>
+        <w:sz w:val="20"/>
+      </w:rPr>
+    </w:lvl>
+    <w:lvl w:ilvl="7" w:tentative="1">
+      <w:start w:val="1"/>
+      <w:numFmt w:val="bullet"/>
+      <w:lvlText w:val=""/>
+      <w:lvlJc w:val="left"/>
+      <w:pPr>
+        <w:tabs>
+          <w:tab w:val="num" w:pos="5760"/>
+        </w:tabs>
+        <w:ind w:left="5760" w:hanging="360"/>
+      </w:pPr>
+      <w:rPr>
+        <w:rFonts w:ascii="Wingdings" w:hAnsi="Wingdings" w:hint="default"/>
+        <w:sz w:val="20"/>
+      </w:rPr>
+    </w:lvl>
+    <w:lvl w:ilvl="8" w:tentative="1">
+      <w:start w:val="1"/>
+      <w:numFmt w:val="bullet"/>
+      <w:lvlText w:val=""/>
+      <w:lvlJc w:val="left"/>
+      <w:pPr>
+        <w:tabs>
+          <w:tab w:val="num" w:pos="6480"/>
+        </w:tabs>
+        <w:ind w:left="6480" w:hanging="360"/>
+      </w:pPr>
+      <w:rPr>
+        <w:rFonts w:ascii="Wingdings" w:hAnsi="Wingdings" w:hint="default"/>
+        <w:sz w:val="20"/>
+      </w:rPr>
+    </w:lvl>
+  </w:abstractNum>
+  <w:abstractNum w:abstractNumId="18" w15:restartNumberingAfterBreak="0">
     <w:nsid w:val="16A86EA0"/>
     <w:multiLevelType w:val="multilevel"/>
     <w:tmpl w:val="69682B80"/>
@@ -18841,7 +19938,7 @@
       </w:rPr>
     </w:lvl>
   </w:abstractNum>
-  <w:abstractNum w:abstractNumId="14" w15:restartNumberingAfterBreak="0">
+  <w:abstractNum w:abstractNumId="19" w15:restartNumberingAfterBreak="0">
     <w:nsid w:val="175B3216"/>
     <w:multiLevelType w:val="multilevel"/>
     <w:tmpl w:val="4B84669E"/>
@@ -18954,7 +20051,7 @@
       </w:pPr>
     </w:lvl>
   </w:abstractNum>
-  <w:abstractNum w:abstractNumId="15" w15:restartNumberingAfterBreak="0">
+  <w:abstractNum w:abstractNumId="20" w15:restartNumberingAfterBreak="0">
     <w:nsid w:val="1A224DC2"/>
     <w:multiLevelType w:val="multilevel"/>
     <w:tmpl w:val="8264CEA6"/>
@@ -19094,7 +20191,156 @@
       </w:rPr>
     </w:lvl>
   </w:abstractNum>
-  <w:abstractNum w:abstractNumId="16" w15:restartNumberingAfterBreak="0">
+  <w:abstractNum w:abstractNumId="21" w15:restartNumberingAfterBreak="0">
+    <w:nsid w:val="1A351AE0"/>
+    <w:multiLevelType w:val="multilevel"/>
+    <w:tmpl w:val="681C96AE"/>
+    <w:lvl w:ilvl="0">
+      <w:start w:val="1"/>
+      <w:numFmt w:val="bullet"/>
+      <w:lvlText w:val=""/>
+      <w:lvlJc w:val="left"/>
+      <w:pPr>
+        <w:tabs>
+          <w:tab w:val="num" w:pos="720"/>
+        </w:tabs>
+        <w:ind w:left="720" w:hanging="360"/>
+      </w:pPr>
+      <w:rPr>
+        <w:rFonts w:ascii="Symbol" w:hAnsi="Symbol" w:hint="default"/>
+        <w:sz w:val="20"/>
+      </w:rPr>
+    </w:lvl>
+    <w:lvl w:ilvl="1" w:tentative="1">
+      <w:start w:val="1"/>
+      <w:numFmt w:val="bullet"/>
+      <w:lvlText w:val="o"/>
+      <w:lvlJc w:val="left"/>
+      <w:pPr>
+        <w:tabs>
+          <w:tab w:val="num" w:pos="1440"/>
+        </w:tabs>
+        <w:ind w:left="1440" w:hanging="360"/>
+      </w:pPr>
+      <w:rPr>
+        <w:rFonts w:ascii="Courier New" w:hAnsi="Courier New" w:hint="default"/>
+        <w:sz w:val="20"/>
+      </w:rPr>
+    </w:lvl>
+    <w:lvl w:ilvl="2" w:tentative="1">
+      <w:start w:val="1"/>
+      <w:numFmt w:val="bullet"/>
+      <w:lvlText w:val=""/>
+      <w:lvlJc w:val="left"/>
+      <w:pPr>
+        <w:tabs>
+          <w:tab w:val="num" w:pos="2160"/>
+        </w:tabs>
+        <w:ind w:left="2160" w:hanging="360"/>
+      </w:pPr>
+      <w:rPr>
+        <w:rFonts w:ascii="Wingdings" w:hAnsi="Wingdings" w:hint="default"/>
+        <w:sz w:val="20"/>
+      </w:rPr>
+    </w:lvl>
+    <w:lvl w:ilvl="3" w:tentative="1">
+      <w:start w:val="1"/>
+      <w:numFmt w:val="bullet"/>
+      <w:lvlText w:val=""/>
+      <w:lvlJc w:val="left"/>
+      <w:pPr>
+        <w:tabs>
+          <w:tab w:val="num" w:pos="2880"/>
+        </w:tabs>
+        <w:ind w:left="2880" w:hanging="360"/>
+      </w:pPr>
+      <w:rPr>
+        <w:rFonts w:ascii="Wingdings" w:hAnsi="Wingdings" w:hint="default"/>
+        <w:sz w:val="20"/>
+      </w:rPr>
+    </w:lvl>
+    <w:lvl w:ilvl="4" w:tentative="1">
+      <w:start w:val="1"/>
+      <w:numFmt w:val="bullet"/>
+      <w:lvlText w:val=""/>
+      <w:lvlJc w:val="left"/>
+      <w:pPr>
+        <w:tabs>
+          <w:tab w:val="num" w:pos="3600"/>
+        </w:tabs>
+        <w:ind w:left="3600" w:hanging="360"/>
+      </w:pPr>
+      <w:rPr>
+        <w:rFonts w:ascii="Wingdings" w:hAnsi="Wingdings" w:hint="default"/>
+        <w:sz w:val="20"/>
+      </w:rPr>
+    </w:lvl>
+    <w:lvl w:ilvl="5" w:tentative="1">
+      <w:start w:val="1"/>
+      <w:numFmt w:val="bullet"/>
+      <w:lvlText w:val=""/>
+      <w:lvlJc w:val="left"/>
+      <w:pPr>
+        <w:tabs>
+          <w:tab w:val="num" w:pos="4320"/>
+        </w:tabs>
+        <w:ind w:left="4320" w:hanging="360"/>
+      </w:pPr>
+      <w:rPr>
+        <w:rFonts w:ascii="Wingdings" w:hAnsi="Wingdings" w:hint="default"/>
+        <w:sz w:val="20"/>
+      </w:rPr>
+    </w:lvl>
+    <w:lvl w:ilvl="6" w:tentative="1">
+      <w:start w:val="1"/>
+      <w:numFmt w:val="bullet"/>
+      <w:lvlText w:val=""/>
+      <w:lvlJc w:val="left"/>
+      <w:pPr>
+        <w:tabs>
+          <w:tab w:val="num" w:pos="5040"/>
+        </w:tabs>
+        <w:ind w:left="5040" w:hanging="360"/>
+      </w:pPr>
+      <w:rPr>
+        <w:rFonts w:ascii="Wingdings" w:hAnsi="Wingdings" w:hint="default"/>
+        <w:sz w:val="20"/>
+      </w:rPr>
+    </w:lvl>
+    <w:lvl w:ilvl="7" w:tentative="1">
+      <w:start w:val="1"/>
+      <w:numFmt w:val="bullet"/>
+      <w:lvlText w:val=""/>
+      <w:lvlJc w:val="left"/>
+      <w:pPr>
+        <w:tabs>
+          <w:tab w:val="num" w:pos="5760"/>
+        </w:tabs>
+        <w:ind w:left="5760" w:hanging="360"/>
+      </w:pPr>
+      <w:rPr>
+        <w:rFonts w:ascii="Wingdings" w:hAnsi="Wingdings" w:hint="default"/>
+        <w:sz w:val="20"/>
+      </w:rPr>
+    </w:lvl>
+    <w:lvl w:ilvl="8" w:tentative="1">
+      <w:start w:val="1"/>
+      <w:numFmt w:val="bullet"/>
+      <w:lvlText w:val=""/>
+      <w:lvlJc w:val="left"/>
+      <w:pPr>
+        <w:tabs>
+          <w:tab w:val="num" w:pos="6480"/>
+        </w:tabs>
+        <w:ind w:left="6480" w:hanging="360"/>
+      </w:pPr>
+      <w:rPr>
+        <w:rFonts w:ascii="Wingdings" w:hAnsi="Wingdings" w:hint="default"/>
+        <w:sz w:val="20"/>
+      </w:rPr>
+    </w:lvl>
+  </w:abstractNum>
+  <w:abstractNum w:abstractNumId="22" w15:restartNumberingAfterBreak="0">
     <w:nsid w:val="1CDE1D4A"/>
     <w:multiLevelType w:val="multilevel"/>
     <w:tmpl w:val="C9D47856"/>
@@ -19234,7 +20480,7 @@
       </w:rPr>
     </w:lvl>
   </w:abstractNum>
-  <w:abstractNum w:abstractNumId="17" w15:restartNumberingAfterBreak="0">
+  <w:abstractNum w:abstractNumId="23" w15:restartNumberingAfterBreak="0">
     <w:nsid w:val="1F9B4272"/>
     <w:multiLevelType w:val="multilevel"/>
     <w:tmpl w:val="91A289BE"/>
@@ -19374,7 +20620,7 @@
       </w:rPr>
     </w:lvl>
   </w:abstractNum>
-  <w:abstractNum w:abstractNumId="18" w15:restartNumberingAfterBreak="0">
+  <w:abstractNum w:abstractNumId="24" w15:restartNumberingAfterBreak="0">
     <w:nsid w:val="211148CF"/>
     <w:multiLevelType w:val="multilevel"/>
     <w:tmpl w:val="FFF4D32C"/>
@@ -19514,7 +20760,156 @@
       </w:rPr>
     </w:lvl>
   </w:abstractNum>
-  <w:abstractNum w:abstractNumId="19" w15:restartNumberingAfterBreak="0">
+  <w:abstractNum w:abstractNumId="25" w15:restartNumberingAfterBreak="0">
+    <w:nsid w:val="214B60E6"/>
+    <w:multiLevelType w:val="multilevel"/>
+    <w:tmpl w:val="3B4086DC"/>
+    <w:lvl w:ilvl="0">
+      <w:start w:val="1"/>
+      <w:numFmt w:val="bullet"/>
+      <w:lvlText w:val=""/>
+      <w:lvlJc w:val="left"/>
+      <w:pPr>
+        <w:tabs>
+          <w:tab w:val="num" w:pos="720"/>
+        </w:tabs>
+        <w:ind w:left="720" w:hanging="360"/>
+      </w:pPr>
+      <w:rPr>
+        <w:rFonts w:ascii="Symbol" w:hAnsi="Symbol" w:hint="default"/>
+        <w:sz w:val="20"/>
+      </w:rPr>
+    </w:lvl>
+    <w:lvl w:ilvl="1" w:tentative="1">
+      <w:start w:val="1"/>
+      <w:numFmt w:val="bullet"/>
+      <w:lvlText w:val="o"/>
+      <w:lvlJc w:val="left"/>
+      <w:pPr>
+        <w:tabs>
+          <w:tab w:val="num" w:pos="1440"/>
+        </w:tabs>
+        <w:ind w:left="1440" w:hanging="360"/>
+      </w:pPr>
+      <w:rPr>
+        <w:rFonts w:ascii="Courier New" w:hAnsi="Courier New" w:hint="default"/>
+        <w:sz w:val="20"/>
+      </w:rPr>
+    </w:lvl>
+    <w:lvl w:ilvl="2" w:tentative="1">
+      <w:start w:val="1"/>
+      <w:numFmt w:val="bullet"/>
+      <w:lvlText w:val=""/>
+      <w:lvlJc w:val="left"/>
+      <w:pPr>
+        <w:tabs>
+          <w:tab w:val="num" w:pos="2160"/>
+        </w:tabs>
+        <w:ind w:left="2160" w:hanging="360"/>
+      </w:pPr>
+      <w:rPr>
+        <w:rFonts w:ascii="Wingdings" w:hAnsi="Wingdings" w:hint="default"/>
+        <w:sz w:val="20"/>
+      </w:rPr>
+    </w:lvl>
+    <w:lvl w:ilvl="3" w:tentative="1">
+      <w:start w:val="1"/>
+      <w:numFmt w:val="bullet"/>
+      <w:lvlText w:val=""/>
+      <w:lvlJc w:val="left"/>
+      <w:pPr>
+        <w:tabs>
+          <w:tab w:val="num" w:pos="2880"/>
+        </w:tabs>
+        <w:ind w:left="2880" w:hanging="360"/>
+      </w:pPr>
+      <w:rPr>
+        <w:rFonts w:ascii="Wingdings" w:hAnsi="Wingdings" w:hint="default"/>
+        <w:sz w:val="20"/>
+      </w:rPr>
+    </w:lvl>
+    <w:lvl w:ilvl="4" w:tentative="1">
+      <w:start w:val="1"/>
+      <w:numFmt w:val="bullet"/>
+      <w:lvlText w:val=""/>
+      <w:lvlJc w:val="left"/>
+      <w:pPr>
+        <w:tabs>
+          <w:tab w:val="num" w:pos="3600"/>
+        </w:tabs>
+        <w:ind w:left="3600" w:hanging="360"/>
+      </w:pPr>
+      <w:rPr>
+        <w:rFonts w:ascii="Wingdings" w:hAnsi="Wingdings" w:hint="default"/>
+        <w:sz w:val="20"/>
+      </w:rPr>
+    </w:lvl>
+    <w:lvl w:ilvl="5" w:tentative="1">
+      <w:start w:val="1"/>
+      <w:numFmt w:val="bullet"/>
+      <w:lvlText w:val=""/>
+      <w:lvlJc w:val="left"/>
+      <w:pPr>
+        <w:tabs>
+          <w:tab w:val="num" w:pos="4320"/>
+        </w:tabs>
+        <w:ind w:left="4320" w:hanging="360"/>
+      </w:pPr>
+      <w:rPr>
+        <w:rFonts w:ascii="Wingdings" w:hAnsi="Wingdings" w:hint="default"/>
+        <w:sz w:val="20"/>
+      </w:rPr>
+    </w:lvl>
+    <w:lvl w:ilvl="6" w:tentative="1">
+      <w:start w:val="1"/>
+      <w:numFmt w:val="bullet"/>
+      <w:lvlText w:val=""/>
+      <w:lvlJc w:val="left"/>
+      <w:pPr>
+        <w:tabs>
+          <w:tab w:val="num" w:pos="5040"/>
+        </w:tabs>
+        <w:ind w:left="5040" w:hanging="360"/>
+      </w:pPr>
+      <w:rPr>
+        <w:rFonts w:ascii="Wingdings" w:hAnsi="Wingdings" w:hint="default"/>
+        <w:sz w:val="20"/>
+      </w:rPr>
+    </w:lvl>
+    <w:lvl w:ilvl="7" w:tentative="1">
+      <w:start w:val="1"/>
+      <w:numFmt w:val="bullet"/>
+      <w:lvlText w:val=""/>
+      <w:lvlJc w:val="left"/>
+      <w:pPr>
+        <w:tabs>
+          <w:tab w:val="num" w:pos="5760"/>
+        </w:tabs>
+        <w:ind w:left="5760" w:hanging="360"/>
+      </w:pPr>
+      <w:rPr>
+        <w:rFonts w:ascii="Wingdings" w:hAnsi="Wingdings" w:hint="default"/>
+        <w:sz w:val="20"/>
+      </w:rPr>
+    </w:lvl>
+    <w:lvl w:ilvl="8" w:tentative="1">
+      <w:start w:val="1"/>
+      <w:numFmt w:val="bullet"/>
+      <w:lvlText w:val=""/>
+      <w:lvlJc w:val="left"/>
+      <w:pPr>
+        <w:tabs>
+          <w:tab w:val="num" w:pos="6480"/>
+        </w:tabs>
+        <w:ind w:left="6480" w:hanging="360"/>
+      </w:pPr>
+      <w:rPr>
+        <w:rFonts w:ascii="Wingdings" w:hAnsi="Wingdings" w:hint="default"/>
+        <w:sz w:val="20"/>
+      </w:rPr>
+    </w:lvl>
+  </w:abstractNum>
+  <w:abstractNum w:abstractNumId="26" w15:restartNumberingAfterBreak="0">
     <w:nsid w:val="21EF03D3"/>
     <w:multiLevelType w:val="multilevel"/>
     <w:tmpl w:val="BEB473CA"/>
@@ -19663,7 +21058,120 @@
       </w:rPr>
     </w:lvl>
   </w:abstractNum>
-  <w:abstractNum w:abstractNumId="20" w15:restartNumberingAfterBreak="0">
+  <w:abstractNum w:abstractNumId="27" w15:restartNumberingAfterBreak="0">
+    <w:nsid w:val="2256686E"/>
+    <w:multiLevelType w:val="multilevel"/>
+    <w:tmpl w:val="39BAF084"/>
+    <w:lvl w:ilvl="0">
+      <w:start w:val="1"/>
+      <w:numFmt w:val="decimal"/>
+      <w:lvlText w:val="%1."/>
+      <w:lvlJc w:val="left"/>
+      <w:pPr>
+        <w:tabs>
+          <w:tab w:val="num" w:pos="720"/>
+        </w:tabs>
+        <w:ind w:left="720" w:hanging="360"/>
+      </w:pPr>
+    </w:lvl>
+    <w:lvl w:ilvl="1" w:tentative="1">
+      <w:start w:val="1"/>
+      <w:numFmt w:val="decimal"/>
+      <w:lvlText w:val="%2."/>
+      <w:lvlJc w:val="left"/>
+      <w:pPr>
+        <w:tabs>
+          <w:tab w:val="num" w:pos="1440"/>
+        </w:tabs>
+        <w:ind w:left="1440" w:hanging="360"/>
+      </w:pPr>
+    </w:lvl>
+    <w:lvl w:ilvl="2" w:tentative="1">
+      <w:start w:val="1"/>
+      <w:numFmt w:val="decimal"/>
+      <w:lvlText w:val="%3."/>
+      <w:lvlJc w:val="left"/>
+      <w:pPr>
+        <w:tabs>
+          <w:tab w:val="num" w:pos="2160"/>
+        </w:tabs>
+        <w:ind w:left="2160" w:hanging="360"/>
+      </w:pPr>
+    </w:lvl>
+    <w:lvl w:ilvl="3" w:tentative="1">
+      <w:start w:val="1"/>
+      <w:numFmt w:val="decimal"/>
+      <w:lvlText w:val="%4."/>
+      <w:lvlJc w:val="left"/>
+      <w:pPr>
+        <w:tabs>
+          <w:tab w:val="num" w:pos="2880"/>
+        </w:tabs>
+        <w:ind w:left="2880" w:hanging="360"/>
+      </w:pPr>
+    </w:lvl>
+    <w:lvl w:ilvl="4" w:tentative="1">
+      <w:start w:val="1"/>
+      <w:numFmt w:val="decimal"/>
+      <w:lvlText w:val="%5."/>
+      <w:lvlJc w:val="left"/>
+      <w:pPr>
+        <w:tabs>
+          <w:tab w:val="num" w:pos="3600"/>
+        </w:tabs>
+        <w:ind w:left="3600" w:hanging="360"/>
+      </w:pPr>
+    </w:lvl>
+    <w:lvl w:ilvl="5" w:tentative="1">
+      <w:start w:val="1"/>
+      <w:numFmt w:val="decimal"/>
+      <w:lvlText w:val="%6."/>
+      <w:lvlJc w:val="left"/>
+      <w:pPr>
+        <w:tabs>
+          <w:tab w:val="num" w:pos="4320"/>
+        </w:tabs>
+        <w:ind w:left="4320" w:hanging="360"/>
+      </w:pPr>
+    </w:lvl>
+    <w:lvl w:ilvl="6" w:tentative="1">
+      <w:start w:val="1"/>
+      <w:numFmt w:val="decimal"/>
+      <w:lvlText w:val="%7."/>
+      <w:lvlJc w:val="left"/>
+      <w:pPr>
+        <w:tabs>
+          <w:tab w:val="num" w:pos="5040"/>
+        </w:tabs>
+        <w:ind w:left="5040" w:hanging="360"/>
+      </w:pPr>
+    </w:lvl>
+    <w:lvl w:ilvl="7" w:tentative="1">
+      <w:start w:val="1"/>
+      <w:numFmt w:val="decimal"/>
+      <w:lvlText w:val="%8."/>
+      <w:lvlJc w:val="left"/>
+      <w:pPr>
+        <w:tabs>
+          <w:tab w:val="num" w:pos="5760"/>
+        </w:tabs>
+        <w:ind w:left="5760" w:hanging="360"/>
+      </w:pPr>
+    </w:lvl>
+    <w:lvl w:ilvl="8" w:tentative="1">
+      <w:start w:val="1"/>
+      <w:numFmt w:val="decimal"/>
+      <w:lvlText w:val="%9."/>
+      <w:lvlJc w:val="left"/>
+      <w:pPr>
+        <w:tabs>
+          <w:tab w:val="num" w:pos="6480"/>
+        </w:tabs>
+        <w:ind w:left="6480" w:hanging="360"/>
+      </w:pPr>
+    </w:lvl>
+  </w:abstractNum>
+  <w:abstractNum w:abstractNumId="28" w15:restartNumberingAfterBreak="0">
     <w:nsid w:val="22C4799A"/>
     <w:multiLevelType w:val="multilevel"/>
     <w:tmpl w:val="D888789E"/>
@@ -19803,7 +21311,7 @@
       </w:rPr>
     </w:lvl>
   </w:abstractNum>
-  <w:abstractNum w:abstractNumId="21" w15:restartNumberingAfterBreak="0">
+  <w:abstractNum w:abstractNumId="29" w15:restartNumberingAfterBreak="0">
     <w:nsid w:val="22F1395A"/>
     <w:multiLevelType w:val="multilevel"/>
     <w:tmpl w:val="CC20987C"/>
@@ -19952,7 +21460,7 @@
       </w:rPr>
     </w:lvl>
   </w:abstractNum>
-  <w:abstractNum w:abstractNumId="22" w15:restartNumberingAfterBreak="0">
+  <w:abstractNum w:abstractNumId="30" w15:restartNumberingAfterBreak="0">
     <w:nsid w:val="238276B8"/>
     <w:multiLevelType w:val="multilevel"/>
     <w:tmpl w:val="9D425E9C"/>
@@ -20101,7 +21609,7 @@
       </w:rPr>
     </w:lvl>
   </w:abstractNum>
-  <w:abstractNum w:abstractNumId="23" w15:restartNumberingAfterBreak="0">
+  <w:abstractNum w:abstractNumId="31" w15:restartNumberingAfterBreak="0">
     <w:nsid w:val="252F461B"/>
     <w:multiLevelType w:val="multilevel"/>
     <w:tmpl w:val="77380B0C"/>
@@ -20241,7 +21749,7 @@
       </w:rPr>
     </w:lvl>
   </w:abstractNum>
-  <w:abstractNum w:abstractNumId="24" w15:restartNumberingAfterBreak="0">
+  <w:abstractNum w:abstractNumId="32" w15:restartNumberingAfterBreak="0">
     <w:nsid w:val="260535CC"/>
     <w:multiLevelType w:val="multilevel"/>
     <w:tmpl w:val="0CFEC6B0"/>
@@ -20390,7 +21898,120 @@
       </w:rPr>
     </w:lvl>
   </w:abstractNum>
-  <w:abstractNum w:abstractNumId="25" w15:restartNumberingAfterBreak="0">
+  <w:abstractNum w:abstractNumId="33" w15:restartNumberingAfterBreak="0">
+    <w:nsid w:val="2827245B"/>
+    <w:multiLevelType w:val="multilevel"/>
+    <w:tmpl w:val="D18A1540"/>
+    <w:lvl w:ilvl="0">
+      <w:start w:val="1"/>
+      <w:numFmt w:val="decimal"/>
+      <w:lvlText w:val="%1."/>
+      <w:lvlJc w:val="left"/>
+      <w:pPr>
+        <w:tabs>
+          <w:tab w:val="num" w:pos="720"/>
+        </w:tabs>
+        <w:ind w:left="720" w:hanging="360"/>
+      </w:pPr>
+    </w:lvl>
+    <w:lvl w:ilvl="1" w:tentative="1">
+      <w:start w:val="1"/>
+      <w:numFmt w:val="decimal"/>
+      <w:lvlText w:val="%2."/>
+      <w:lvlJc w:val="left"/>
+      <w:pPr>
+        <w:tabs>
+          <w:tab w:val="num" w:pos="1440"/>
+        </w:tabs>
+        <w:ind w:left="1440" w:hanging="360"/>
+      </w:pPr>
+    </w:lvl>
+    <w:lvl w:ilvl="2" w:tentative="1">
+      <w:start w:val="1"/>
+      <w:numFmt w:val="decimal"/>
+      <w:lvlText w:val="%3."/>
+      <w:lvlJc w:val="left"/>
+      <w:pPr>
+        <w:tabs>
+          <w:tab w:val="num" w:pos="2160"/>
+        </w:tabs>
+        <w:ind w:left="2160" w:hanging="360"/>
+      </w:pPr>
+    </w:lvl>
+    <w:lvl w:ilvl="3" w:tentative="1">
+      <w:start w:val="1"/>
+      <w:numFmt w:val="decimal"/>
+      <w:lvlText w:val="%4."/>
+      <w:lvlJc w:val="left"/>
+      <w:pPr>
+        <w:tabs>
+          <w:tab w:val="num" w:pos="2880"/>
+        </w:tabs>
+        <w:ind w:left="2880" w:hanging="360"/>
+      </w:pPr>
+    </w:lvl>
+    <w:lvl w:ilvl="4" w:tentative="1">
+      <w:start w:val="1"/>
+      <w:numFmt w:val="decimal"/>
+      <w:lvlText w:val="%5."/>
+      <w:lvlJc w:val="left"/>
+      <w:pPr>
+        <w:tabs>
+          <w:tab w:val="num" w:pos="3600"/>
+        </w:tabs>
+        <w:ind w:left="3600" w:hanging="360"/>
+      </w:pPr>
+    </w:lvl>
+    <w:lvl w:ilvl="5" w:tentative="1">
+      <w:start w:val="1"/>
+      <w:numFmt w:val="decimal"/>
+      <w:lvlText w:val="%6."/>
+      <w:lvlJc w:val="left"/>
+      <w:pPr>
+        <w:tabs>
+          <w:tab w:val="num" w:pos="4320"/>
+        </w:tabs>
+        <w:ind w:left="4320" w:hanging="360"/>
+      </w:pPr>
+    </w:lvl>
+    <w:lvl w:ilvl="6" w:tentative="1">
+      <w:start w:val="1"/>
+      <w:numFmt w:val="decimal"/>
+      <w:lvlText w:val="%7."/>
+      <w:lvlJc w:val="left"/>
+      <w:pPr>
+        <w:tabs>
+          <w:tab w:val="num" w:pos="5040"/>
+        </w:tabs>
+        <w:ind w:left="5040" w:hanging="360"/>
+      </w:pPr>
+    </w:lvl>
+    <w:lvl w:ilvl="7" w:tentative="1">
+      <w:start w:val="1"/>
+      <w:numFmt w:val="decimal"/>
+      <w:lvlText w:val="%8."/>
+      <w:lvlJc w:val="left"/>
+      <w:pPr>
+        <w:tabs>
+          <w:tab w:val="num" w:pos="5760"/>
+        </w:tabs>
+        <w:ind w:left="5760" w:hanging="360"/>
+      </w:pPr>
+    </w:lvl>
+    <w:lvl w:ilvl="8" w:tentative="1">
+      <w:start w:val="1"/>
+      <w:numFmt w:val="decimal"/>
+      <w:lvlText w:val="%9."/>
+      <w:lvlJc w:val="left"/>
+      <w:pPr>
+        <w:tabs>
+          <w:tab w:val="num" w:pos="6480"/>
+        </w:tabs>
+        <w:ind w:left="6480" w:hanging="360"/>
+      </w:pPr>
+    </w:lvl>
+  </w:abstractNum>
+  <w:abstractNum w:abstractNumId="34" w15:restartNumberingAfterBreak="0">
     <w:nsid w:val="2B325792"/>
     <w:multiLevelType w:val="multilevel"/>
     <w:tmpl w:val="818681CE"/>
@@ -20530,7 +22151,7 @@
       </w:rPr>
     </w:lvl>
   </w:abstractNum>
-  <w:abstractNum w:abstractNumId="26" w15:restartNumberingAfterBreak="0">
+  <w:abstractNum w:abstractNumId="35" w15:restartNumberingAfterBreak="0">
     <w:nsid w:val="2BCD0620"/>
     <w:multiLevelType w:val="multilevel"/>
     <w:tmpl w:val="4998D62A"/>
@@ -20643,7 +22264,7 @@
       </w:pPr>
     </w:lvl>
   </w:abstractNum>
-  <w:abstractNum w:abstractNumId="27" w15:restartNumberingAfterBreak="0">
+  <w:abstractNum w:abstractNumId="36" w15:restartNumberingAfterBreak="0">
     <w:nsid w:val="2BD96E5C"/>
     <w:multiLevelType w:val="multilevel"/>
     <w:tmpl w:val="22768DC4"/>
@@ -20783,7 +22404,7 @@
       </w:rPr>
     </w:lvl>
   </w:abstractNum>
-  <w:abstractNum w:abstractNumId="28" w15:restartNumberingAfterBreak="0">
+  <w:abstractNum w:abstractNumId="37" w15:restartNumberingAfterBreak="0">
     <w:nsid w:val="2C032F49"/>
     <w:multiLevelType w:val="multilevel"/>
     <w:tmpl w:val="7BE0D376"/>
@@ -20923,7 +22544,7 @@
       </w:rPr>
     </w:lvl>
   </w:abstractNum>
-  <w:abstractNum w:abstractNumId="29" w15:restartNumberingAfterBreak="0">
+  <w:abstractNum w:abstractNumId="38" w15:restartNumberingAfterBreak="0">
     <w:nsid w:val="2D5F3E38"/>
     <w:multiLevelType w:val="multilevel"/>
     <w:tmpl w:val="3F703FAC"/>
@@ -21072,7 +22693,7 @@
       </w:rPr>
     </w:lvl>
   </w:abstractNum>
-  <w:abstractNum w:abstractNumId="30" w15:restartNumberingAfterBreak="0">
+  <w:abstractNum w:abstractNumId="39" w15:restartNumberingAfterBreak="0">
     <w:nsid w:val="2E007477"/>
     <w:multiLevelType w:val="multilevel"/>
     <w:tmpl w:val="B7944A0A"/>
@@ -21212,7 +22833,7 @@
       </w:rPr>
     </w:lvl>
   </w:abstractNum>
-  <w:abstractNum w:abstractNumId="31" w15:restartNumberingAfterBreak="0">
+  <w:abstractNum w:abstractNumId="40" w15:restartNumberingAfterBreak="0">
     <w:nsid w:val="2E1766DB"/>
     <w:multiLevelType w:val="multilevel"/>
     <w:tmpl w:val="5A1A0910"/>
@@ -21325,7 +22946,156 @@
       </w:pPr>
     </w:lvl>
   </w:abstractNum>
-  <w:abstractNum w:abstractNumId="32" w15:restartNumberingAfterBreak="0">
+  <w:abstractNum w:abstractNumId="41" w15:restartNumberingAfterBreak="0">
+    <w:nsid w:val="2EA8112D"/>
+    <w:multiLevelType w:val="multilevel"/>
+    <w:tmpl w:val="41DC0E76"/>
+    <w:lvl w:ilvl="0">
+      <w:start w:val="1"/>
+      <w:numFmt w:val="bullet"/>
+      <w:lvlText w:val=""/>
+      <w:lvlJc w:val="left"/>
+      <w:pPr>
+        <w:tabs>
+          <w:tab w:val="num" w:pos="720"/>
+        </w:tabs>
+        <w:ind w:left="720" w:hanging="360"/>
+      </w:pPr>
+      <w:rPr>
+        <w:rFonts w:ascii="Symbol" w:hAnsi="Symbol" w:hint="default"/>
+        <w:sz w:val="20"/>
+      </w:rPr>
+    </w:lvl>
+    <w:lvl w:ilvl="1" w:tentative="1">
+      <w:start w:val="1"/>
+      <w:numFmt w:val="bullet"/>
+      <w:lvlText w:val="o"/>
+      <w:lvlJc w:val="left"/>
+      <w:pPr>
+        <w:tabs>
+          <w:tab w:val="num" w:pos="1440"/>
+        </w:tabs>
+        <w:ind w:left="1440" w:hanging="360"/>
+      </w:pPr>
+      <w:rPr>
+        <w:rFonts w:ascii="Courier New" w:hAnsi="Courier New" w:hint="default"/>
+        <w:sz w:val="20"/>
+      </w:rPr>
+    </w:lvl>
+    <w:lvl w:ilvl="2" w:tentative="1">
+      <w:start w:val="1"/>
+      <w:numFmt w:val="bullet"/>
+      <w:lvlText w:val=""/>
+      <w:lvlJc w:val="left"/>
+      <w:pPr>
+        <w:tabs>
+          <w:tab w:val="num" w:pos="2160"/>
+        </w:tabs>
+        <w:ind w:left="2160" w:hanging="360"/>
+      </w:pPr>
+      <w:rPr>
+        <w:rFonts w:ascii="Wingdings" w:hAnsi="Wingdings" w:hint="default"/>
+        <w:sz w:val="20"/>
+      </w:rPr>
+    </w:lvl>
+    <w:lvl w:ilvl="3" w:tentative="1">
+      <w:start w:val="1"/>
+      <w:numFmt w:val="bullet"/>
+      <w:lvlText w:val=""/>
+      <w:lvlJc w:val="left"/>
+      <w:pPr>
+        <w:tabs>
+          <w:tab w:val="num" w:pos="2880"/>
+        </w:tabs>
+        <w:ind w:left="2880" w:hanging="360"/>
+      </w:pPr>
+      <w:rPr>
+        <w:rFonts w:ascii="Wingdings" w:hAnsi="Wingdings" w:hint="default"/>
+        <w:sz w:val="20"/>
+      </w:rPr>
+    </w:lvl>
+    <w:lvl w:ilvl="4" w:tentative="1">
+      <w:start w:val="1"/>
+      <w:numFmt w:val="bullet"/>
+      <w:lvlText w:val=""/>
+      <w:lvlJc w:val="left"/>
+      <w:pPr>
+        <w:tabs>
+          <w:tab w:val="num" w:pos="3600"/>
+        </w:tabs>
+        <w:ind w:left="3600" w:hanging="360"/>
+      </w:pPr>
+      <w:rPr>
+        <w:rFonts w:ascii="Wingdings" w:hAnsi="Wingdings" w:hint="default"/>
+        <w:sz w:val="20"/>
+      </w:rPr>
+    </w:lvl>
+    <w:lvl w:ilvl="5" w:tentative="1">
+      <w:start w:val="1"/>
+      <w:numFmt w:val="bullet"/>
+      <w:lvlText w:val=""/>
+      <w:lvlJc w:val="left"/>
+      <w:pPr>
+        <w:tabs>
+          <w:tab w:val="num" w:pos="4320"/>
+        </w:tabs>
+        <w:ind w:left="4320" w:hanging="360"/>
+      </w:pPr>
+      <w:rPr>
+        <w:rFonts w:ascii="Wingdings" w:hAnsi="Wingdings" w:hint="default"/>
+        <w:sz w:val="20"/>
+      </w:rPr>
+    </w:lvl>
+    <w:lvl w:ilvl="6" w:tentative="1">
+      <w:start w:val="1"/>
+      <w:numFmt w:val="bullet"/>
+      <w:lvlText w:val=""/>
+      <w:lvlJc w:val="left"/>
+      <w:pPr>
+        <w:tabs>
+          <w:tab w:val="num" w:pos="5040"/>
+        </w:tabs>
+        <w:ind w:left="5040" w:hanging="360"/>
+      </w:pPr>
+      <w:rPr>
+        <w:rFonts w:ascii="Wingdings" w:hAnsi="Wingdings" w:hint="default"/>
+        <w:sz w:val="20"/>
+      </w:rPr>
+    </w:lvl>
+    <w:lvl w:ilvl="7" w:tentative="1">
+      <w:start w:val="1"/>
+      <w:numFmt w:val="bullet"/>
+      <w:lvlText w:val=""/>
+      <w:lvlJc w:val="left"/>
+      <w:pPr>
+        <w:tabs>
+          <w:tab w:val="num" w:pos="5760"/>
+        </w:tabs>
+        <w:ind w:left="5760" w:hanging="360"/>
+      </w:pPr>
+      <w:rPr>
+        <w:rFonts w:ascii="Wingdings" w:hAnsi="Wingdings" w:hint="default"/>
+        <w:sz w:val="20"/>
+      </w:rPr>
+    </w:lvl>
+    <w:lvl w:ilvl="8" w:tentative="1">
+      <w:start w:val="1"/>
+      <w:numFmt w:val="bullet"/>
+      <w:lvlText w:val=""/>
+      <w:lvlJc w:val="left"/>
+      <w:pPr>
+        <w:tabs>
+          <w:tab w:val="num" w:pos="6480"/>
+        </w:tabs>
+        <w:ind w:left="6480" w:hanging="360"/>
+      </w:pPr>
+      <w:rPr>
+        <w:rFonts w:ascii="Wingdings" w:hAnsi="Wingdings" w:hint="default"/>
+        <w:sz w:val="20"/>
+      </w:rPr>
+    </w:lvl>
+  </w:abstractNum>
+  <w:abstractNum w:abstractNumId="42" w15:restartNumberingAfterBreak="0">
     <w:nsid w:val="2EE11927"/>
     <w:multiLevelType w:val="multilevel"/>
     <w:tmpl w:val="2B22FC40"/>
@@ -21474,7 +23244,7 @@
       </w:rPr>
     </w:lvl>
   </w:abstractNum>
-  <w:abstractNum w:abstractNumId="33" w15:restartNumberingAfterBreak="0">
+  <w:abstractNum w:abstractNumId="43" w15:restartNumberingAfterBreak="0">
     <w:nsid w:val="2F285AB0"/>
     <w:multiLevelType w:val="multilevel"/>
     <w:tmpl w:val="9060464A"/>
@@ -21623,7 +23393,7 @@
       </w:rPr>
     </w:lvl>
   </w:abstractNum>
-  <w:abstractNum w:abstractNumId="34" w15:restartNumberingAfterBreak="0">
+  <w:abstractNum w:abstractNumId="44" w15:restartNumberingAfterBreak="0">
     <w:nsid w:val="31F06F15"/>
     <w:multiLevelType w:val="multilevel"/>
     <w:tmpl w:val="6C6CE814"/>
@@ -21763,7 +23533,7 @@
       </w:rPr>
     </w:lvl>
   </w:abstractNum>
-  <w:abstractNum w:abstractNumId="35" w15:restartNumberingAfterBreak="0">
+  <w:abstractNum w:abstractNumId="45" w15:restartNumberingAfterBreak="0">
     <w:nsid w:val="33022009"/>
     <w:multiLevelType w:val="multilevel"/>
     <w:tmpl w:val="5964EE3C"/>
@@ -21903,7 +23673,7 @@
       </w:rPr>
     </w:lvl>
   </w:abstractNum>
-  <w:abstractNum w:abstractNumId="36" w15:restartNumberingAfterBreak="0">
+  <w:abstractNum w:abstractNumId="46" w15:restartNumberingAfterBreak="0">
     <w:nsid w:val="335C1E3E"/>
     <w:multiLevelType w:val="multilevel"/>
     <w:tmpl w:val="E9CCFC78"/>
@@ -22043,7 +23813,120 @@
       </w:rPr>
     </w:lvl>
   </w:abstractNum>
-  <w:abstractNum w:abstractNumId="37" w15:restartNumberingAfterBreak="0">
+  <w:abstractNum w:abstractNumId="47" w15:restartNumberingAfterBreak="0">
+    <w:nsid w:val="357F7BCA"/>
+    <w:multiLevelType w:val="multilevel"/>
+    <w:tmpl w:val="72DCC8B6"/>
+    <w:lvl w:ilvl="0">
+      <w:start w:val="1"/>
+      <w:numFmt w:val="decimal"/>
+      <w:lvlText w:val="%1."/>
+      <w:lvlJc w:val="left"/>
+      <w:pPr>
+        <w:tabs>
+          <w:tab w:val="num" w:pos="720"/>
+        </w:tabs>
+        <w:ind w:left="720" w:hanging="360"/>
+      </w:pPr>
+    </w:lvl>
+    <w:lvl w:ilvl="1" w:tentative="1">
+      <w:start w:val="1"/>
+      <w:numFmt w:val="decimal"/>
+      <w:lvlText w:val="%2."/>
+      <w:lvlJc w:val="left"/>
+      <w:pPr>
+        <w:tabs>
+          <w:tab w:val="num" w:pos="1440"/>
+        </w:tabs>
+        <w:ind w:left="1440" w:hanging="360"/>
+      </w:pPr>
+    </w:lvl>
+    <w:lvl w:ilvl="2" w:tentative="1">
+      <w:start w:val="1"/>
+      <w:numFmt w:val="decimal"/>
+      <w:lvlText w:val="%3."/>
+      <w:lvlJc w:val="left"/>
+      <w:pPr>
+        <w:tabs>
+          <w:tab w:val="num" w:pos="2160"/>
+        </w:tabs>
+        <w:ind w:left="2160" w:hanging="360"/>
+      </w:pPr>
+    </w:lvl>
+    <w:lvl w:ilvl="3" w:tentative="1">
+      <w:start w:val="1"/>
+      <w:numFmt w:val="decimal"/>
+      <w:lvlText w:val="%4."/>
+      <w:lvlJc w:val="left"/>
+      <w:pPr>
+        <w:tabs>
+          <w:tab w:val="num" w:pos="2880"/>
+        </w:tabs>
+        <w:ind w:left="2880" w:hanging="360"/>
+      </w:pPr>
+    </w:lvl>
+    <w:lvl w:ilvl="4" w:tentative="1">
+      <w:start w:val="1"/>
+      <w:numFmt w:val="decimal"/>
+      <w:lvlText w:val="%5."/>
+      <w:lvlJc w:val="left"/>
+      <w:pPr>
+        <w:tabs>
+          <w:tab w:val="num" w:pos="3600"/>
+        </w:tabs>
+        <w:ind w:left="3600" w:hanging="360"/>
+      </w:pPr>
+    </w:lvl>
+    <w:lvl w:ilvl="5" w:tentative="1">
+      <w:start w:val="1"/>
+      <w:numFmt w:val="decimal"/>
+      <w:lvlText w:val="%6."/>
+      <w:lvlJc w:val="left"/>
+      <w:pPr>
+        <w:tabs>
+          <w:tab w:val="num" w:pos="4320"/>
+        </w:tabs>
+        <w:ind w:left="4320" w:hanging="360"/>
+      </w:pPr>
+    </w:lvl>
+    <w:lvl w:ilvl="6" w:tentative="1">
+      <w:start w:val="1"/>
+      <w:numFmt w:val="decimal"/>
+      <w:lvlText w:val="%7."/>
+      <w:lvlJc w:val="left"/>
+      <w:pPr>
+        <w:tabs>
+          <w:tab w:val="num" w:pos="5040"/>
+        </w:tabs>
+        <w:ind w:left="5040" w:hanging="360"/>
+      </w:pPr>
+    </w:lvl>
+    <w:lvl w:ilvl="7" w:tentative="1">
+      <w:start w:val="1"/>
+      <w:numFmt w:val="decimal"/>
+      <w:lvlText w:val="%8."/>
+      <w:lvlJc w:val="left"/>
+      <w:pPr>
+        <w:tabs>
+          <w:tab w:val="num" w:pos="5760"/>
+        </w:tabs>
+        <w:ind w:left="5760" w:hanging="360"/>
+      </w:pPr>
+    </w:lvl>
+    <w:lvl w:ilvl="8" w:tentative="1">
+      <w:start w:val="1"/>
+      <w:numFmt w:val="decimal"/>
+      <w:lvlText w:val="%9."/>
+      <w:lvlJc w:val="left"/>
+      <w:pPr>
+        <w:tabs>
+          <w:tab w:val="num" w:pos="6480"/>
+        </w:tabs>
+        <w:ind w:left="6480" w:hanging="360"/>
+      </w:pPr>
+    </w:lvl>
+  </w:abstractNum>
+  <w:abstractNum w:abstractNumId="48" w15:restartNumberingAfterBreak="0">
     <w:nsid w:val="358A1D34"/>
     <w:multiLevelType w:val="multilevel"/>
     <w:tmpl w:val="1506E3BA"/>
@@ -22183,7 +24066,156 @@
       </w:rPr>
     </w:lvl>
   </w:abstractNum>
-  <w:abstractNum w:abstractNumId="38" w15:restartNumberingAfterBreak="0">
+  <w:abstractNum w:abstractNumId="49" w15:restartNumberingAfterBreak="0">
+    <w:nsid w:val="35A414B8"/>
+    <w:multiLevelType w:val="multilevel"/>
+    <w:tmpl w:val="1E68D5D4"/>
+    <w:lvl w:ilvl="0">
+      <w:start w:val="1"/>
+      <w:numFmt w:val="bullet"/>
+      <w:lvlText w:val=""/>
+      <w:lvlJc w:val="left"/>
+      <w:pPr>
+        <w:tabs>
+          <w:tab w:val="num" w:pos="720"/>
+        </w:tabs>
+        <w:ind w:left="720" w:hanging="360"/>
+      </w:pPr>
+      <w:rPr>
+        <w:rFonts w:ascii="Symbol" w:hAnsi="Symbol" w:hint="default"/>
+        <w:sz w:val="20"/>
+      </w:rPr>
+    </w:lvl>
+    <w:lvl w:ilvl="1" w:tentative="1">
+      <w:start w:val="1"/>
+      <w:numFmt w:val="bullet"/>
+      <w:lvlText w:val="o"/>
+      <w:lvlJc w:val="left"/>
+      <w:pPr>
+        <w:tabs>
+          <w:tab w:val="num" w:pos="1440"/>
+        </w:tabs>
+        <w:ind w:left="1440" w:hanging="360"/>
+      </w:pPr>
+      <w:rPr>
+        <w:rFonts w:ascii="Courier New" w:hAnsi="Courier New" w:hint="default"/>
+        <w:sz w:val="20"/>
+      </w:rPr>
+    </w:lvl>
+    <w:lvl w:ilvl="2" w:tentative="1">
+      <w:start w:val="1"/>
+      <w:numFmt w:val="bullet"/>
+      <w:lvlText w:val=""/>
+      <w:lvlJc w:val="left"/>
+      <w:pPr>
+        <w:tabs>
+          <w:tab w:val="num" w:pos="2160"/>
+        </w:tabs>
+        <w:ind w:left="2160" w:hanging="360"/>
+      </w:pPr>
+      <w:rPr>
+        <w:rFonts w:ascii="Wingdings" w:hAnsi="Wingdings" w:hint="default"/>
+        <w:sz w:val="20"/>
+      </w:rPr>
+    </w:lvl>
+    <w:lvl w:ilvl="3" w:tentative="1">
+      <w:start w:val="1"/>
+      <w:numFmt w:val="bullet"/>
+      <w:lvlText w:val=""/>
+      <w:lvlJc w:val="left"/>
+      <w:pPr>
+        <w:tabs>
+          <w:tab w:val="num" w:pos="2880"/>
+        </w:tabs>
+        <w:ind w:left="2880" w:hanging="360"/>
+      </w:pPr>
+      <w:rPr>
+        <w:rFonts w:ascii="Wingdings" w:hAnsi="Wingdings" w:hint="default"/>
+        <w:sz w:val="20"/>
+      </w:rPr>
+    </w:lvl>
+    <w:lvl w:ilvl="4" w:tentative="1">
+      <w:start w:val="1"/>
+      <w:numFmt w:val="bullet"/>
+      <w:lvlText w:val=""/>
+      <w:lvlJc w:val="left"/>
+      <w:pPr>
+        <w:tabs>
+          <w:tab w:val="num" w:pos="3600"/>
+        </w:tabs>
+        <w:ind w:left="3600" w:hanging="360"/>
+      </w:pPr>
+      <w:rPr>
+        <w:rFonts w:ascii="Wingdings" w:hAnsi="Wingdings" w:hint="default"/>
+        <w:sz w:val="20"/>
+      </w:rPr>
+    </w:lvl>
+    <w:lvl w:ilvl="5" w:tentative="1">
+      <w:start w:val="1"/>
+      <w:numFmt w:val="bullet"/>
+      <w:lvlText w:val=""/>
+      <w:lvlJc w:val="left"/>
+      <w:pPr>
+        <w:tabs>
+          <w:tab w:val="num" w:pos="4320"/>
+        </w:tabs>
+        <w:ind w:left="4320" w:hanging="360"/>
+      </w:pPr>
+      <w:rPr>
+        <w:rFonts w:ascii="Wingdings" w:hAnsi="Wingdings" w:hint="default"/>
+        <w:sz w:val="20"/>
+      </w:rPr>
+    </w:lvl>
+    <w:lvl w:ilvl="6" w:tentative="1">
+      <w:start w:val="1"/>
+      <w:numFmt w:val="bullet"/>
+      <w:lvlText w:val=""/>
+      <w:lvlJc w:val="left"/>
+      <w:pPr>
+        <w:tabs>
+          <w:tab w:val="num" w:pos="5040"/>
+        </w:tabs>
+        <w:ind w:left="5040" w:hanging="360"/>
+      </w:pPr>
+      <w:rPr>
+        <w:rFonts w:ascii="Wingdings" w:hAnsi="Wingdings" w:hint="default"/>
+        <w:sz w:val="20"/>
+      </w:rPr>
+    </w:lvl>
+    <w:lvl w:ilvl="7" w:tentative="1">
+      <w:start w:val="1"/>
+      <w:numFmt w:val="bullet"/>
+      <w:lvlText w:val=""/>
+      <w:lvlJc w:val="left"/>
+      <w:pPr>
+        <w:tabs>
+          <w:tab w:val="num" w:pos="5760"/>
+        </w:tabs>
+        <w:ind w:left="5760" w:hanging="360"/>
+      </w:pPr>
+      <w:rPr>
+        <w:rFonts w:ascii="Wingdings" w:hAnsi="Wingdings" w:hint="default"/>
+        <w:sz w:val="20"/>
+      </w:rPr>
+    </w:lvl>
+    <w:lvl w:ilvl="8" w:tentative="1">
+      <w:start w:val="1"/>
+      <w:numFmt w:val="bullet"/>
+      <w:lvlText w:val=""/>
+      <w:lvlJc w:val="left"/>
+      <w:pPr>
+        <w:tabs>
+          <w:tab w:val="num" w:pos="6480"/>
+        </w:tabs>
+        <w:ind w:left="6480" w:hanging="360"/>
+      </w:pPr>
+      <w:rPr>
+        <w:rFonts w:ascii="Wingdings" w:hAnsi="Wingdings" w:hint="default"/>
+        <w:sz w:val="20"/>
+      </w:rPr>
+    </w:lvl>
+  </w:abstractNum>
+  <w:abstractNum w:abstractNumId="50" w15:restartNumberingAfterBreak="0">
     <w:nsid w:val="35E3083E"/>
     <w:multiLevelType w:val="multilevel"/>
     <w:tmpl w:val="D6749BC6"/>
@@ -22323,7 +24355,7 @@
       </w:rPr>
     </w:lvl>
   </w:abstractNum>
-  <w:abstractNum w:abstractNumId="39" w15:restartNumberingAfterBreak="0">
+  <w:abstractNum w:abstractNumId="51" w15:restartNumberingAfterBreak="0">
     <w:nsid w:val="36E642F9"/>
     <w:multiLevelType w:val="multilevel"/>
     <w:tmpl w:val="0F14AE40"/>
@@ -22463,7 +24495,7 @@
       </w:rPr>
     </w:lvl>
   </w:abstractNum>
-  <w:abstractNum w:abstractNumId="40" w15:restartNumberingAfterBreak="0">
+  <w:abstractNum w:abstractNumId="52" w15:restartNumberingAfterBreak="0">
     <w:nsid w:val="38DD3038"/>
     <w:multiLevelType w:val="multilevel"/>
     <w:tmpl w:val="12F0DB66"/>
@@ -22612,7 +24644,7 @@
       </w:rPr>
     </w:lvl>
   </w:abstractNum>
-  <w:abstractNum w:abstractNumId="41" w15:restartNumberingAfterBreak="0">
+  <w:abstractNum w:abstractNumId="53" w15:restartNumberingAfterBreak="0">
     <w:nsid w:val="3A9D640D"/>
     <w:multiLevelType w:val="multilevel"/>
     <w:tmpl w:val="376C7DD8"/>
@@ -22752,7 +24784,7 @@
       </w:rPr>
     </w:lvl>
   </w:abstractNum>
-  <w:abstractNum w:abstractNumId="42" w15:restartNumberingAfterBreak="0">
+  <w:abstractNum w:abstractNumId="54" w15:restartNumberingAfterBreak="0">
     <w:nsid w:val="3AC7281A"/>
     <w:multiLevelType w:val="multilevel"/>
     <w:tmpl w:val="6A387828"/>
@@ -22892,7 +24924,7 @@
       </w:rPr>
     </w:lvl>
   </w:abstractNum>
-  <w:abstractNum w:abstractNumId="43" w15:restartNumberingAfterBreak="0">
+  <w:abstractNum w:abstractNumId="55" w15:restartNumberingAfterBreak="0">
     <w:nsid w:val="3BF13E7C"/>
     <w:multiLevelType w:val="multilevel"/>
     <w:tmpl w:val="DAA69E84"/>
@@ -23032,7 +25064,7 @@
       </w:rPr>
     </w:lvl>
   </w:abstractNum>
-  <w:abstractNum w:abstractNumId="44" w15:restartNumberingAfterBreak="0">
+  <w:abstractNum w:abstractNumId="56" w15:restartNumberingAfterBreak="0">
     <w:nsid w:val="3CE304B9"/>
     <w:multiLevelType w:val="multilevel"/>
     <w:tmpl w:val="D02A6476"/>
@@ -23172,7 +25204,156 @@
       </w:rPr>
     </w:lvl>
   </w:abstractNum>
-  <w:abstractNum w:abstractNumId="45" w15:restartNumberingAfterBreak="0">
+  <w:abstractNum w:abstractNumId="57" w15:restartNumberingAfterBreak="0">
+    <w:nsid w:val="3CEA205E"/>
+    <w:multiLevelType w:val="multilevel"/>
+    <w:tmpl w:val="E592BF82"/>
+    <w:lvl w:ilvl="0">
+      <w:start w:val="1"/>
+      <w:numFmt w:val="bullet"/>
+      <w:lvlText w:val=""/>
+      <w:lvlJc w:val="left"/>
+      <w:pPr>
+        <w:tabs>
+          <w:tab w:val="num" w:pos="720"/>
+        </w:tabs>
+        <w:ind w:left="720" w:hanging="360"/>
+      </w:pPr>
+      <w:rPr>
+        <w:rFonts w:ascii="Symbol" w:hAnsi="Symbol" w:hint="default"/>
+        <w:sz w:val="20"/>
+      </w:rPr>
+    </w:lvl>
+    <w:lvl w:ilvl="1" w:tentative="1">
+      <w:start w:val="1"/>
+      <w:numFmt w:val="bullet"/>
+      <w:lvlText w:val="o"/>
+      <w:lvlJc w:val="left"/>
+      <w:pPr>
+        <w:tabs>
+          <w:tab w:val="num" w:pos="1440"/>
+        </w:tabs>
+        <w:ind w:left="1440" w:hanging="360"/>
+      </w:pPr>
+      <w:rPr>
+        <w:rFonts w:ascii="Courier New" w:hAnsi="Courier New" w:hint="default"/>
+        <w:sz w:val="20"/>
+      </w:rPr>
+    </w:lvl>
+    <w:lvl w:ilvl="2" w:tentative="1">
+      <w:start w:val="1"/>
+      <w:numFmt w:val="bullet"/>
+      <w:lvlText w:val=""/>
+      <w:lvlJc w:val="left"/>
+      <w:pPr>
+        <w:tabs>
+          <w:tab w:val="num" w:pos="2160"/>
+        </w:tabs>
+        <w:ind w:left="2160" w:hanging="360"/>
+      </w:pPr>
+      <w:rPr>
+        <w:rFonts w:ascii="Wingdings" w:hAnsi="Wingdings" w:hint="default"/>
+        <w:sz w:val="20"/>
+      </w:rPr>
+    </w:lvl>
+    <w:lvl w:ilvl="3" w:tentative="1">
+      <w:start w:val="1"/>
+      <w:numFmt w:val="bullet"/>
+      <w:lvlText w:val=""/>
+      <w:lvlJc w:val="left"/>
+      <w:pPr>
+        <w:tabs>
+          <w:tab w:val="num" w:pos="2880"/>
+        </w:tabs>
+        <w:ind w:left="2880" w:hanging="360"/>
+      </w:pPr>
+      <w:rPr>
+        <w:rFonts w:ascii="Wingdings" w:hAnsi="Wingdings" w:hint="default"/>
+        <w:sz w:val="20"/>
+      </w:rPr>
+    </w:lvl>
+    <w:lvl w:ilvl="4" w:tentative="1">
+      <w:start w:val="1"/>
+      <w:numFmt w:val="bullet"/>
+      <w:lvlText w:val=""/>
+      <w:lvlJc w:val="left"/>
+      <w:pPr>
+        <w:tabs>
+          <w:tab w:val="num" w:pos="3600"/>
+        </w:tabs>
+        <w:ind w:left="3600" w:hanging="360"/>
+      </w:pPr>
+      <w:rPr>
+        <w:rFonts w:ascii="Wingdings" w:hAnsi="Wingdings" w:hint="default"/>
+        <w:sz w:val="20"/>
+      </w:rPr>
+    </w:lvl>
+    <w:lvl w:ilvl="5" w:tentative="1">
+      <w:start w:val="1"/>
+      <w:numFmt w:val="bullet"/>
+      <w:lvlText w:val=""/>
+      <w:lvlJc w:val="left"/>
+      <w:pPr>
+        <w:tabs>
+          <w:tab w:val="num" w:pos="4320"/>
+        </w:tabs>
+        <w:ind w:left="4320" w:hanging="360"/>
+      </w:pPr>
+      <w:rPr>
+        <w:rFonts w:ascii="Wingdings" w:hAnsi="Wingdings" w:hint="default"/>
+        <w:sz w:val="20"/>
+      </w:rPr>
+    </w:lvl>
+    <w:lvl w:ilvl="6" w:tentative="1">
+      <w:start w:val="1"/>
+      <w:numFmt w:val="bullet"/>
+      <w:lvlText w:val=""/>
+      <w:lvlJc w:val="left"/>
+      <w:pPr>
+        <w:tabs>
+          <w:tab w:val="num" w:pos="5040"/>
+        </w:tabs>
+        <w:ind w:left="5040" w:hanging="360"/>
+      </w:pPr>
+      <w:rPr>
+        <w:rFonts w:ascii="Wingdings" w:hAnsi="Wingdings" w:hint="default"/>
+        <w:sz w:val="20"/>
+      </w:rPr>
+    </w:lvl>
+    <w:lvl w:ilvl="7" w:tentative="1">
+      <w:start w:val="1"/>
+      <w:numFmt w:val="bullet"/>
+      <w:lvlText w:val=""/>
+      <w:lvlJc w:val="left"/>
+      <w:pPr>
+        <w:tabs>
+          <w:tab w:val="num" w:pos="5760"/>
+        </w:tabs>
+        <w:ind w:left="5760" w:hanging="360"/>
+      </w:pPr>
+      <w:rPr>
+        <w:rFonts w:ascii="Wingdings" w:hAnsi="Wingdings" w:hint="default"/>
+        <w:sz w:val="20"/>
+      </w:rPr>
+    </w:lvl>
+    <w:lvl w:ilvl="8" w:tentative="1">
+      <w:start w:val="1"/>
+      <w:numFmt w:val="bullet"/>
+      <w:lvlText w:val=""/>
+      <w:lvlJc w:val="left"/>
+      <w:pPr>
+        <w:tabs>
+          <w:tab w:val="num" w:pos="6480"/>
+        </w:tabs>
+        <w:ind w:left="6480" w:hanging="360"/>
+      </w:pPr>
+      <w:rPr>
+        <w:rFonts w:ascii="Wingdings" w:hAnsi="Wingdings" w:hint="default"/>
+        <w:sz w:val="20"/>
+      </w:rPr>
+    </w:lvl>
+  </w:abstractNum>
+  <w:abstractNum w:abstractNumId="58" w15:restartNumberingAfterBreak="0">
     <w:nsid w:val="42211C8F"/>
     <w:multiLevelType w:val="multilevel"/>
     <w:tmpl w:val="93CA4F00"/>
@@ -23321,7 +25502,7 @@
       </w:rPr>
     </w:lvl>
   </w:abstractNum>
-  <w:abstractNum w:abstractNumId="46" w15:restartNumberingAfterBreak="0">
+  <w:abstractNum w:abstractNumId="59" w15:restartNumberingAfterBreak="0">
     <w:nsid w:val="424B0AF2"/>
     <w:multiLevelType w:val="multilevel"/>
     <w:tmpl w:val="3CEED4F2"/>
@@ -23461,7 +25642,7 @@
       </w:rPr>
     </w:lvl>
   </w:abstractNum>
-  <w:abstractNum w:abstractNumId="47" w15:restartNumberingAfterBreak="0">
+  <w:abstractNum w:abstractNumId="60" w15:restartNumberingAfterBreak="0">
     <w:nsid w:val="426C7D0C"/>
     <w:multiLevelType w:val="multilevel"/>
     <w:tmpl w:val="F0547A24"/>
@@ -23601,7 +25782,7 @@
       </w:rPr>
     </w:lvl>
   </w:abstractNum>
-  <w:abstractNum w:abstractNumId="48" w15:restartNumberingAfterBreak="0">
+  <w:abstractNum w:abstractNumId="61" w15:restartNumberingAfterBreak="0">
     <w:nsid w:val="42E640F4"/>
     <w:multiLevelType w:val="multilevel"/>
     <w:tmpl w:val="1708E9CE"/>
@@ -23750,7 +25931,7 @@
       </w:rPr>
     </w:lvl>
   </w:abstractNum>
-  <w:abstractNum w:abstractNumId="49" w15:restartNumberingAfterBreak="0">
+  <w:abstractNum w:abstractNumId="62" w15:restartNumberingAfterBreak="0">
     <w:nsid w:val="43085AA3"/>
     <w:multiLevelType w:val="multilevel"/>
     <w:tmpl w:val="6892284C"/>
@@ -23890,7 +26071,7 @@
       </w:rPr>
     </w:lvl>
   </w:abstractNum>
-  <w:abstractNum w:abstractNumId="50" w15:restartNumberingAfterBreak="0">
+  <w:abstractNum w:abstractNumId="63" w15:restartNumberingAfterBreak="0">
     <w:nsid w:val="43A42562"/>
     <w:multiLevelType w:val="multilevel"/>
     <w:tmpl w:val="8E26AC8C"/>
@@ -24030,7 +26211,7 @@
       </w:rPr>
     </w:lvl>
   </w:abstractNum>
-  <w:abstractNum w:abstractNumId="51" w15:restartNumberingAfterBreak="0">
+  <w:abstractNum w:abstractNumId="64" w15:restartNumberingAfterBreak="0">
     <w:nsid w:val="43C07178"/>
     <w:multiLevelType w:val="multilevel"/>
     <w:tmpl w:val="8D40601E"/>
@@ -24179,7 +26360,7 @@
       </w:rPr>
     </w:lvl>
   </w:abstractNum>
-  <w:abstractNum w:abstractNumId="52" w15:restartNumberingAfterBreak="0">
+  <w:abstractNum w:abstractNumId="65" w15:restartNumberingAfterBreak="0">
     <w:nsid w:val="441474AE"/>
     <w:multiLevelType w:val="multilevel"/>
     <w:tmpl w:val="04A6C022"/>
@@ -24319,7 +26500,7 @@
       </w:rPr>
     </w:lvl>
   </w:abstractNum>
-  <w:abstractNum w:abstractNumId="53" w15:restartNumberingAfterBreak="0">
+  <w:abstractNum w:abstractNumId="66" w15:restartNumberingAfterBreak="0">
     <w:nsid w:val="45A2105D"/>
     <w:multiLevelType w:val="multilevel"/>
     <w:tmpl w:val="C49E5FFE"/>
@@ -24459,7 +26640,156 @@
       </w:rPr>
     </w:lvl>
   </w:abstractNum>
-  <w:abstractNum w:abstractNumId="54" w15:restartNumberingAfterBreak="0">
+  <w:abstractNum w:abstractNumId="67" w15:restartNumberingAfterBreak="0">
+    <w:nsid w:val="474F6193"/>
+    <w:multiLevelType w:val="multilevel"/>
+    <w:tmpl w:val="FF5ABBD8"/>
+    <w:lvl w:ilvl="0">
+      <w:start w:val="1"/>
+      <w:numFmt w:val="bullet"/>
+      <w:lvlText w:val=""/>
+      <w:lvlJc w:val="left"/>
+      <w:pPr>
+        <w:tabs>
+          <w:tab w:val="num" w:pos="720"/>
+        </w:tabs>
+        <w:ind w:left="720" w:hanging="360"/>
+      </w:pPr>
+      <w:rPr>
+        <w:rFonts w:ascii="Symbol" w:hAnsi="Symbol" w:hint="default"/>
+        <w:sz w:val="20"/>
+      </w:rPr>
+    </w:lvl>
+    <w:lvl w:ilvl="1" w:tentative="1">
+      <w:start w:val="1"/>
+      <w:numFmt w:val="bullet"/>
+      <w:lvlText w:val="o"/>
+      <w:lvlJc w:val="left"/>
+      <w:pPr>
+        <w:tabs>
+          <w:tab w:val="num" w:pos="1440"/>
+        </w:tabs>
+        <w:ind w:left="1440" w:hanging="360"/>
+      </w:pPr>
+      <w:rPr>
+        <w:rFonts w:ascii="Courier New" w:hAnsi="Courier New" w:hint="default"/>
+        <w:sz w:val="20"/>
+      </w:rPr>
+    </w:lvl>
+    <w:lvl w:ilvl="2" w:tentative="1">
+      <w:start w:val="1"/>
+      <w:numFmt w:val="bullet"/>
+      <w:lvlText w:val=""/>
+      <w:lvlJc w:val="left"/>
+      <w:pPr>
+        <w:tabs>
+          <w:tab w:val="num" w:pos="2160"/>
+        </w:tabs>
+        <w:ind w:left="2160" w:hanging="360"/>
+      </w:pPr>
+      <w:rPr>
+        <w:rFonts w:ascii="Wingdings" w:hAnsi="Wingdings" w:hint="default"/>
+        <w:sz w:val="20"/>
+      </w:rPr>
+    </w:lvl>
+    <w:lvl w:ilvl="3" w:tentative="1">
+      <w:start w:val="1"/>
+      <w:numFmt w:val="bullet"/>
+      <w:lvlText w:val=""/>
+      <w:lvlJc w:val="left"/>
+      <w:pPr>
+        <w:tabs>
+          <w:tab w:val="num" w:pos="2880"/>
+        </w:tabs>
+        <w:ind w:left="2880" w:hanging="360"/>
+      </w:pPr>
+      <w:rPr>
+        <w:rFonts w:ascii="Wingdings" w:hAnsi="Wingdings" w:hint="default"/>
+        <w:sz w:val="20"/>
+      </w:rPr>
+    </w:lvl>
+    <w:lvl w:ilvl="4" w:tentative="1">
+      <w:start w:val="1"/>
+      <w:numFmt w:val="bullet"/>
+      <w:lvlText w:val=""/>
+      <w:lvlJc w:val="left"/>
+      <w:pPr>
+        <w:tabs>
+          <w:tab w:val="num" w:pos="3600"/>
+        </w:tabs>
+        <w:ind w:left="3600" w:hanging="360"/>
+      </w:pPr>
+      <w:rPr>
+        <w:rFonts w:ascii="Wingdings" w:hAnsi="Wingdings" w:hint="default"/>
+        <w:sz w:val="20"/>
+      </w:rPr>
+    </w:lvl>
+    <w:lvl w:ilvl="5" w:tentative="1">
+      <w:start w:val="1"/>
+      <w:numFmt w:val="bullet"/>
+      <w:lvlText w:val=""/>
+      <w:lvlJc w:val="left"/>
+      <w:pPr>
+        <w:tabs>
+          <w:tab w:val="num" w:pos="4320"/>
+        </w:tabs>
+        <w:ind w:left="4320" w:hanging="360"/>
+      </w:pPr>
+      <w:rPr>
+        <w:rFonts w:ascii="Wingdings" w:hAnsi="Wingdings" w:hint="default"/>
+        <w:sz w:val="20"/>
+      </w:rPr>
+    </w:lvl>
+    <w:lvl w:ilvl="6" w:tentative="1">
+      <w:start w:val="1"/>
+      <w:numFmt w:val="bullet"/>
+      <w:lvlText w:val=""/>
+      <w:lvlJc w:val="left"/>
+      <w:pPr>
+        <w:tabs>
+          <w:tab w:val="num" w:pos="5040"/>
+        </w:tabs>
+        <w:ind w:left="5040" w:hanging="360"/>
+      </w:pPr>
+      <w:rPr>
+        <w:rFonts w:ascii="Wingdings" w:hAnsi="Wingdings" w:hint="default"/>
+        <w:sz w:val="20"/>
+      </w:rPr>
+    </w:lvl>
+    <w:lvl w:ilvl="7" w:tentative="1">
+      <w:start w:val="1"/>
+      <w:numFmt w:val="bullet"/>
+      <w:lvlText w:val=""/>
+      <w:lvlJc w:val="left"/>
+      <w:pPr>
+        <w:tabs>
+          <w:tab w:val="num" w:pos="5760"/>
+        </w:tabs>
+        <w:ind w:left="5760" w:hanging="360"/>
+      </w:pPr>
+      <w:rPr>
+        <w:rFonts w:ascii="Wingdings" w:hAnsi="Wingdings" w:hint="default"/>
+        <w:sz w:val="20"/>
+      </w:rPr>
+    </w:lvl>
+    <w:lvl w:ilvl="8" w:tentative="1">
+      <w:start w:val="1"/>
+      <w:numFmt w:val="bullet"/>
+      <w:lvlText w:val=""/>
+      <w:lvlJc w:val="left"/>
+      <w:pPr>
+        <w:tabs>
+          <w:tab w:val="num" w:pos="6480"/>
+        </w:tabs>
+        <w:ind w:left="6480" w:hanging="360"/>
+      </w:pPr>
+      <w:rPr>
+        <w:rFonts w:ascii="Wingdings" w:hAnsi="Wingdings" w:hint="default"/>
+        <w:sz w:val="20"/>
+      </w:rPr>
+    </w:lvl>
+  </w:abstractNum>
+  <w:abstractNum w:abstractNumId="68" w15:restartNumberingAfterBreak="0">
     <w:nsid w:val="48202818"/>
     <w:multiLevelType w:val="hybridMultilevel"/>
     <w:tmpl w:val="8D6C06AC"/>
@@ -24548,7 +26878,156 @@
       </w:pPr>
     </w:lvl>
   </w:abstractNum>
-  <w:abstractNum w:abstractNumId="55" w15:restartNumberingAfterBreak="0">
+  <w:abstractNum w:abstractNumId="69" w15:restartNumberingAfterBreak="0">
+    <w:nsid w:val="485F2E3F"/>
+    <w:multiLevelType w:val="multilevel"/>
+    <w:tmpl w:val="C92417D4"/>
+    <w:lvl w:ilvl="0">
+      <w:start w:val="1"/>
+      <w:numFmt w:val="bullet"/>
+      <w:lvlText w:val=""/>
+      <w:lvlJc w:val="left"/>
+      <w:pPr>
+        <w:tabs>
+          <w:tab w:val="num" w:pos="720"/>
+        </w:tabs>
+        <w:ind w:left="720" w:hanging="360"/>
+      </w:pPr>
+      <w:rPr>
+        <w:rFonts w:ascii="Symbol" w:hAnsi="Symbol" w:hint="default"/>
+        <w:sz w:val="20"/>
+      </w:rPr>
+    </w:lvl>
+    <w:lvl w:ilvl="1" w:tentative="1">
+      <w:start w:val="1"/>
+      <w:numFmt w:val="bullet"/>
+      <w:lvlText w:val="o"/>
+      <w:lvlJc w:val="left"/>
+      <w:pPr>
+        <w:tabs>
+          <w:tab w:val="num" w:pos="1440"/>
+        </w:tabs>
+        <w:ind w:left="1440" w:hanging="360"/>
+      </w:pPr>
+      <w:rPr>
+        <w:rFonts w:ascii="Courier New" w:hAnsi="Courier New" w:hint="default"/>
+        <w:sz w:val="20"/>
+      </w:rPr>
+    </w:lvl>
+    <w:lvl w:ilvl="2" w:tentative="1">
+      <w:start w:val="1"/>
+      <w:numFmt w:val="bullet"/>
+      <w:lvlText w:val=""/>
+      <w:lvlJc w:val="left"/>
+      <w:pPr>
+        <w:tabs>
+          <w:tab w:val="num" w:pos="2160"/>
+        </w:tabs>
+        <w:ind w:left="2160" w:hanging="360"/>
+      </w:pPr>
+      <w:rPr>
+        <w:rFonts w:ascii="Wingdings" w:hAnsi="Wingdings" w:hint="default"/>
+        <w:sz w:val="20"/>
+      </w:rPr>
+    </w:lvl>
+    <w:lvl w:ilvl="3" w:tentative="1">
+      <w:start w:val="1"/>
+      <w:numFmt w:val="bullet"/>
+      <w:lvlText w:val=""/>
+      <w:lvlJc w:val="left"/>
+      <w:pPr>
+        <w:tabs>
+          <w:tab w:val="num" w:pos="2880"/>
+        </w:tabs>
+        <w:ind w:left="2880" w:hanging="360"/>
+      </w:pPr>
+      <w:rPr>
+        <w:rFonts w:ascii="Wingdings" w:hAnsi="Wingdings" w:hint="default"/>
+        <w:sz w:val="20"/>
+      </w:rPr>
+    </w:lvl>
+    <w:lvl w:ilvl="4" w:tentative="1">
+      <w:start w:val="1"/>
+      <w:numFmt w:val="bullet"/>
+      <w:lvlText w:val=""/>
+      <w:lvlJc w:val="left"/>
+      <w:pPr>
+        <w:tabs>
+          <w:tab w:val="num" w:pos="3600"/>
+        </w:tabs>
+        <w:ind w:left="3600" w:hanging="360"/>
+      </w:pPr>
+      <w:rPr>
+        <w:rFonts w:ascii="Wingdings" w:hAnsi="Wingdings" w:hint="default"/>
+        <w:sz w:val="20"/>
+      </w:rPr>
+    </w:lvl>
+    <w:lvl w:ilvl="5" w:tentative="1">
+      <w:start w:val="1"/>
+      <w:numFmt w:val="bullet"/>
+      <w:lvlText w:val=""/>
+      <w:lvlJc w:val="left"/>
+      <w:pPr>
+        <w:tabs>
+          <w:tab w:val="num" w:pos="4320"/>
+        </w:tabs>
+        <w:ind w:left="4320" w:hanging="360"/>
+      </w:pPr>
+      <w:rPr>
+        <w:rFonts w:ascii="Wingdings" w:hAnsi="Wingdings" w:hint="default"/>
+        <w:sz w:val="20"/>
+      </w:rPr>
+    </w:lvl>
+    <w:lvl w:ilvl="6" w:tentative="1">
+      <w:start w:val="1"/>
+      <w:numFmt w:val="bullet"/>
+      <w:lvlText w:val=""/>
+      <w:lvlJc w:val="left"/>
+      <w:pPr>
+        <w:tabs>
+          <w:tab w:val="num" w:pos="5040"/>
+        </w:tabs>
+        <w:ind w:left="5040" w:hanging="360"/>
+      </w:pPr>
+      <w:rPr>
+        <w:rFonts w:ascii="Wingdings" w:hAnsi="Wingdings" w:hint="default"/>
+        <w:sz w:val="20"/>
+      </w:rPr>
+    </w:lvl>
+    <w:lvl w:ilvl="7" w:tentative="1">
+      <w:start w:val="1"/>
+      <w:numFmt w:val="bullet"/>
+      <w:lvlText w:val=""/>
+      <w:lvlJc w:val="left"/>
+      <w:pPr>
+        <w:tabs>
+          <w:tab w:val="num" w:pos="5760"/>
+        </w:tabs>
+        <w:ind w:left="5760" w:hanging="360"/>
+      </w:pPr>
+      <w:rPr>
+        <w:rFonts w:ascii="Wingdings" w:hAnsi="Wingdings" w:hint="default"/>
+        <w:sz w:val="20"/>
+      </w:rPr>
+    </w:lvl>
+    <w:lvl w:ilvl="8" w:tentative="1">
+      <w:start w:val="1"/>
+      <w:numFmt w:val="bullet"/>
+      <w:lvlText w:val=""/>
+      <w:lvlJc w:val="left"/>
+      <w:pPr>
+        <w:tabs>
+          <w:tab w:val="num" w:pos="6480"/>
+        </w:tabs>
+        <w:ind w:left="6480" w:hanging="360"/>
+      </w:pPr>
+      <w:rPr>
+        <w:rFonts w:ascii="Wingdings" w:hAnsi="Wingdings" w:hint="default"/>
+        <w:sz w:val="20"/>
+      </w:rPr>
+    </w:lvl>
+  </w:abstractNum>
+  <w:abstractNum w:abstractNumId="70" w15:restartNumberingAfterBreak="0">
     <w:nsid w:val="4A4A3B7C"/>
     <w:multiLevelType w:val="multilevel"/>
     <w:tmpl w:val="9804722A"/>
@@ -24697,7 +27176,7 @@
       </w:rPr>
     </w:lvl>
   </w:abstractNum>
-  <w:abstractNum w:abstractNumId="56" w15:restartNumberingAfterBreak="0">
+  <w:abstractNum w:abstractNumId="71" w15:restartNumberingAfterBreak="0">
     <w:nsid w:val="4C371AFB"/>
     <w:multiLevelType w:val="multilevel"/>
     <w:tmpl w:val="A3C4FEE4"/>
@@ -24837,7 +27316,7 @@
       </w:rPr>
     </w:lvl>
   </w:abstractNum>
-  <w:abstractNum w:abstractNumId="57" w15:restartNumberingAfterBreak="0">
+  <w:abstractNum w:abstractNumId="72" w15:restartNumberingAfterBreak="0">
     <w:nsid w:val="4CA92A97"/>
     <w:multiLevelType w:val="multilevel"/>
     <w:tmpl w:val="19BA756C"/>
@@ -24977,7 +27456,7 @@
       </w:rPr>
     </w:lvl>
   </w:abstractNum>
-  <w:abstractNum w:abstractNumId="58" w15:restartNumberingAfterBreak="0">
+  <w:abstractNum w:abstractNumId="73" w15:restartNumberingAfterBreak="0">
     <w:nsid w:val="4F3573F5"/>
     <w:multiLevelType w:val="multilevel"/>
     <w:tmpl w:val="A740C7E2"/>
@@ -25090,7 +27569,7 @@
       </w:pPr>
     </w:lvl>
   </w:abstractNum>
-  <w:abstractNum w:abstractNumId="59" w15:restartNumberingAfterBreak="0">
+  <w:abstractNum w:abstractNumId="74" w15:restartNumberingAfterBreak="0">
     <w:nsid w:val="4F9378EA"/>
     <w:multiLevelType w:val="multilevel"/>
     <w:tmpl w:val="D0D07938"/>
@@ -25239,7 +27718,7 @@
       </w:rPr>
     </w:lvl>
   </w:abstractNum>
-  <w:abstractNum w:abstractNumId="60" w15:restartNumberingAfterBreak="0">
+  <w:abstractNum w:abstractNumId="75" w15:restartNumberingAfterBreak="0">
     <w:nsid w:val="518B0026"/>
     <w:multiLevelType w:val="multilevel"/>
     <w:tmpl w:val="C00AC4B0"/>
@@ -25388,7 +27867,7 @@
       </w:rPr>
     </w:lvl>
   </w:abstractNum>
-  <w:abstractNum w:abstractNumId="61" w15:restartNumberingAfterBreak="0">
+  <w:abstractNum w:abstractNumId="76" w15:restartNumberingAfterBreak="0">
     <w:nsid w:val="527B035F"/>
     <w:multiLevelType w:val="multilevel"/>
     <w:tmpl w:val="0ABE69F6"/>
@@ -25537,7 +28016,7 @@
       </w:rPr>
     </w:lvl>
   </w:abstractNum>
-  <w:abstractNum w:abstractNumId="62" w15:restartNumberingAfterBreak="0">
+  <w:abstractNum w:abstractNumId="77" w15:restartNumberingAfterBreak="0">
     <w:nsid w:val="540A58ED"/>
     <w:multiLevelType w:val="multilevel"/>
     <w:tmpl w:val="7BF004A6"/>
@@ -25677,7 +28156,7 @@
       </w:rPr>
     </w:lvl>
   </w:abstractNum>
-  <w:abstractNum w:abstractNumId="63" w15:restartNumberingAfterBreak="0">
+  <w:abstractNum w:abstractNumId="78" w15:restartNumberingAfterBreak="0">
     <w:nsid w:val="55002F34"/>
     <w:multiLevelType w:val="multilevel"/>
     <w:tmpl w:val="448622D8"/>
@@ -25817,7 +28296,156 @@
       </w:rPr>
     </w:lvl>
   </w:abstractNum>
-  <w:abstractNum w:abstractNumId="64" w15:restartNumberingAfterBreak="0">
+  <w:abstractNum w:abstractNumId="79" w15:restartNumberingAfterBreak="0">
+    <w:nsid w:val="55B84302"/>
+    <w:multiLevelType w:val="multilevel"/>
+    <w:tmpl w:val="AC78FE8A"/>
+    <w:lvl w:ilvl="0">
+      <w:start w:val="1"/>
+      <w:numFmt w:val="bullet"/>
+      <w:lvlText w:val=""/>
+      <w:lvlJc w:val="left"/>
+      <w:pPr>
+        <w:tabs>
+          <w:tab w:val="num" w:pos="720"/>
+        </w:tabs>
+        <w:ind w:left="720" w:hanging="360"/>
+      </w:pPr>
+      <w:rPr>
+        <w:rFonts w:ascii="Symbol" w:hAnsi="Symbol" w:hint="default"/>
+        <w:sz w:val="20"/>
+      </w:rPr>
+    </w:lvl>
+    <w:lvl w:ilvl="1" w:tentative="1">
+      <w:start w:val="1"/>
+      <w:numFmt w:val="bullet"/>
+      <w:lvlText w:val="o"/>
+      <w:lvlJc w:val="left"/>
+      <w:pPr>
+        <w:tabs>
+          <w:tab w:val="num" w:pos="1440"/>
+        </w:tabs>
+        <w:ind w:left="1440" w:hanging="360"/>
+      </w:pPr>
+      <w:rPr>
+        <w:rFonts w:ascii="Courier New" w:hAnsi="Courier New" w:hint="default"/>
+        <w:sz w:val="20"/>
+      </w:rPr>
+    </w:lvl>
+    <w:lvl w:ilvl="2" w:tentative="1">
+      <w:start w:val="1"/>
+      <w:numFmt w:val="bullet"/>
+      <w:lvlText w:val=""/>
+      <w:lvlJc w:val="left"/>
+      <w:pPr>
+        <w:tabs>
+          <w:tab w:val="num" w:pos="2160"/>
+        </w:tabs>
+        <w:ind w:left="2160" w:hanging="360"/>
+      </w:pPr>
+      <w:rPr>
+        <w:rFonts w:ascii="Wingdings" w:hAnsi="Wingdings" w:hint="default"/>
+        <w:sz w:val="20"/>
+      </w:rPr>
+    </w:lvl>
+    <w:lvl w:ilvl="3" w:tentative="1">
+      <w:start w:val="1"/>
+      <w:numFmt w:val="bullet"/>
+      <w:lvlText w:val=""/>
+      <w:lvlJc w:val="left"/>
+      <w:pPr>
+        <w:tabs>
+          <w:tab w:val="num" w:pos="2880"/>
+        </w:tabs>
+        <w:ind w:left="2880" w:hanging="360"/>
+      </w:pPr>
+      <w:rPr>
+        <w:rFonts w:ascii="Wingdings" w:hAnsi="Wingdings" w:hint="default"/>
+        <w:sz w:val="20"/>
+      </w:rPr>
+    </w:lvl>
+    <w:lvl w:ilvl="4" w:tentative="1">
+      <w:start w:val="1"/>
+      <w:numFmt w:val="bullet"/>
+      <w:lvlText w:val=""/>
+      <w:lvlJc w:val="left"/>
+      <w:pPr>
+        <w:tabs>
+          <w:tab w:val="num" w:pos="3600"/>
+        </w:tabs>
+        <w:ind w:left="3600" w:hanging="360"/>
+      </w:pPr>
+      <w:rPr>
+        <w:rFonts w:ascii="Wingdings" w:hAnsi="Wingdings" w:hint="default"/>
+        <w:sz w:val="20"/>
+      </w:rPr>
+    </w:lvl>
+    <w:lvl w:ilvl="5" w:tentative="1">
+      <w:start w:val="1"/>
+      <w:numFmt w:val="bullet"/>
+      <w:lvlText w:val=""/>
+      <w:lvlJc w:val="left"/>
+      <w:pPr>
+        <w:tabs>
+          <w:tab w:val="num" w:pos="4320"/>
+        </w:tabs>
+        <w:ind w:left="4320" w:hanging="360"/>
+      </w:pPr>
+      <w:rPr>
+        <w:rFonts w:ascii="Wingdings" w:hAnsi="Wingdings" w:hint="default"/>
+        <w:sz w:val="20"/>
+      </w:rPr>
+    </w:lvl>
+    <w:lvl w:ilvl="6" w:tentative="1">
+      <w:start w:val="1"/>
+      <w:numFmt w:val="bullet"/>
+      <w:lvlText w:val=""/>
+      <w:lvlJc w:val="left"/>
+      <w:pPr>
+        <w:tabs>
+          <w:tab w:val="num" w:pos="5040"/>
+        </w:tabs>
+        <w:ind w:left="5040" w:hanging="360"/>
+      </w:pPr>
+      <w:rPr>
+        <w:rFonts w:ascii="Wingdings" w:hAnsi="Wingdings" w:hint="default"/>
+        <w:sz w:val="20"/>
+      </w:rPr>
+    </w:lvl>
+    <w:lvl w:ilvl="7" w:tentative="1">
+      <w:start w:val="1"/>
+      <w:numFmt w:val="bullet"/>
+      <w:lvlText w:val=""/>
+      <w:lvlJc w:val="left"/>
+      <w:pPr>
+        <w:tabs>
+          <w:tab w:val="num" w:pos="5760"/>
+        </w:tabs>
+        <w:ind w:left="5760" w:hanging="360"/>
+      </w:pPr>
+      <w:rPr>
+        <w:rFonts w:ascii="Wingdings" w:hAnsi="Wingdings" w:hint="default"/>
+        <w:sz w:val="20"/>
+      </w:rPr>
+    </w:lvl>
+    <w:lvl w:ilvl="8" w:tentative="1">
+      <w:start w:val="1"/>
+      <w:numFmt w:val="bullet"/>
+      <w:lvlText w:val=""/>
+      <w:lvlJc w:val="left"/>
+      <w:pPr>
+        <w:tabs>
+          <w:tab w:val="num" w:pos="6480"/>
+        </w:tabs>
+        <w:ind w:left="6480" w:hanging="360"/>
+      </w:pPr>
+      <w:rPr>
+        <w:rFonts w:ascii="Wingdings" w:hAnsi="Wingdings" w:hint="default"/>
+        <w:sz w:val="20"/>
+      </w:rPr>
+    </w:lvl>
+  </w:abstractNum>
+  <w:abstractNum w:abstractNumId="80" w15:restartNumberingAfterBreak="0">
     <w:nsid w:val="58144D3D"/>
     <w:multiLevelType w:val="multilevel"/>
     <w:tmpl w:val="C6B21490"/>
@@ -25957,7 +28585,156 @@
       </w:rPr>
     </w:lvl>
   </w:abstractNum>
-  <w:abstractNum w:abstractNumId="65" w15:restartNumberingAfterBreak="0">
+  <w:abstractNum w:abstractNumId="81" w15:restartNumberingAfterBreak="0">
+    <w:nsid w:val="587016BA"/>
+    <w:multiLevelType w:val="multilevel"/>
+    <w:tmpl w:val="25DA72D4"/>
+    <w:lvl w:ilvl="0">
+      <w:start w:val="1"/>
+      <w:numFmt w:val="bullet"/>
+      <w:lvlText w:val=""/>
+      <w:lvlJc w:val="left"/>
+      <w:pPr>
+        <w:tabs>
+          <w:tab w:val="num" w:pos="720"/>
+        </w:tabs>
+        <w:ind w:left="720" w:hanging="360"/>
+      </w:pPr>
+      <w:rPr>
+        <w:rFonts w:ascii="Symbol" w:hAnsi="Symbol" w:hint="default"/>
+        <w:sz w:val="20"/>
+      </w:rPr>
+    </w:lvl>
+    <w:lvl w:ilvl="1" w:tentative="1">
+      <w:start w:val="1"/>
+      <w:numFmt w:val="bullet"/>
+      <w:lvlText w:val="o"/>
+      <w:lvlJc w:val="left"/>
+      <w:pPr>
+        <w:tabs>
+          <w:tab w:val="num" w:pos="1440"/>
+        </w:tabs>
+        <w:ind w:left="1440" w:hanging="360"/>
+      </w:pPr>
+      <w:rPr>
+        <w:rFonts w:ascii="Courier New" w:hAnsi="Courier New" w:hint="default"/>
+        <w:sz w:val="20"/>
+      </w:rPr>
+    </w:lvl>
+    <w:lvl w:ilvl="2" w:tentative="1">
+      <w:start w:val="1"/>
+      <w:numFmt w:val="bullet"/>
+      <w:lvlText w:val=""/>
+      <w:lvlJc w:val="left"/>
+      <w:pPr>
+        <w:tabs>
+          <w:tab w:val="num" w:pos="2160"/>
+        </w:tabs>
+        <w:ind w:left="2160" w:hanging="360"/>
+      </w:pPr>
+      <w:rPr>
+        <w:rFonts w:ascii="Wingdings" w:hAnsi="Wingdings" w:hint="default"/>
+        <w:sz w:val="20"/>
+      </w:rPr>
+    </w:lvl>
+    <w:lvl w:ilvl="3" w:tentative="1">
+      <w:start w:val="1"/>
+      <w:numFmt w:val="bullet"/>
+      <w:lvlText w:val=""/>
+      <w:lvlJc w:val="left"/>
+      <w:pPr>
+        <w:tabs>
+          <w:tab w:val="num" w:pos="2880"/>
+        </w:tabs>
+        <w:ind w:left="2880" w:hanging="360"/>
+      </w:pPr>
+      <w:rPr>
+        <w:rFonts w:ascii="Wingdings" w:hAnsi="Wingdings" w:hint="default"/>
+        <w:sz w:val="20"/>
+      </w:rPr>
+    </w:lvl>
+    <w:lvl w:ilvl="4" w:tentative="1">
+      <w:start w:val="1"/>
+      <w:numFmt w:val="bullet"/>
+      <w:lvlText w:val=""/>
+      <w:lvlJc w:val="left"/>
+      <w:pPr>
+        <w:tabs>
+          <w:tab w:val="num" w:pos="3600"/>
+        </w:tabs>
+        <w:ind w:left="3600" w:hanging="360"/>
+      </w:pPr>
+      <w:rPr>
+        <w:rFonts w:ascii="Wingdings" w:hAnsi="Wingdings" w:hint="default"/>
+        <w:sz w:val="20"/>
+      </w:rPr>
+    </w:lvl>
+    <w:lvl w:ilvl="5" w:tentative="1">
+      <w:start w:val="1"/>
+      <w:numFmt w:val="bullet"/>
+      <w:lvlText w:val=""/>
+      <w:lvlJc w:val="left"/>
+      <w:pPr>
+        <w:tabs>
+          <w:tab w:val="num" w:pos="4320"/>
+        </w:tabs>
+        <w:ind w:left="4320" w:hanging="360"/>
+      </w:pPr>
+      <w:rPr>
+        <w:rFonts w:ascii="Wingdings" w:hAnsi="Wingdings" w:hint="default"/>
+        <w:sz w:val="20"/>
+      </w:rPr>
+    </w:lvl>
+    <w:lvl w:ilvl="6" w:tentative="1">
+      <w:start w:val="1"/>
+      <w:numFmt w:val="bullet"/>
+      <w:lvlText w:val=""/>
+      <w:lvlJc w:val="left"/>
+      <w:pPr>
+        <w:tabs>
+          <w:tab w:val="num" w:pos="5040"/>
+        </w:tabs>
+        <w:ind w:left="5040" w:hanging="360"/>
+      </w:pPr>
+      <w:rPr>
+        <w:rFonts w:ascii="Wingdings" w:hAnsi="Wingdings" w:hint="default"/>
+        <w:sz w:val="20"/>
+      </w:rPr>
+    </w:lvl>
+    <w:lvl w:ilvl="7" w:tentative="1">
+      <w:start w:val="1"/>
+      <w:numFmt w:val="bullet"/>
+      <w:lvlText w:val=""/>
+      <w:lvlJc w:val="left"/>
+      <w:pPr>
+        <w:tabs>
+          <w:tab w:val="num" w:pos="5760"/>
+        </w:tabs>
+        <w:ind w:left="5760" w:hanging="360"/>
+      </w:pPr>
+      <w:rPr>
+        <w:rFonts w:ascii="Wingdings" w:hAnsi="Wingdings" w:hint="default"/>
+        <w:sz w:val="20"/>
+      </w:rPr>
+    </w:lvl>
+    <w:lvl w:ilvl="8" w:tentative="1">
+      <w:start w:val="1"/>
+      <w:numFmt w:val="bullet"/>
+      <w:lvlText w:val=""/>
+      <w:lvlJc w:val="left"/>
+      <w:pPr>
+        <w:tabs>
+          <w:tab w:val="num" w:pos="6480"/>
+        </w:tabs>
+        <w:ind w:left="6480" w:hanging="360"/>
+      </w:pPr>
+      <w:rPr>
+        <w:rFonts w:ascii="Wingdings" w:hAnsi="Wingdings" w:hint="default"/>
+        <w:sz w:val="20"/>
+      </w:rPr>
+    </w:lvl>
+  </w:abstractNum>
+  <w:abstractNum w:abstractNumId="82" w15:restartNumberingAfterBreak="0">
     <w:nsid w:val="58796CCE"/>
     <w:multiLevelType w:val="multilevel"/>
     <w:tmpl w:val="E66EA882"/>
@@ -26097,7 +28874,7 @@
       </w:rPr>
     </w:lvl>
   </w:abstractNum>
-  <w:abstractNum w:abstractNumId="66" w15:restartNumberingAfterBreak="0">
+  <w:abstractNum w:abstractNumId="83" w15:restartNumberingAfterBreak="0">
     <w:nsid w:val="59EF5CCE"/>
     <w:multiLevelType w:val="multilevel"/>
     <w:tmpl w:val="0B1A4D4C"/>
@@ -26237,7 +29014,7 @@
       </w:rPr>
     </w:lvl>
   </w:abstractNum>
-  <w:abstractNum w:abstractNumId="67" w15:restartNumberingAfterBreak="0">
+  <w:abstractNum w:abstractNumId="84" w15:restartNumberingAfterBreak="0">
     <w:nsid w:val="5A99672E"/>
     <w:multiLevelType w:val="multilevel"/>
     <w:tmpl w:val="4F82BA1A"/>
@@ -26377,7 +29154,7 @@
       </w:rPr>
     </w:lvl>
   </w:abstractNum>
-  <w:abstractNum w:abstractNumId="68" w15:restartNumberingAfterBreak="0">
+  <w:abstractNum w:abstractNumId="85" w15:restartNumberingAfterBreak="0">
     <w:nsid w:val="5BC6047C"/>
     <w:multiLevelType w:val="multilevel"/>
     <w:tmpl w:val="78909B04"/>
@@ -26517,7 +29294,7 @@
       </w:rPr>
     </w:lvl>
   </w:abstractNum>
-  <w:abstractNum w:abstractNumId="69" w15:restartNumberingAfterBreak="0">
+  <w:abstractNum w:abstractNumId="86" w15:restartNumberingAfterBreak="0">
     <w:nsid w:val="5C1C7468"/>
     <w:multiLevelType w:val="multilevel"/>
     <w:tmpl w:val="F8626A04"/>
@@ -26657,7 +29434,7 @@
       </w:rPr>
     </w:lvl>
   </w:abstractNum>
-  <w:abstractNum w:abstractNumId="70" w15:restartNumberingAfterBreak="0">
+  <w:abstractNum w:abstractNumId="87" w15:restartNumberingAfterBreak="0">
     <w:nsid w:val="5D560757"/>
     <w:multiLevelType w:val="multilevel"/>
     <w:tmpl w:val="8BBC2726"/>
@@ -26797,7 +29574,156 @@
       </w:rPr>
     </w:lvl>
   </w:abstractNum>
-  <w:abstractNum w:abstractNumId="71" w15:restartNumberingAfterBreak="0">
+  <w:abstractNum w:abstractNumId="88" w15:restartNumberingAfterBreak="0">
+    <w:nsid w:val="5F940BED"/>
+    <w:multiLevelType w:val="multilevel"/>
+    <w:tmpl w:val="5B0E7BC8"/>
+    <w:lvl w:ilvl="0">
+      <w:start w:val="1"/>
+      <w:numFmt w:val="bullet"/>
+      <w:lvlText w:val=""/>
+      <w:lvlJc w:val="left"/>
+      <w:pPr>
+        <w:tabs>
+          <w:tab w:val="num" w:pos="720"/>
+        </w:tabs>
+        <w:ind w:left="720" w:hanging="360"/>
+      </w:pPr>
+      <w:rPr>
+        <w:rFonts w:ascii="Symbol" w:hAnsi="Symbol" w:hint="default"/>
+        <w:sz w:val="20"/>
+      </w:rPr>
+    </w:lvl>
+    <w:lvl w:ilvl="1" w:tentative="1">
+      <w:start w:val="1"/>
+      <w:numFmt w:val="bullet"/>
+      <w:lvlText w:val="o"/>
+      <w:lvlJc w:val="left"/>
+      <w:pPr>
+        <w:tabs>
+          <w:tab w:val="num" w:pos="1440"/>
+        </w:tabs>
+        <w:ind w:left="1440" w:hanging="360"/>
+      </w:pPr>
+      <w:rPr>
+        <w:rFonts w:ascii="Courier New" w:hAnsi="Courier New" w:hint="default"/>
+        <w:sz w:val="20"/>
+      </w:rPr>
+    </w:lvl>
+    <w:lvl w:ilvl="2" w:tentative="1">
+      <w:start w:val="1"/>
+      <w:numFmt w:val="bullet"/>
+      <w:lvlText w:val=""/>
+      <w:lvlJc w:val="left"/>
+      <w:pPr>
+        <w:tabs>
+          <w:tab w:val="num" w:pos="2160"/>
+        </w:tabs>
+        <w:ind w:left="2160" w:hanging="360"/>
+      </w:pPr>
+      <w:rPr>
+        <w:rFonts w:ascii="Wingdings" w:hAnsi="Wingdings" w:hint="default"/>
+        <w:sz w:val="20"/>
+      </w:rPr>
+    </w:lvl>
+    <w:lvl w:ilvl="3" w:tentative="1">
+      <w:start w:val="1"/>
+      <w:numFmt w:val="bullet"/>
+      <w:lvlText w:val=""/>
+      <w:lvlJc w:val="left"/>
+      <w:pPr>
+        <w:tabs>
+          <w:tab w:val="num" w:pos="2880"/>
+        </w:tabs>
+        <w:ind w:left="2880" w:hanging="360"/>
+      </w:pPr>
+      <w:rPr>
+        <w:rFonts w:ascii="Wingdings" w:hAnsi="Wingdings" w:hint="default"/>
+        <w:sz w:val="20"/>
+      </w:rPr>
+    </w:lvl>
+    <w:lvl w:ilvl="4" w:tentative="1">
+      <w:start w:val="1"/>
+      <w:numFmt w:val="bullet"/>
+      <w:lvlText w:val=""/>
+      <w:lvlJc w:val="left"/>
+      <w:pPr>
+        <w:tabs>
+          <w:tab w:val="num" w:pos="3600"/>
+        </w:tabs>
+        <w:ind w:left="3600" w:hanging="360"/>
+      </w:pPr>
+      <w:rPr>
+        <w:rFonts w:ascii="Wingdings" w:hAnsi="Wingdings" w:hint="default"/>
+        <w:sz w:val="20"/>
+      </w:rPr>
+    </w:lvl>
+    <w:lvl w:ilvl="5" w:tentative="1">
+      <w:start w:val="1"/>
+      <w:numFmt w:val="bullet"/>
+      <w:lvlText w:val=""/>
+      <w:lvlJc w:val="left"/>
+      <w:pPr>
+        <w:tabs>
+          <w:tab w:val="num" w:pos="4320"/>
+        </w:tabs>
+        <w:ind w:left="4320" w:hanging="360"/>
+      </w:pPr>
+      <w:rPr>
+        <w:rFonts w:ascii="Wingdings" w:hAnsi="Wingdings" w:hint="default"/>
+        <w:sz w:val="20"/>
+      </w:rPr>
+    </w:lvl>
+    <w:lvl w:ilvl="6" w:tentative="1">
+      <w:start w:val="1"/>
+      <w:numFmt w:val="bullet"/>
+      <w:lvlText w:val=""/>
+      <w:lvlJc w:val="left"/>
+      <w:pPr>
+        <w:tabs>
+          <w:tab w:val="num" w:pos="5040"/>
+        </w:tabs>
+        <w:ind w:left="5040" w:hanging="360"/>
+      </w:pPr>
+      <w:rPr>
+        <w:rFonts w:ascii="Wingdings" w:hAnsi="Wingdings" w:hint="default"/>
+        <w:sz w:val="20"/>
+      </w:rPr>
+    </w:lvl>
+    <w:lvl w:ilvl="7" w:tentative="1">
+      <w:start w:val="1"/>
+      <w:numFmt w:val="bullet"/>
+      <w:lvlText w:val=""/>
+      <w:lvlJc w:val="left"/>
+      <w:pPr>
+        <w:tabs>
+          <w:tab w:val="num" w:pos="5760"/>
+        </w:tabs>
+        <w:ind w:left="5760" w:hanging="360"/>
+      </w:pPr>
+      <w:rPr>
+        <w:rFonts w:ascii="Wingdings" w:hAnsi="Wingdings" w:hint="default"/>
+        <w:sz w:val="20"/>
+      </w:rPr>
+    </w:lvl>
+    <w:lvl w:ilvl="8" w:tentative="1">
+      <w:start w:val="1"/>
+      <w:numFmt w:val="bullet"/>
+      <w:lvlText w:val=""/>
+      <w:lvlJc w:val="left"/>
+      <w:pPr>
+        <w:tabs>
+          <w:tab w:val="num" w:pos="6480"/>
+        </w:tabs>
+        <w:ind w:left="6480" w:hanging="360"/>
+      </w:pPr>
+      <w:rPr>
+        <w:rFonts w:ascii="Wingdings" w:hAnsi="Wingdings" w:hint="default"/>
+        <w:sz w:val="20"/>
+      </w:rPr>
+    </w:lvl>
+  </w:abstractNum>
+  <w:abstractNum w:abstractNumId="89" w15:restartNumberingAfterBreak="0">
     <w:nsid w:val="5FEA71A2"/>
     <w:multiLevelType w:val="multilevel"/>
     <w:tmpl w:val="4154987A"/>
@@ -26937,7 +29863,7 @@
       </w:rPr>
     </w:lvl>
   </w:abstractNum>
-  <w:abstractNum w:abstractNumId="72" w15:restartNumberingAfterBreak="0">
+  <w:abstractNum w:abstractNumId="90" w15:restartNumberingAfterBreak="0">
     <w:nsid w:val="60B25F7F"/>
     <w:multiLevelType w:val="multilevel"/>
     <w:tmpl w:val="93DC0B4A"/>
@@ -27086,7 +30012,7 @@
       </w:rPr>
     </w:lvl>
   </w:abstractNum>
-  <w:abstractNum w:abstractNumId="73" w15:restartNumberingAfterBreak="0">
+  <w:abstractNum w:abstractNumId="91" w15:restartNumberingAfterBreak="0">
     <w:nsid w:val="61C92E45"/>
     <w:multiLevelType w:val="multilevel"/>
     <w:tmpl w:val="A1F858A8"/>
@@ -27199,7 +30125,7 @@
       </w:pPr>
     </w:lvl>
   </w:abstractNum>
-  <w:abstractNum w:abstractNumId="74" w15:restartNumberingAfterBreak="0">
+  <w:abstractNum w:abstractNumId="92" w15:restartNumberingAfterBreak="0">
     <w:nsid w:val="62440733"/>
     <w:multiLevelType w:val="multilevel"/>
     <w:tmpl w:val="B17A2206"/>
@@ -27339,7 +30265,7 @@
       </w:rPr>
     </w:lvl>
   </w:abstractNum>
-  <w:abstractNum w:abstractNumId="75" w15:restartNumberingAfterBreak="0">
+  <w:abstractNum w:abstractNumId="93" w15:restartNumberingAfterBreak="0">
     <w:nsid w:val="62645147"/>
     <w:multiLevelType w:val="multilevel"/>
     <w:tmpl w:val="9970EC76"/>
@@ -27479,7 +30405,7 @@
       </w:rPr>
     </w:lvl>
   </w:abstractNum>
-  <w:abstractNum w:abstractNumId="76" w15:restartNumberingAfterBreak="0">
+  <w:abstractNum w:abstractNumId="94" w15:restartNumberingAfterBreak="0">
     <w:nsid w:val="637956FA"/>
     <w:multiLevelType w:val="multilevel"/>
     <w:tmpl w:val="1B26D1E2"/>
@@ -27619,7 +30545,7 @@
       </w:rPr>
     </w:lvl>
   </w:abstractNum>
-  <w:abstractNum w:abstractNumId="77" w15:restartNumberingAfterBreak="0">
+  <w:abstractNum w:abstractNumId="95" w15:restartNumberingAfterBreak="0">
     <w:nsid w:val="638E1BB2"/>
     <w:multiLevelType w:val="multilevel"/>
     <w:tmpl w:val="5784B49C"/>
@@ -27768,7 +30694,7 @@
       </w:rPr>
     </w:lvl>
   </w:abstractNum>
-  <w:abstractNum w:abstractNumId="78" w15:restartNumberingAfterBreak="0">
+  <w:abstractNum w:abstractNumId="96" w15:restartNumberingAfterBreak="0">
     <w:nsid w:val="63D41ADE"/>
     <w:multiLevelType w:val="multilevel"/>
     <w:tmpl w:val="C5F01D0A"/>
@@ -27917,7 +30843,7 @@
       </w:rPr>
     </w:lvl>
   </w:abstractNum>
-  <w:abstractNum w:abstractNumId="79" w15:restartNumberingAfterBreak="0">
+  <w:abstractNum w:abstractNumId="97" w15:restartNumberingAfterBreak="0">
     <w:nsid w:val="679E6BEB"/>
     <w:multiLevelType w:val="multilevel"/>
     <w:tmpl w:val="CD5490BA"/>
@@ -28057,7 +30983,7 @@
       </w:rPr>
     </w:lvl>
   </w:abstractNum>
-  <w:abstractNum w:abstractNumId="80" w15:restartNumberingAfterBreak="0">
+  <w:abstractNum w:abstractNumId="98" w15:restartNumberingAfterBreak="0">
     <w:nsid w:val="68B54533"/>
     <w:multiLevelType w:val="multilevel"/>
     <w:tmpl w:val="D46250BC"/>
@@ -28197,7 +31123,7 @@
       </w:rPr>
     </w:lvl>
   </w:abstractNum>
-  <w:abstractNum w:abstractNumId="81" w15:restartNumberingAfterBreak="0">
+  <w:abstractNum w:abstractNumId="99" w15:restartNumberingAfterBreak="0">
     <w:nsid w:val="69301313"/>
     <w:multiLevelType w:val="multilevel"/>
     <w:tmpl w:val="C3701EB8"/>
@@ -28346,7 +31272,7 @@
       </w:rPr>
     </w:lvl>
   </w:abstractNum>
-  <w:abstractNum w:abstractNumId="82" w15:restartNumberingAfterBreak="0">
+  <w:abstractNum w:abstractNumId="100" w15:restartNumberingAfterBreak="0">
     <w:nsid w:val="6D5D5A67"/>
     <w:multiLevelType w:val="multilevel"/>
     <w:tmpl w:val="0C0A001F"/>
@@ -28459,7 +31385,7 @@
       </w:pPr>
     </w:lvl>
   </w:abstractNum>
-  <w:abstractNum w:abstractNumId="83" w15:restartNumberingAfterBreak="0">
+  <w:abstractNum w:abstractNumId="101" w15:restartNumberingAfterBreak="0">
     <w:nsid w:val="6E103592"/>
     <w:multiLevelType w:val="multilevel"/>
     <w:tmpl w:val="AE36D37C"/>
@@ -28599,7 +31525,7 @@
       </w:rPr>
     </w:lvl>
   </w:abstractNum>
-  <w:abstractNum w:abstractNumId="84" w15:restartNumberingAfterBreak="0">
+  <w:abstractNum w:abstractNumId="102" w15:restartNumberingAfterBreak="0">
     <w:nsid w:val="6E643E2E"/>
     <w:multiLevelType w:val="multilevel"/>
     <w:tmpl w:val="6402248C"/>
@@ -28739,7 +31665,7 @@
       </w:rPr>
     </w:lvl>
   </w:abstractNum>
-  <w:abstractNum w:abstractNumId="85" w15:restartNumberingAfterBreak="0">
+  <w:abstractNum w:abstractNumId="103" w15:restartNumberingAfterBreak="0">
     <w:nsid w:val="6E8F3729"/>
     <w:multiLevelType w:val="multilevel"/>
     <w:tmpl w:val="A9F82974"/>
@@ -28879,7 +31805,7 @@
       </w:rPr>
     </w:lvl>
   </w:abstractNum>
-  <w:abstractNum w:abstractNumId="86" w15:restartNumberingAfterBreak="0">
+  <w:abstractNum w:abstractNumId="104" w15:restartNumberingAfterBreak="0">
     <w:nsid w:val="70111EEA"/>
     <w:multiLevelType w:val="multilevel"/>
     <w:tmpl w:val="4BB4BBB4"/>
@@ -29019,7 +31945,7 @@
       </w:rPr>
     </w:lvl>
   </w:abstractNum>
-  <w:abstractNum w:abstractNumId="87" w15:restartNumberingAfterBreak="0">
+  <w:abstractNum w:abstractNumId="105" w15:restartNumberingAfterBreak="0">
     <w:nsid w:val="7173120B"/>
     <w:multiLevelType w:val="multilevel"/>
     <w:tmpl w:val="D95885DE"/>
@@ -29132,7 +32058,7 @@
       </w:pPr>
     </w:lvl>
   </w:abstractNum>
-  <w:abstractNum w:abstractNumId="88" w15:restartNumberingAfterBreak="0">
+  <w:abstractNum w:abstractNumId="106" w15:restartNumberingAfterBreak="0">
     <w:nsid w:val="72207432"/>
     <w:multiLevelType w:val="multilevel"/>
     <w:tmpl w:val="D876D1C2"/>
@@ -29281,7 +32207,7 @@
       </w:rPr>
     </w:lvl>
   </w:abstractNum>
-  <w:abstractNum w:abstractNumId="89" w15:restartNumberingAfterBreak="0">
+  <w:abstractNum w:abstractNumId="107" w15:restartNumberingAfterBreak="0">
     <w:nsid w:val="726A266C"/>
     <w:multiLevelType w:val="multilevel"/>
     <w:tmpl w:val="5B7646D8"/>
@@ -29421,7 +32347,7 @@
       </w:rPr>
     </w:lvl>
   </w:abstractNum>
-  <w:abstractNum w:abstractNumId="90" w15:restartNumberingAfterBreak="0">
+  <w:abstractNum w:abstractNumId="108" w15:restartNumberingAfterBreak="0">
     <w:nsid w:val="72CD7DD8"/>
     <w:multiLevelType w:val="multilevel"/>
     <w:tmpl w:val="1EEA64E4"/>
@@ -29570,7 +32496,7 @@
       </w:rPr>
     </w:lvl>
   </w:abstractNum>
-  <w:abstractNum w:abstractNumId="91" w15:restartNumberingAfterBreak="0">
+  <w:abstractNum w:abstractNumId="109" w15:restartNumberingAfterBreak="0">
     <w:nsid w:val="73472B80"/>
     <w:multiLevelType w:val="multilevel"/>
     <w:tmpl w:val="09ECF4DC"/>
@@ -29710,7 +32636,120 @@
       </w:rPr>
     </w:lvl>
   </w:abstractNum>
-  <w:abstractNum w:abstractNumId="92" w15:restartNumberingAfterBreak="0">
+  <w:abstractNum w:abstractNumId="110" w15:restartNumberingAfterBreak="0">
+    <w:nsid w:val="74C204B9"/>
+    <w:multiLevelType w:val="multilevel"/>
+    <w:tmpl w:val="CE808D00"/>
+    <w:lvl w:ilvl="0">
+      <w:start w:val="1"/>
+      <w:numFmt w:val="decimal"/>
+      <w:lvlText w:val="%1."/>
+      <w:lvlJc w:val="left"/>
+      <w:pPr>
+        <w:tabs>
+          <w:tab w:val="num" w:pos="720"/>
+        </w:tabs>
+        <w:ind w:left="720" w:hanging="360"/>
+      </w:pPr>
+    </w:lvl>
+    <w:lvl w:ilvl="1" w:tentative="1">
+      <w:start w:val="1"/>
+      <w:numFmt w:val="decimal"/>
+      <w:lvlText w:val="%2."/>
+      <w:lvlJc w:val="left"/>
+      <w:pPr>
+        <w:tabs>
+          <w:tab w:val="num" w:pos="1440"/>
+        </w:tabs>
+        <w:ind w:left="1440" w:hanging="360"/>
+      </w:pPr>
+    </w:lvl>
+    <w:lvl w:ilvl="2" w:tentative="1">
+      <w:start w:val="1"/>
+      <w:numFmt w:val="decimal"/>
+      <w:lvlText w:val="%3."/>
+      <w:lvlJc w:val="left"/>
+      <w:pPr>
+        <w:tabs>
+          <w:tab w:val="num" w:pos="2160"/>
+        </w:tabs>
+        <w:ind w:left="2160" w:hanging="360"/>
+      </w:pPr>
+    </w:lvl>
+    <w:lvl w:ilvl="3" w:tentative="1">
+      <w:start w:val="1"/>
+      <w:numFmt w:val="decimal"/>
+      <w:lvlText w:val="%4."/>
+      <w:lvlJc w:val="left"/>
+      <w:pPr>
+        <w:tabs>
+          <w:tab w:val="num" w:pos="2880"/>
+        </w:tabs>
+        <w:ind w:left="2880" w:hanging="360"/>
+      </w:pPr>
+    </w:lvl>
+    <w:lvl w:ilvl="4" w:tentative="1">
+      <w:start w:val="1"/>
+      <w:numFmt w:val="decimal"/>
+      <w:lvlText w:val="%5."/>
+      <w:lvlJc w:val="left"/>
+      <w:pPr>
+        <w:tabs>
+          <w:tab w:val="num" w:pos="3600"/>
+        </w:tabs>
+        <w:ind w:left="3600" w:hanging="360"/>
+      </w:pPr>
+    </w:lvl>
+    <w:lvl w:ilvl="5" w:tentative="1">
+      <w:start w:val="1"/>
+      <w:numFmt w:val="decimal"/>
+      <w:lvlText w:val="%6."/>
+      <w:lvlJc w:val="left"/>
+      <w:pPr>
+        <w:tabs>
+          <w:tab w:val="num" w:pos="4320"/>
+        </w:tabs>
+        <w:ind w:left="4320" w:hanging="360"/>
+      </w:pPr>
+    </w:lvl>
+    <w:lvl w:ilvl="6" w:tentative="1">
+      <w:start w:val="1"/>
+      <w:numFmt w:val="decimal"/>
+      <w:lvlText w:val="%7."/>
+      <w:lvlJc w:val="left"/>
+      <w:pPr>
+        <w:tabs>
+          <w:tab w:val="num" w:pos="5040"/>
+        </w:tabs>
+        <w:ind w:left="5040" w:hanging="360"/>
+      </w:pPr>
+    </w:lvl>
+    <w:lvl w:ilvl="7" w:tentative="1">
+      <w:start w:val="1"/>
+      <w:numFmt w:val="decimal"/>
+      <w:lvlText w:val="%8."/>
+      <w:lvlJc w:val="left"/>
+      <w:pPr>
+        <w:tabs>
+          <w:tab w:val="num" w:pos="5760"/>
+        </w:tabs>
+        <w:ind w:left="5760" w:hanging="360"/>
+      </w:pPr>
+    </w:lvl>
+    <w:lvl w:ilvl="8" w:tentative="1">
+      <w:start w:val="1"/>
+      <w:numFmt w:val="decimal"/>
+      <w:lvlText w:val="%9."/>
+      <w:lvlJc w:val="left"/>
+      <w:pPr>
+        <w:tabs>
+          <w:tab w:val="num" w:pos="6480"/>
+        </w:tabs>
+        <w:ind w:left="6480" w:hanging="360"/>
+      </w:pPr>
+    </w:lvl>
+  </w:abstractNum>
+  <w:abstractNum w:abstractNumId="111" w15:restartNumberingAfterBreak="0">
     <w:nsid w:val="754B005D"/>
     <w:multiLevelType w:val="multilevel"/>
     <w:tmpl w:val="1D06D6A0"/>
@@ -29850,7 +32889,7 @@
       </w:rPr>
     </w:lvl>
   </w:abstractNum>
-  <w:abstractNum w:abstractNumId="93" w15:restartNumberingAfterBreak="0">
+  <w:abstractNum w:abstractNumId="112" w15:restartNumberingAfterBreak="0">
     <w:nsid w:val="75DE26E7"/>
     <w:multiLevelType w:val="multilevel"/>
     <w:tmpl w:val="60540684"/>
@@ -29999,7 +33038,7 @@
       </w:rPr>
     </w:lvl>
   </w:abstractNum>
-  <w:abstractNum w:abstractNumId="94" w15:restartNumberingAfterBreak="0">
+  <w:abstractNum w:abstractNumId="113" w15:restartNumberingAfterBreak="0">
     <w:nsid w:val="7813492D"/>
     <w:multiLevelType w:val="multilevel"/>
     <w:tmpl w:val="1C66F9FA"/>
@@ -30139,7 +33178,156 @@
       </w:rPr>
     </w:lvl>
   </w:abstractNum>
-  <w:abstractNum w:abstractNumId="95" w15:restartNumberingAfterBreak="0">
+  <w:abstractNum w:abstractNumId="114" w15:restartNumberingAfterBreak="0">
+    <w:nsid w:val="78647903"/>
+    <w:multiLevelType w:val="multilevel"/>
+    <w:tmpl w:val="52A85426"/>
+    <w:lvl w:ilvl="0">
+      <w:start w:val="1"/>
+      <w:numFmt w:val="bullet"/>
+      <w:lvlText w:val=""/>
+      <w:lvlJc w:val="left"/>
+      <w:pPr>
+        <w:tabs>
+          <w:tab w:val="num" w:pos="720"/>
+        </w:tabs>
+        <w:ind w:left="720" w:hanging="360"/>
+      </w:pPr>
+      <w:rPr>
+        <w:rFonts w:ascii="Symbol" w:hAnsi="Symbol" w:hint="default"/>
+        <w:sz w:val="20"/>
+      </w:rPr>
+    </w:lvl>
+    <w:lvl w:ilvl="1" w:tentative="1">
+      <w:start w:val="1"/>
+      <w:numFmt w:val="bullet"/>
+      <w:lvlText w:val="o"/>
+      <w:lvlJc w:val="left"/>
+      <w:pPr>
+        <w:tabs>
+          <w:tab w:val="num" w:pos="1440"/>
+        </w:tabs>
+        <w:ind w:left="1440" w:hanging="360"/>
+      </w:pPr>
+      <w:rPr>
+        <w:rFonts w:ascii="Courier New" w:hAnsi="Courier New" w:hint="default"/>
+        <w:sz w:val="20"/>
+      </w:rPr>
+    </w:lvl>
+    <w:lvl w:ilvl="2" w:tentative="1">
+      <w:start w:val="1"/>
+      <w:numFmt w:val="bullet"/>
+      <w:lvlText w:val=""/>
+      <w:lvlJc w:val="left"/>
+      <w:pPr>
+        <w:tabs>
+          <w:tab w:val="num" w:pos="2160"/>
+        </w:tabs>
+        <w:ind w:left="2160" w:hanging="360"/>
+      </w:pPr>
+      <w:rPr>
+        <w:rFonts w:ascii="Wingdings" w:hAnsi="Wingdings" w:hint="default"/>
+        <w:sz w:val="20"/>
+      </w:rPr>
+    </w:lvl>
+    <w:lvl w:ilvl="3" w:tentative="1">
+      <w:start w:val="1"/>
+      <w:numFmt w:val="bullet"/>
+      <w:lvlText w:val=""/>
+      <w:lvlJc w:val="left"/>
+      <w:pPr>
+        <w:tabs>
+          <w:tab w:val="num" w:pos="2880"/>
+        </w:tabs>
+        <w:ind w:left="2880" w:hanging="360"/>
+      </w:pPr>
+      <w:rPr>
+        <w:rFonts w:ascii="Wingdings" w:hAnsi="Wingdings" w:hint="default"/>
+        <w:sz w:val="20"/>
+      </w:rPr>
+    </w:lvl>
+    <w:lvl w:ilvl="4" w:tentative="1">
+      <w:start w:val="1"/>
+      <w:numFmt w:val="bullet"/>
+      <w:lvlText w:val=""/>
+      <w:lvlJc w:val="left"/>
+      <w:pPr>
+        <w:tabs>
+          <w:tab w:val="num" w:pos="3600"/>
+        </w:tabs>
+        <w:ind w:left="3600" w:hanging="360"/>
+      </w:pPr>
+      <w:rPr>
+        <w:rFonts w:ascii="Wingdings" w:hAnsi="Wingdings" w:hint="default"/>
+        <w:sz w:val="20"/>
+      </w:rPr>
+    </w:lvl>
+    <w:lvl w:ilvl="5" w:tentative="1">
+      <w:start w:val="1"/>
+      <w:numFmt w:val="bullet"/>
+      <w:lvlText w:val=""/>
+      <w:lvlJc w:val="left"/>
+      <w:pPr>
+        <w:tabs>
+          <w:tab w:val="num" w:pos="4320"/>
+        </w:tabs>
+        <w:ind w:left="4320" w:hanging="360"/>
+      </w:pPr>
+      <w:rPr>
+        <w:rFonts w:ascii="Wingdings" w:hAnsi="Wingdings" w:hint="default"/>
+        <w:sz w:val="20"/>
+      </w:rPr>
+    </w:lvl>
+    <w:lvl w:ilvl="6" w:tentative="1">
+      <w:start w:val="1"/>
+      <w:numFmt w:val="bullet"/>
+      <w:lvlText w:val=""/>
+      <w:lvlJc w:val="left"/>
+      <w:pPr>
+        <w:tabs>
+          <w:tab w:val="num" w:pos="5040"/>
+        </w:tabs>
+        <w:ind w:left="5040" w:hanging="360"/>
+      </w:pPr>
+      <w:rPr>
+        <w:rFonts w:ascii="Wingdings" w:hAnsi="Wingdings" w:hint="default"/>
+        <w:sz w:val="20"/>
+      </w:rPr>
+    </w:lvl>
+    <w:lvl w:ilvl="7" w:tentative="1">
+      <w:start w:val="1"/>
+      <w:numFmt w:val="bullet"/>
+      <w:lvlText w:val=""/>
+      <w:lvlJc w:val="left"/>
+      <w:pPr>
+        <w:tabs>
+          <w:tab w:val="num" w:pos="5760"/>
+        </w:tabs>
+        <w:ind w:left="5760" w:hanging="360"/>
+      </w:pPr>
+      <w:rPr>
+        <w:rFonts w:ascii="Wingdings" w:hAnsi="Wingdings" w:hint="default"/>
+        <w:sz w:val="20"/>
+      </w:rPr>
+    </w:lvl>
+    <w:lvl w:ilvl="8" w:tentative="1">
+      <w:start w:val="1"/>
+      <w:numFmt w:val="bullet"/>
+      <w:lvlText w:val=""/>
+      <w:lvlJc w:val="left"/>
+      <w:pPr>
+        <w:tabs>
+          <w:tab w:val="num" w:pos="6480"/>
+        </w:tabs>
+        <w:ind w:left="6480" w:hanging="360"/>
+      </w:pPr>
+      <w:rPr>
+        <w:rFonts w:ascii="Wingdings" w:hAnsi="Wingdings" w:hint="default"/>
+        <w:sz w:val="20"/>
+      </w:rPr>
+    </w:lvl>
+  </w:abstractNum>
+  <w:abstractNum w:abstractNumId="115" w15:restartNumberingAfterBreak="0">
     <w:nsid w:val="7B7912EC"/>
     <w:multiLevelType w:val="multilevel"/>
     <w:tmpl w:val="4DECBC68"/>
@@ -30279,7 +33467,156 @@
       </w:rPr>
     </w:lvl>
   </w:abstractNum>
-  <w:abstractNum w:abstractNumId="96" w15:restartNumberingAfterBreak="0">
+  <w:abstractNum w:abstractNumId="116" w15:restartNumberingAfterBreak="0">
+    <w:nsid w:val="7BD90145"/>
+    <w:multiLevelType w:val="multilevel"/>
+    <w:tmpl w:val="DA7EBE60"/>
+    <w:lvl w:ilvl="0">
+      <w:start w:val="1"/>
+      <w:numFmt w:val="bullet"/>
+      <w:lvlText w:val=""/>
+      <w:lvlJc w:val="left"/>
+      <w:pPr>
+        <w:tabs>
+          <w:tab w:val="num" w:pos="720"/>
+        </w:tabs>
+        <w:ind w:left="720" w:hanging="360"/>
+      </w:pPr>
+      <w:rPr>
+        <w:rFonts w:ascii="Symbol" w:hAnsi="Symbol" w:hint="default"/>
+        <w:sz w:val="20"/>
+      </w:rPr>
+    </w:lvl>
+    <w:lvl w:ilvl="1" w:tentative="1">
+      <w:start w:val="1"/>
+      <w:numFmt w:val="bullet"/>
+      <w:lvlText w:val="o"/>
+      <w:lvlJc w:val="left"/>
+      <w:pPr>
+        <w:tabs>
+          <w:tab w:val="num" w:pos="1440"/>
+        </w:tabs>
+        <w:ind w:left="1440" w:hanging="360"/>
+      </w:pPr>
+      <w:rPr>
+        <w:rFonts w:ascii="Courier New" w:hAnsi="Courier New" w:hint="default"/>
+        <w:sz w:val="20"/>
+      </w:rPr>
+    </w:lvl>
+    <w:lvl w:ilvl="2" w:tentative="1">
+      <w:start w:val="1"/>
+      <w:numFmt w:val="bullet"/>
+      <w:lvlText w:val=""/>
+      <w:lvlJc w:val="left"/>
+      <w:pPr>
+        <w:tabs>
+          <w:tab w:val="num" w:pos="2160"/>
+        </w:tabs>
+        <w:ind w:left="2160" w:hanging="360"/>
+      </w:pPr>
+      <w:rPr>
+        <w:rFonts w:ascii="Wingdings" w:hAnsi="Wingdings" w:hint="default"/>
+        <w:sz w:val="20"/>
+      </w:rPr>
+    </w:lvl>
+    <w:lvl w:ilvl="3" w:tentative="1">
+      <w:start w:val="1"/>
+      <w:numFmt w:val="bullet"/>
+      <w:lvlText w:val=""/>
+      <w:lvlJc w:val="left"/>
+      <w:pPr>
+        <w:tabs>
+          <w:tab w:val="num" w:pos="2880"/>
+        </w:tabs>
+        <w:ind w:left="2880" w:hanging="360"/>
+      </w:pPr>
+      <w:rPr>
+        <w:rFonts w:ascii="Wingdings" w:hAnsi="Wingdings" w:hint="default"/>
+        <w:sz w:val="20"/>
+      </w:rPr>
+    </w:lvl>
+    <w:lvl w:ilvl="4" w:tentative="1">
+      <w:start w:val="1"/>
+      <w:numFmt w:val="bullet"/>
+      <w:lvlText w:val=""/>
+      <w:lvlJc w:val="left"/>
+      <w:pPr>
+        <w:tabs>
+          <w:tab w:val="num" w:pos="3600"/>
+        </w:tabs>
+        <w:ind w:left="3600" w:hanging="360"/>
+      </w:pPr>
+      <w:rPr>
+        <w:rFonts w:ascii="Wingdings" w:hAnsi="Wingdings" w:hint="default"/>
+        <w:sz w:val="20"/>
+      </w:rPr>
+    </w:lvl>
+    <w:lvl w:ilvl="5" w:tentative="1">
+      <w:start w:val="1"/>
+      <w:numFmt w:val="bullet"/>
+      <w:lvlText w:val=""/>
+      <w:lvlJc w:val="left"/>
+      <w:pPr>
+        <w:tabs>
+          <w:tab w:val="num" w:pos="4320"/>
+        </w:tabs>
+        <w:ind w:left="4320" w:hanging="360"/>
+      </w:pPr>
+      <w:rPr>
+        <w:rFonts w:ascii="Wingdings" w:hAnsi="Wingdings" w:hint="default"/>
+        <w:sz w:val="20"/>
+      </w:rPr>
+    </w:lvl>
+    <w:lvl w:ilvl="6" w:tentative="1">
+      <w:start w:val="1"/>
+      <w:numFmt w:val="bullet"/>
+      <w:lvlText w:val=""/>
+      <w:lvlJc w:val="left"/>
+      <w:pPr>
+        <w:tabs>
+          <w:tab w:val="num" w:pos="5040"/>
+        </w:tabs>
+        <w:ind w:left="5040" w:hanging="360"/>
+      </w:pPr>
+      <w:rPr>
+        <w:rFonts w:ascii="Wingdings" w:hAnsi="Wingdings" w:hint="default"/>
+        <w:sz w:val="20"/>
+      </w:rPr>
+    </w:lvl>
+    <w:lvl w:ilvl="7" w:tentative="1">
+      <w:start w:val="1"/>
+      <w:numFmt w:val="bullet"/>
+      <w:lvlText w:val=""/>
+      <w:lvlJc w:val="left"/>
+      <w:pPr>
+        <w:tabs>
+          <w:tab w:val="num" w:pos="5760"/>
+        </w:tabs>
+        <w:ind w:left="5760" w:hanging="360"/>
+      </w:pPr>
+      <w:rPr>
+        <w:rFonts w:ascii="Wingdings" w:hAnsi="Wingdings" w:hint="default"/>
+        <w:sz w:val="20"/>
+      </w:rPr>
+    </w:lvl>
+    <w:lvl w:ilvl="8" w:tentative="1">
+      <w:start w:val="1"/>
+      <w:numFmt w:val="bullet"/>
+      <w:lvlText w:val=""/>
+      <w:lvlJc w:val="left"/>
+      <w:pPr>
+        <w:tabs>
+          <w:tab w:val="num" w:pos="6480"/>
+        </w:tabs>
+        <w:ind w:left="6480" w:hanging="360"/>
+      </w:pPr>
+      <w:rPr>
+        <w:rFonts w:ascii="Wingdings" w:hAnsi="Wingdings" w:hint="default"/>
+        <w:sz w:val="20"/>
+      </w:rPr>
+    </w:lvl>
+  </w:abstractNum>
+  <w:abstractNum w:abstractNumId="117" w15:restartNumberingAfterBreak="0">
     <w:nsid w:val="7C384740"/>
     <w:multiLevelType w:val="multilevel"/>
     <w:tmpl w:val="5E569AE2"/>
@@ -30419,7 +33756,7 @@
       </w:rPr>
     </w:lvl>
   </w:abstractNum>
-  <w:abstractNum w:abstractNumId="97" w15:restartNumberingAfterBreak="0">
+  <w:abstractNum w:abstractNumId="118" w15:restartNumberingAfterBreak="0">
     <w:nsid w:val="7D987C8F"/>
     <w:multiLevelType w:val="multilevel"/>
     <w:tmpl w:val="9CE4703A"/>
@@ -30559,7 +33896,7 @@
       </w:rPr>
     </w:lvl>
   </w:abstractNum>
-  <w:abstractNum w:abstractNumId="98" w15:restartNumberingAfterBreak="0">
+  <w:abstractNum w:abstractNumId="119" w15:restartNumberingAfterBreak="0">
     <w:nsid w:val="7F430053"/>
     <w:multiLevelType w:val="multilevel"/>
     <w:tmpl w:val="52D089D0"/>
@@ -30682,301 +34019,364 @@
     </w:lvl>
   </w:abstractNum>
   <w:num w:numId="1" w16cid:durableId="249049427">
-    <w:abstractNumId w:val="49"/>
+    <w:abstractNumId w:val="62"/>
   </w:num>
   <w:num w:numId="2" w16cid:durableId="1859272085">
-    <w:abstractNumId w:val="84"/>
+    <w:abstractNumId w:val="102"/>
   </w:num>
   <w:num w:numId="3" w16cid:durableId="900410973">
-    <w:abstractNumId w:val="97"/>
+    <w:abstractNumId w:val="118"/>
   </w:num>
   <w:num w:numId="4" w16cid:durableId="448279717">
-    <w:abstractNumId w:val="8"/>
+    <w:abstractNumId w:val="9"/>
   </w:num>
   <w:num w:numId="5" w16cid:durableId="1761829081">
-    <w:abstractNumId w:val="27"/>
+    <w:abstractNumId w:val="36"/>
   </w:num>
   <w:num w:numId="6" w16cid:durableId="1547063164">
-    <w:abstractNumId w:val="18"/>
+    <w:abstractNumId w:val="24"/>
   </w:num>
   <w:num w:numId="7" w16cid:durableId="1835487754">
-    <w:abstractNumId w:val="92"/>
+    <w:abstractNumId w:val="111"/>
   </w:num>
   <w:num w:numId="8" w16cid:durableId="83233163">
     <w:abstractNumId w:val="4"/>
   </w:num>
   <w:num w:numId="9" w16cid:durableId="53746005">
-    <w:abstractNumId w:val="16"/>
+    <w:abstractNumId w:val="22"/>
   </w:num>
   <w:num w:numId="10" w16cid:durableId="1894805260">
-    <w:abstractNumId w:val="47"/>
+    <w:abstractNumId w:val="60"/>
   </w:num>
   <w:num w:numId="11" w16cid:durableId="1525971502">
-    <w:abstractNumId w:val="43"/>
+    <w:abstractNumId w:val="55"/>
   </w:num>
   <w:num w:numId="12" w16cid:durableId="1963029489">
     <w:abstractNumId w:val="1"/>
   </w:num>
   <w:num w:numId="13" w16cid:durableId="1039553460">
-    <w:abstractNumId w:val="79"/>
+    <w:abstractNumId w:val="97"/>
   </w:num>
   <w:num w:numId="14" w16cid:durableId="231552010">
-    <w:abstractNumId w:val="94"/>
+    <w:abstractNumId w:val="113"/>
   </w:num>
   <w:num w:numId="15" w16cid:durableId="1553614049">
-    <w:abstractNumId w:val="66"/>
+    <w:abstractNumId w:val="83"/>
   </w:num>
   <w:num w:numId="16" w16cid:durableId="847865024">
-    <w:abstractNumId w:val="91"/>
+    <w:abstractNumId w:val="109"/>
   </w:num>
   <w:num w:numId="17" w16cid:durableId="1015185365">
-    <w:abstractNumId w:val="34"/>
+    <w:abstractNumId w:val="44"/>
   </w:num>
   <w:num w:numId="18" w16cid:durableId="747728993">
     <w:abstractNumId w:val="5"/>
   </w:num>
   <w:num w:numId="19" w16cid:durableId="4325779">
+    <w:abstractNumId w:val="103"/>
+  </w:num>
+  <w:num w:numId="20" w16cid:durableId="469976302">
+    <w:abstractNumId w:val="20"/>
+  </w:num>
+  <w:num w:numId="21" w16cid:durableId="404036172">
+    <w:abstractNumId w:val="89"/>
+  </w:num>
+  <w:num w:numId="22" w16cid:durableId="1280792516">
+    <w:abstractNumId w:val="39"/>
+  </w:num>
+  <w:num w:numId="23" w16cid:durableId="925578181">
+    <w:abstractNumId w:val="65"/>
+  </w:num>
+  <w:num w:numId="24" w16cid:durableId="1647275669">
+    <w:abstractNumId w:val="92"/>
+  </w:num>
+  <w:num w:numId="25" w16cid:durableId="1560748152">
+    <w:abstractNumId w:val="31"/>
+  </w:num>
+  <w:num w:numId="26" w16cid:durableId="1781023462">
+    <w:abstractNumId w:val="87"/>
+  </w:num>
+  <w:num w:numId="27" w16cid:durableId="1127700666">
+    <w:abstractNumId w:val="101"/>
+  </w:num>
+  <w:num w:numId="28" w16cid:durableId="1534726778">
+    <w:abstractNumId w:val="82"/>
+  </w:num>
+  <w:num w:numId="29" w16cid:durableId="1920670702">
+    <w:abstractNumId w:val="13"/>
+  </w:num>
+  <w:num w:numId="30" w16cid:durableId="2005357851">
+    <w:abstractNumId w:val="51"/>
+  </w:num>
+  <w:num w:numId="31" w16cid:durableId="1462117119">
+    <w:abstractNumId w:val="46"/>
+  </w:num>
+  <w:num w:numId="32" w16cid:durableId="1724058378">
+    <w:abstractNumId w:val="40"/>
+  </w:num>
+  <w:num w:numId="33" w16cid:durableId="1902058026">
+    <w:abstractNumId w:val="115"/>
+  </w:num>
+  <w:num w:numId="34" w16cid:durableId="86465255">
+    <w:abstractNumId w:val="54"/>
+  </w:num>
+  <w:num w:numId="35" w16cid:durableId="159541608">
     <w:abstractNumId w:val="85"/>
   </w:num>
-  <w:num w:numId="20" w16cid:durableId="469976302">
-    <w:abstractNumId w:val="15"/>
+  <w:num w:numId="36" w16cid:durableId="2111701634">
+    <w:abstractNumId w:val="117"/>
   </w:num>
-  <w:num w:numId="21" w16cid:durableId="404036172">
-    <w:abstractNumId w:val="71"/>
+  <w:num w:numId="37" w16cid:durableId="56977088">
+    <w:abstractNumId w:val="107"/>
   </w:num>
-  <w:num w:numId="22" w16cid:durableId="1280792516">
-    <w:abstractNumId w:val="30"/>
+  <w:num w:numId="38" w16cid:durableId="1883520264">
+    <w:abstractNumId w:val="63"/>
   </w:num>
-  <w:num w:numId="23" w16cid:durableId="925578181">
-    <w:abstractNumId w:val="52"/>
+  <w:num w:numId="39" w16cid:durableId="1771661959">
+    <w:abstractNumId w:val="86"/>
   </w:num>
-  <w:num w:numId="24" w16cid:durableId="1647275669">
-    <w:abstractNumId w:val="74"/>
+  <w:num w:numId="40" w16cid:durableId="1631520234">
+    <w:abstractNumId w:val="78"/>
   </w:num>
-  <w:num w:numId="25" w16cid:durableId="1560748152">
+  <w:num w:numId="41" w16cid:durableId="555435421">
     <w:abstractNumId w:val="23"/>
   </w:num>
-  <w:num w:numId="26" w16cid:durableId="1781023462">
-    <w:abstractNumId w:val="70"/>
+  <w:num w:numId="42" w16cid:durableId="1774127583">
+    <w:abstractNumId w:val="66"/>
   </w:num>
-  <w:num w:numId="27" w16cid:durableId="1127700666">
-    <w:abstractNumId w:val="83"/>
-  </w:num>
-  <w:num w:numId="28" w16cid:durableId="1534726778">
-    <w:abstractNumId w:val="65"/>
-  </w:num>
-  <w:num w:numId="29" w16cid:durableId="1920670702">
-    <w:abstractNumId w:val="11"/>
-  </w:num>
-  <w:num w:numId="30" w16cid:durableId="2005357851">
-    <w:abstractNumId w:val="39"/>
-  </w:num>
-  <w:num w:numId="31" w16cid:durableId="1462117119">
-    <w:abstractNumId w:val="36"/>
-  </w:num>
-  <w:num w:numId="32" w16cid:durableId="1724058378">
-    <w:abstractNumId w:val="31"/>
-  </w:num>
-  <w:num w:numId="33" w16cid:durableId="1902058026">
-    <w:abstractNumId w:val="95"/>
-  </w:num>
-  <w:num w:numId="34" w16cid:durableId="86465255">
-    <w:abstractNumId w:val="42"/>
-  </w:num>
-  <w:num w:numId="35" w16cid:durableId="159541608">
-    <w:abstractNumId w:val="68"/>
-  </w:num>
-  <w:num w:numId="36" w16cid:durableId="2111701634">
-    <w:abstractNumId w:val="96"/>
-  </w:num>
-  <w:num w:numId="37" w16cid:durableId="56977088">
-    <w:abstractNumId w:val="89"/>
-  </w:num>
-  <w:num w:numId="38" w16cid:durableId="1883520264">
+  <w:num w:numId="43" w16cid:durableId="1057510547">
     <w:abstractNumId w:val="50"/>
   </w:num>
-  <w:num w:numId="39" w16cid:durableId="1771661959">
-    <w:abstractNumId w:val="69"/>
-  </w:num>
-  <w:num w:numId="40" w16cid:durableId="1631520234">
-    <w:abstractNumId w:val="63"/>
-  </w:num>
-  <w:num w:numId="41" w16cid:durableId="555435421">
-    <w:abstractNumId w:val="17"/>
-  </w:num>
-  <w:num w:numId="42" w16cid:durableId="1774127583">
-    <w:abstractNumId w:val="53"/>
-  </w:num>
-  <w:num w:numId="43" w16cid:durableId="1057510547">
-    <w:abstractNumId w:val="38"/>
-  </w:num>
   <w:num w:numId="44" w16cid:durableId="1049458438">
-    <w:abstractNumId w:val="35"/>
+    <w:abstractNumId w:val="45"/>
   </w:num>
   <w:num w:numId="45" w16cid:durableId="647131914">
-    <w:abstractNumId w:val="86"/>
+    <w:abstractNumId w:val="104"/>
   </w:num>
   <w:num w:numId="46" w16cid:durableId="901453114">
     <w:abstractNumId w:val="0"/>
   </w:num>
   <w:num w:numId="47" w16cid:durableId="766388033">
-    <w:abstractNumId w:val="46"/>
+    <w:abstractNumId w:val="59"/>
   </w:num>
   <w:num w:numId="48" w16cid:durableId="1482772314">
-    <w:abstractNumId w:val="67"/>
+    <w:abstractNumId w:val="84"/>
   </w:num>
   <w:num w:numId="49" w16cid:durableId="942372338">
+    <w:abstractNumId w:val="37"/>
+  </w:num>
+  <w:num w:numId="50" w16cid:durableId="674302854">
+    <w:abstractNumId w:val="56"/>
+  </w:num>
+  <w:num w:numId="51" w16cid:durableId="88890147">
+    <w:abstractNumId w:val="48"/>
+  </w:num>
+  <w:num w:numId="52" w16cid:durableId="1050110352">
+    <w:abstractNumId w:val="94"/>
+  </w:num>
+  <w:num w:numId="53" w16cid:durableId="1759790184">
+    <w:abstractNumId w:val="53"/>
+  </w:num>
+  <w:num w:numId="54" w16cid:durableId="19823618">
+    <w:abstractNumId w:val="18"/>
+  </w:num>
+  <w:num w:numId="55" w16cid:durableId="1270551822">
     <w:abstractNumId w:val="28"/>
   </w:num>
-  <w:num w:numId="50" w16cid:durableId="674302854">
-    <w:abstractNumId w:val="44"/>
-  </w:num>
-  <w:num w:numId="51" w16cid:durableId="88890147">
-    <w:abstractNumId w:val="37"/>
-  </w:num>
-  <w:num w:numId="52" w16cid:durableId="1050110352">
-    <w:abstractNumId w:val="76"/>
-  </w:num>
-  <w:num w:numId="53" w16cid:durableId="1759790184">
-    <w:abstractNumId w:val="41"/>
-  </w:num>
-  <w:num w:numId="54" w16cid:durableId="19823618">
-    <w:abstractNumId w:val="13"/>
-  </w:num>
-  <w:num w:numId="55" w16cid:durableId="1270551822">
-    <w:abstractNumId w:val="20"/>
-  </w:num>
   <w:num w:numId="56" w16cid:durableId="943658390">
-    <w:abstractNumId w:val="56"/>
+    <w:abstractNumId w:val="71"/>
   </w:num>
   <w:num w:numId="57" w16cid:durableId="1290474091">
-    <w:abstractNumId w:val="25"/>
+    <w:abstractNumId w:val="34"/>
   </w:num>
   <w:num w:numId="58" w16cid:durableId="1753551455">
-    <w:abstractNumId w:val="57"/>
+    <w:abstractNumId w:val="72"/>
   </w:num>
   <w:num w:numId="59" w16cid:durableId="91780440">
-    <w:abstractNumId w:val="75"/>
+    <w:abstractNumId w:val="93"/>
   </w:num>
   <w:num w:numId="60" w16cid:durableId="1511331331">
     <w:abstractNumId w:val="3"/>
   </w:num>
   <w:num w:numId="61" w16cid:durableId="2099406100">
-    <w:abstractNumId w:val="64"/>
+    <w:abstractNumId w:val="80"/>
   </w:num>
   <w:num w:numId="62" w16cid:durableId="1605725269">
-    <w:abstractNumId w:val="62"/>
+    <w:abstractNumId w:val="77"/>
   </w:num>
   <w:num w:numId="63" w16cid:durableId="326442389">
-    <w:abstractNumId w:val="9"/>
+    <w:abstractNumId w:val="10"/>
   </w:num>
   <w:num w:numId="64" w16cid:durableId="299576206">
-    <w:abstractNumId w:val="14"/>
+    <w:abstractNumId w:val="19"/>
   </w:num>
   <w:num w:numId="65" w16cid:durableId="528302093">
-    <w:abstractNumId w:val="82"/>
+    <w:abstractNumId w:val="100"/>
   </w:num>
   <w:num w:numId="66" w16cid:durableId="1076590782">
-    <w:abstractNumId w:val="10"/>
+    <w:abstractNumId w:val="12"/>
   </w:num>
   <w:num w:numId="67" w16cid:durableId="738747137">
+    <w:abstractNumId w:val="91"/>
+  </w:num>
+  <w:num w:numId="68" w16cid:durableId="71894502">
+    <w:abstractNumId w:val="105"/>
+  </w:num>
+  <w:num w:numId="69" w16cid:durableId="170074625">
+    <w:abstractNumId w:val="98"/>
+  </w:num>
+  <w:num w:numId="70" w16cid:durableId="1692875109">
     <w:abstractNumId w:val="73"/>
   </w:num>
-  <w:num w:numId="68" w16cid:durableId="71894502">
-    <w:abstractNumId w:val="87"/>
-  </w:num>
-  <w:num w:numId="69" w16cid:durableId="170074625">
-    <w:abstractNumId w:val="80"/>
-  </w:num>
-  <w:num w:numId="70" w16cid:durableId="1692875109">
-    <w:abstractNumId w:val="58"/>
-  </w:num>
   <w:num w:numId="71" w16cid:durableId="670375549">
-    <w:abstractNumId w:val="26"/>
+    <w:abstractNumId w:val="35"/>
   </w:num>
   <w:num w:numId="72" w16cid:durableId="917134586">
-    <w:abstractNumId w:val="61"/>
+    <w:abstractNumId w:val="76"/>
   </w:num>
   <w:num w:numId="73" w16cid:durableId="615873090">
-    <w:abstractNumId w:val="98"/>
+    <w:abstractNumId w:val="119"/>
   </w:num>
   <w:num w:numId="74" w16cid:durableId="2053650565">
-    <w:abstractNumId w:val="24"/>
+    <w:abstractNumId w:val="32"/>
   </w:num>
   <w:num w:numId="75" w16cid:durableId="977492159">
     <w:abstractNumId w:val="2"/>
   </w:num>
   <w:num w:numId="76" w16cid:durableId="2061706604">
-    <w:abstractNumId w:val="81"/>
+    <w:abstractNumId w:val="99"/>
   </w:num>
   <w:num w:numId="77" w16cid:durableId="1639148610">
-    <w:abstractNumId w:val="59"/>
+    <w:abstractNumId w:val="74"/>
   </w:num>
   <w:num w:numId="78" w16cid:durableId="1032683012">
-    <w:abstractNumId w:val="88"/>
+    <w:abstractNumId w:val="106"/>
   </w:num>
   <w:num w:numId="79" w16cid:durableId="256982598">
-    <w:abstractNumId w:val="45"/>
+    <w:abstractNumId w:val="58"/>
   </w:num>
   <w:num w:numId="80" w16cid:durableId="194587613">
-    <w:abstractNumId w:val="55"/>
+    <w:abstractNumId w:val="70"/>
   </w:num>
   <w:num w:numId="81" w16cid:durableId="1628007206">
-    <w:abstractNumId w:val="7"/>
+    <w:abstractNumId w:val="8"/>
   </w:num>
   <w:num w:numId="82" w16cid:durableId="1038045355">
-    <w:abstractNumId w:val="77"/>
+    <w:abstractNumId w:val="95"/>
   </w:num>
   <w:num w:numId="83" w16cid:durableId="863440006">
-    <w:abstractNumId w:val="21"/>
+    <w:abstractNumId w:val="29"/>
   </w:num>
   <w:num w:numId="84" w16cid:durableId="237056419">
-    <w:abstractNumId w:val="22"/>
+    <w:abstractNumId w:val="30"/>
   </w:num>
   <w:num w:numId="85" w16cid:durableId="1848985630">
-    <w:abstractNumId w:val="51"/>
+    <w:abstractNumId w:val="64"/>
   </w:num>
   <w:num w:numId="86" w16cid:durableId="19087611">
+    <w:abstractNumId w:val="108"/>
+  </w:num>
+  <w:num w:numId="87" w16cid:durableId="1427768166">
+    <w:abstractNumId w:val="42"/>
+  </w:num>
+  <w:num w:numId="88" w16cid:durableId="1107239078">
+    <w:abstractNumId w:val="26"/>
+  </w:num>
+  <w:num w:numId="89" w16cid:durableId="863204235">
+    <w:abstractNumId w:val="52"/>
+  </w:num>
+  <w:num w:numId="90" w16cid:durableId="1157576576">
+    <w:abstractNumId w:val="96"/>
+  </w:num>
+  <w:num w:numId="91" w16cid:durableId="939994373">
     <w:abstractNumId w:val="90"/>
   </w:num>
-  <w:num w:numId="87" w16cid:durableId="1427768166">
-    <w:abstractNumId w:val="32"/>
-  </w:num>
-  <w:num w:numId="88" w16cid:durableId="1107239078">
-    <w:abstractNumId w:val="19"/>
-  </w:num>
-  <w:num w:numId="89" w16cid:durableId="863204235">
-    <w:abstractNumId w:val="40"/>
-  </w:num>
-  <w:num w:numId="90" w16cid:durableId="1157576576">
-    <w:abstractNumId w:val="78"/>
-  </w:num>
-  <w:num w:numId="91" w16cid:durableId="939994373">
-    <w:abstractNumId w:val="72"/>
-  </w:num>
   <w:num w:numId="92" w16cid:durableId="659845320">
-    <w:abstractNumId w:val="60"/>
+    <w:abstractNumId w:val="75"/>
   </w:num>
   <w:num w:numId="93" w16cid:durableId="848325042">
-    <w:abstractNumId w:val="93"/>
+    <w:abstractNumId w:val="112"/>
   </w:num>
   <w:num w:numId="94" w16cid:durableId="2072578643">
-    <w:abstractNumId w:val="33"/>
+    <w:abstractNumId w:val="43"/>
   </w:num>
   <w:num w:numId="95" w16cid:durableId="428236182">
-    <w:abstractNumId w:val="48"/>
+    <w:abstractNumId w:val="61"/>
   </w:num>
   <w:num w:numId="96" w16cid:durableId="1030494186">
-    <w:abstractNumId w:val="12"/>
+    <w:abstractNumId w:val="16"/>
   </w:num>
   <w:num w:numId="97" w16cid:durableId="383522927">
-    <w:abstractNumId w:val="29"/>
+    <w:abstractNumId w:val="38"/>
   </w:num>
   <w:num w:numId="98" w16cid:durableId="1763649386">
     <w:abstractNumId w:val="6"/>
   </w:num>
   <w:num w:numId="99" w16cid:durableId="1842314720">
-    <w:abstractNumId w:val="54"/>
+    <w:abstractNumId w:val="68"/>
+  </w:num>
+  <w:num w:numId="100" w16cid:durableId="311564912">
+    <w:abstractNumId w:val="21"/>
+  </w:num>
+  <w:num w:numId="101" w16cid:durableId="80763621">
+    <w:abstractNumId w:val="116"/>
+  </w:num>
+  <w:num w:numId="102" w16cid:durableId="881213828">
+    <w:abstractNumId w:val="69"/>
+  </w:num>
+  <w:num w:numId="103" w16cid:durableId="205921285">
+    <w:abstractNumId w:val="41"/>
+  </w:num>
+  <w:num w:numId="104" w16cid:durableId="845825172">
+    <w:abstractNumId w:val="47"/>
+  </w:num>
+  <w:num w:numId="105" w16cid:durableId="132798673">
+    <w:abstractNumId w:val="25"/>
+  </w:num>
+  <w:num w:numId="106" w16cid:durableId="1170947640">
+    <w:abstractNumId w:val="7"/>
+  </w:num>
+  <w:num w:numId="107" w16cid:durableId="1497457617">
+    <w:abstractNumId w:val="27"/>
+  </w:num>
+  <w:num w:numId="108" w16cid:durableId="1542784312">
+    <w:abstractNumId w:val="33"/>
+  </w:num>
+  <w:num w:numId="109" w16cid:durableId="1523712962">
+    <w:abstractNumId w:val="79"/>
+  </w:num>
+  <w:num w:numId="110" w16cid:durableId="1429692604">
+    <w:abstractNumId w:val="81"/>
+  </w:num>
+  <w:num w:numId="111" w16cid:durableId="245961308">
+    <w:abstractNumId w:val="88"/>
+  </w:num>
+  <w:num w:numId="112" w16cid:durableId="1551333687">
+    <w:abstractNumId w:val="110"/>
+  </w:num>
+  <w:num w:numId="113" w16cid:durableId="910778081">
+    <w:abstractNumId w:val="11"/>
+  </w:num>
+  <w:num w:numId="114" w16cid:durableId="1922254095">
+    <w:abstractNumId w:val="49"/>
+  </w:num>
+  <w:num w:numId="115" w16cid:durableId="1070690676">
+    <w:abstractNumId w:val="14"/>
+  </w:num>
+  <w:num w:numId="116" w16cid:durableId="1100300645">
+    <w:abstractNumId w:val="57"/>
+  </w:num>
+  <w:num w:numId="117" w16cid:durableId="1487671396">
+    <w:abstractNumId w:val="114"/>
+  </w:num>
+  <w:num w:numId="118" w16cid:durableId="1864706054">
+    <w:abstractNumId w:val="15"/>
+  </w:num>
+  <w:num w:numId="119" w16cid:durableId="1869296401">
+    <w:abstractNumId w:val="17"/>
+  </w:num>
+  <w:num w:numId="120" w16cid:durableId="1638992026">
+    <w:abstractNumId w:val="67"/>
   </w:num>
 </w:numbering>
 </file>
@@ -32566,6 +35966,15 @@
 </file>
 
 <file path=customXml/item1.xml><?xml version="1.0" encoding="utf-8"?>
+<?mso-contentType ?>
+<FormTemplates xmlns="http://schemas.microsoft.com/sharepoint/v3/contenttype/forms">
+  <Display>DocumentLibraryForm</Display>
+  <Edit>DocumentLibraryForm</Edit>
+  <New>DocumentLibraryForm</New>
+</FormTemplates>
+</file>
+
+<file path=customXml/item2.xml><?xml version="1.0" encoding="utf-8"?>
 <ct:contentTypeSchema xmlns:ct="http://schemas.microsoft.com/office/2006/metadata/contentType" xmlns:ma="http://schemas.microsoft.com/office/2006/metadata/properties/metaAttributes" ct:_="" ma:_="" ma:contentTypeName="Documento" ma:contentTypeID="0x0101003E64B964EE86E94E88810388061E4AC8" ma:contentTypeVersion="3" ma:contentTypeDescription="Crear nuevo documento." ma:contentTypeScope="" ma:versionID="3c755de4efb81f0959f76dfe4f7a563c">
   <xsd:schema xmlns:xsd="http://www.w3.org/2001/XMLSchema" xmlns:xs="http://www.w3.org/2001/XMLSchema" xmlns:p="http://schemas.microsoft.com/office/2006/metadata/properties" xmlns:ns2="72982a07-b385-426f-8f99-a9bd2486cbec" targetNamespace="http://schemas.microsoft.com/office/2006/metadata/properties" ma:root="true" ma:fieldsID="5f645ab2d71ed821d1fb93c6441734aa" ns2:_="">
     <xsd:import namespace="72982a07-b385-426f-8f99-a9bd2486cbec"/>
@@ -32703,26 +36112,25 @@
 </ct:contentTypeSchema>
 </file>
 
-<file path=customXml/item2.xml><?xml version="1.0" encoding="utf-8"?>
-<?mso-contentType ?>
-<FormTemplates xmlns="http://schemas.microsoft.com/sharepoint/v3/contenttype/forms">
-  <Display>DocumentLibraryForm</Display>
-  <Edit>DocumentLibraryForm</Edit>
-  <New>DocumentLibraryForm</New>
-</FormTemplates>
+<file path=customXml/item3.xml><?xml version="1.0" encoding="utf-8"?>
+<b:Sources xmlns:b="http://schemas.openxmlformats.org/officeDocument/2006/bibliography" xmlns="http://schemas.openxmlformats.org/officeDocument/2006/bibliography" SelectedStyle="\APASixthEditionOfficeOnline.xsl" StyleName="APA" Version="6"/>
 </file>
 
-<file path=customXml/item3.xml><?xml version="1.0" encoding="utf-8"?>
+<file path=customXml/item4.xml><?xml version="1.0" encoding="utf-8"?>
 <p:properties xmlns:p="http://schemas.microsoft.com/office/2006/metadata/properties" xmlns:xsi="http://www.w3.org/2001/XMLSchema-instance" xmlns:pc="http://schemas.microsoft.com/office/infopath/2007/PartnerControls">
   <documentManagement/>
 </p:properties>
 </file>
 
-<file path=customXml/item4.xml><?xml version="1.0" encoding="utf-8"?>
-<b:Sources xmlns:b="http://schemas.openxmlformats.org/officeDocument/2006/bibliography" xmlns="http://schemas.openxmlformats.org/officeDocument/2006/bibliography" SelectedStyle="\APASixthEditionOfficeOnline.xsl" StyleName="APA" Version="6"/>
+<file path=customXml/itemProps1.xml><?xml version="1.0" encoding="utf-8"?>
+<ds:datastoreItem xmlns:ds="http://schemas.openxmlformats.org/officeDocument/2006/customXml" ds:itemID="{480B8420-1B48-4D23-8D6E-64373AC5070B}">
+  <ds:schemaRefs>
+    <ds:schemaRef ds:uri="http://schemas.microsoft.com/sharepoint/v3/contenttype/forms"/>
+  </ds:schemaRefs>
+</ds:datastoreItem>
 </file>
 
-<file path=customXml/itemProps1.xml><?xml version="1.0" encoding="utf-8"?>
+<file path=customXml/itemProps2.xml><?xml version="1.0" encoding="utf-8"?>
 <ds:datastoreItem xmlns:ds="http://schemas.openxmlformats.org/officeDocument/2006/customXml" ds:itemID="{CAB20FFE-1E23-4B58-9D76-1835AB7D3BED}">
   <ds:schemaRefs>
     <ds:schemaRef ds:uri="http://schemas.microsoft.com/office/2006/metadata/contentType"/>
@@ -32740,27 +36148,19 @@
 </ds:datastoreItem>
 </file>
 
-<file path=customXml/itemProps2.xml><?xml version="1.0" encoding="utf-8"?>
-<ds:datastoreItem xmlns:ds="http://schemas.openxmlformats.org/officeDocument/2006/customXml" ds:itemID="{480B8420-1B48-4D23-8D6E-64373AC5070B}">
+<file path=customXml/itemProps3.xml><?xml version="1.0" encoding="utf-8"?>
+<ds:datastoreItem xmlns:ds="http://schemas.openxmlformats.org/officeDocument/2006/customXml" ds:itemID="{453714F8-FBC3-4DCC-8DCB-89BB58DCF76F}">
   <ds:schemaRefs>
-    <ds:schemaRef ds:uri="http://schemas.microsoft.com/sharepoint/v3/contenttype/forms"/>
+    <ds:schemaRef ds:uri="http://schemas.openxmlformats.org/officeDocument/2006/bibliography"/>
   </ds:schemaRefs>
 </ds:datastoreItem>
 </file>
 
-<file path=customXml/itemProps3.xml><?xml version="1.0" encoding="utf-8"?>
+<file path=customXml/itemProps4.xml><?xml version="1.0" encoding="utf-8"?>
 <ds:datastoreItem xmlns:ds="http://schemas.openxmlformats.org/officeDocument/2006/customXml" ds:itemID="{7F0B1298-25D5-45B9-909D-DD837044A49E}">
   <ds:schemaRefs>
     <ds:schemaRef ds:uri="http://schemas.microsoft.com/office/2006/metadata/properties"/>
     <ds:schemaRef ds:uri="http://schemas.microsoft.com/office/infopath/2007/PartnerControls"/>
   </ds:schemaRefs>
 </ds:datastoreItem>
-</file>
-
-<file path=customXml/itemProps4.xml><?xml version="1.0" encoding="utf-8"?>
-<ds:datastoreItem xmlns:ds="http://schemas.openxmlformats.org/officeDocument/2006/customXml" ds:itemID="{453714F8-FBC3-4DCC-8DCB-89BB58DCF76F}">
-  <ds:schemaRefs>
-    <ds:schemaRef ds:uri="http://schemas.openxmlformats.org/officeDocument/2006/bibliography"/>
-  </ds:schemaRefs>
-</ds:datastoreItem>
 </file>
--- a/docu/DocumentacionProyecto_2VIFC302_AlvaroZarauzaGalindo.docx
+++ b/docu/DocumentacionProyecto_2VIFC302_AlvaroZarauzaGalindo.docx
@@ -3294,7 +3294,19 @@
               <w:rPr>
                 <w:rStyle w:val="Enlacedelndice"/>
               </w:rPr>
-              <w:t>GUÍA DE ESTILOS Y MANUAL DE USUARIO</w:t>
+              <w:t>GUÍA DE E</w:t>
+            </w:r>
+            <w:r>
+              <w:rPr>
+                <w:rStyle w:val="Enlacedelndice"/>
+              </w:rPr>
+              <w:t>S</w:t>
+            </w:r>
+            <w:r>
+              <w:rPr>
+                <w:rStyle w:val="Enlacedelndice"/>
+              </w:rPr>
+              <w:t>TILOS Y MANUAL DE USUARIO</w:t>
             </w:r>
             <w:r>
               <w:rPr>
@@ -3894,7 +3906,6 @@
     <w:p/>
     <w:p/>
     <w:p/>
-    <w:p/>
     <w:p>
       <w:pPr>
         <w:pStyle w:val="Ttulo2"/>
@@ -3920,7 +3931,13 @@
         </w:numPr>
       </w:pPr>
       <w:r>
-        <w:t>Analizar y modelar el dominio del sistema de gestión de FCT, identificando los actores, procesos y entidades principales.</w:t>
+        <w:t xml:space="preserve">Analizar y modelar el dominio del sistema de gestión de </w:t>
+      </w:r>
+      <w:r>
+        <w:t>FE</w:t>
+      </w:r>
+      <w:r>
+        <w:t>, identificando los actores, procesos y entidades principales.</w:t>
       </w:r>
     </w:p>
     <w:p>
@@ -4062,6 +4079,7 @@
         <w:t>Este diseño sirve como base para la implementación del sistema y asegura la coherencia entre los requisitos definidos, los casos de uso y la solución técnica adoptada.</w:t>
       </w:r>
     </w:p>
+    <w:p/>
     <w:p/>
     <w:p/>
     <w:p>
@@ -4148,7 +4166,7 @@
           <w:sz w:val="22"/>
           <w:szCs w:val="22"/>
         </w:rPr>
-        <w:t>RF-022 Gestión de usuarios (Administrador)</w:t>
+        <w:t>RF-02 Gestión de usuarios (Administrador)</w:t>
       </w:r>
       <w:r>
         <w:rPr>
@@ -4298,7 +4316,25 @@
           <w:sz w:val="22"/>
           <w:szCs w:val="22"/>
         </w:rPr>
-        <w:t>RF-07 Gestión de FCT (Profesor)</w:t>
+        <w:t>RF-07 Gestión de F</w:t>
+      </w:r>
+      <w:r>
+        <w:rPr>
+          <w:rStyle w:val="Fuerte"/>
+          <w:rFonts w:ascii="Aptos" w:eastAsiaTheme="majorEastAsia" w:hAnsi="Aptos" w:cs="Arial"/>
+          <w:sz w:val="22"/>
+          <w:szCs w:val="22"/>
+        </w:rPr>
+        <w:t>E</w:t>
+      </w:r>
+      <w:r>
+        <w:rPr>
+          <w:rStyle w:val="Fuerte"/>
+          <w:rFonts w:ascii="Aptos" w:eastAsiaTheme="majorEastAsia" w:hAnsi="Aptos" w:cs="Arial"/>
+          <w:sz w:val="22"/>
+          <w:szCs w:val="22"/>
+        </w:rPr>
+        <w:t xml:space="preserve"> (Profesor)</w:t>
       </w:r>
       <w:r>
         <w:rPr>
@@ -4307,7 +4343,23 @@
           <w:szCs w:val="22"/>
         </w:rPr>
         <w:br/>
-        <w:t>El Profesor puede consultar las FCT activas, visualizando alumno, tutor, empresa, fechas y estado.</w:t>
+        <w:t xml:space="preserve">El Profesor puede consultar las </w:t>
+      </w:r>
+      <w:r>
+        <w:rPr>
+          <w:rFonts w:ascii="Aptos" w:hAnsi="Aptos" w:cs="Arial"/>
+          <w:sz w:val="22"/>
+          <w:szCs w:val="22"/>
+        </w:rPr>
+        <w:t>FE</w:t>
+      </w:r>
+      <w:r>
+        <w:rPr>
+          <w:rFonts w:ascii="Aptos" w:hAnsi="Aptos" w:cs="Arial"/>
+          <w:sz w:val="22"/>
+          <w:szCs w:val="22"/>
+        </w:rPr>
+        <w:t xml:space="preserve"> activas, visualizando alumno, tutor, empresa, fechas y estado.</w:t>
       </w:r>
     </w:p>
     <w:p>
@@ -8622,7 +8674,13 @@
         </w:numPr>
       </w:pPr>
       <w:r>
-        <w:t>Las relaciones académicas y administrativas propias de la Formación en Centros de Trabajo (FCT).</w:t>
+        <w:t>Las relaciones académicas y administrativas propias de la Formación en Centros de Trabajo (F</w:t>
+      </w:r>
+      <w:r>
+        <w:t>E</w:t>
+      </w:r>
+      <w:r>
+        <w:t>).</w:t>
       </w:r>
     </w:p>
     <w:p>
@@ -8733,7 +8791,11 @@
     </w:p>
     <w:p>
       <w:pPr>
-        <w:ind w:left="720"/>
+        <w:pStyle w:val="Prrafodelista"/>
+        <w:numPr>
+          <w:ilvl w:val="0"/>
+          <w:numId w:val="69"/>
+        </w:numPr>
       </w:pPr>
       <w:r>
         <w:t>- Escalabilidad, permitiendo la incorporación de nuevos roles o funcionalidades.</w:t>
@@ -9103,6 +9165,12 @@
           <w:u w:val="single"/>
         </w:rPr>
       </w:pPr>
+      <w:r>
+        <w:rPr>
+          <w:u w:val="single"/>
+        </w:rPr>
+        <w:t>Diagrama de paquetes</w:t>
+      </w:r>
     </w:p>
     <w:p>
       <w:pPr>
@@ -12230,6 +12298,171 @@
     </w:p>
     <w:p>
       <w:pPr>
+        <w:rPr>
+          <w:b/>
+          <w:bCs/>
+        </w:rPr>
+      </w:pPr>
+      <w:r>
+        <w:rPr>
+          <w:b/>
+          <w:bCs/>
+        </w:rPr>
+        <w:t>Definir el estilo de la aplicación</w:t>
+      </w:r>
+    </w:p>
+    <w:p>
+      <w:pPr>
+        <w:rPr>
+          <w:b/>
+          <w:bCs/>
+        </w:rPr>
+      </w:pPr>
+      <w:r>
+        <w:rPr>
+          <w:b/>
+          <w:bCs/>
+        </w:rPr>
+        <w:t>Colores que se utilizan con tamaños y ejemplo de la fuente y donde se utilizan (indicando el color en hexadecimal)</w:t>
+      </w:r>
+    </w:p>
+    <w:p>
+      <w:pPr>
+        <w:rPr>
+          <w:b/>
+          <w:bCs/>
+        </w:rPr>
+      </w:pPr>
+      <w:r>
+        <w:rPr>
+          <w:b/>
+          <w:bCs/>
+        </w:rPr>
+        <w:drawing>
+          <wp:inline distT="0" distB="0" distL="0" distR="0" wp14:anchorId="27C16BDD" wp14:editId="0C2364FA">
+            <wp:extent cx="6120130" cy="621665"/>
+            <wp:effectExtent l="0" t="0" r="0" b="6985"/>
+            <wp:docPr id="1914406566" name="Imagen 1"/>
+            <wp:cNvGraphicFramePr>
+              <a:graphicFrameLocks xmlns:a="http://schemas.openxmlformats.org/drawingml/2006/main" noChangeAspect="1"/>
+            </wp:cNvGraphicFramePr>
+            <a:graphic xmlns:a="http://schemas.openxmlformats.org/drawingml/2006/main">
+              <a:graphicData uri="http://schemas.openxmlformats.org/drawingml/2006/picture">
+                <pic:pic xmlns:pic="http://schemas.openxmlformats.org/drawingml/2006/picture">
+                  <pic:nvPicPr>
+                    <pic:cNvPr id="1914406566" name=""/>
+                    <pic:cNvPicPr/>
+                  </pic:nvPicPr>
+                  <pic:blipFill>
+                    <a:blip r:embed="rId33"/>
+                    <a:stretch>
+                      <a:fillRect/>
+                    </a:stretch>
+                  </pic:blipFill>
+                  <pic:spPr>
+                    <a:xfrm>
+                      <a:off x="0" y="0"/>
+                      <a:ext cx="6120130" cy="621665"/>
+                    </a:xfrm>
+                    <a:prstGeom prst="rect">
+                      <a:avLst/>
+                    </a:prstGeom>
+                  </pic:spPr>
+                </pic:pic>
+              </a:graphicData>
+            </a:graphic>
+          </wp:inline>
+        </w:drawing>
+      </w:r>
+    </w:p>
+    <w:p>
+      <w:pPr>
+        <w:rPr>
+          <w:b/>
+          <w:bCs/>
+        </w:rPr>
+      </w:pPr>
+    </w:p>
+    <w:p>
+      <w:pPr>
+        <w:rPr>
+          <w:b/>
+          <w:bCs/>
+        </w:rPr>
+      </w:pPr>
+      <w:proofErr w:type="spellStart"/>
+      <w:r>
+        <w:rPr>
+          <w:b/>
+          <w:bCs/>
+        </w:rPr>
+        <w:t>Layout</w:t>
+      </w:r>
+      <w:proofErr w:type="spellEnd"/>
+      <w:r>
+        <w:rPr>
+          <w:b/>
+          <w:bCs/>
+        </w:rPr>
+        <w:t xml:space="preserve"> y componentes</w:t>
+      </w:r>
+    </w:p>
+    <w:p>
+      <w:pPr>
+        <w:rPr>
+          <w:b/>
+          <w:bCs/>
+        </w:rPr>
+      </w:pPr>
+    </w:p>
+    <w:p>
+      <w:pPr>
+        <w:rPr>
+          <w:b/>
+          <w:bCs/>
+        </w:rPr>
+      </w:pPr>
+      <w:r>
+        <w:rPr>
+          <w:b/>
+          <w:bCs/>
+        </w:rPr>
+        <w:t>Botones y los colores</w:t>
+      </w:r>
+    </w:p>
+    <w:p>
+      <w:pPr>
+        <w:rPr>
+          <w:b/>
+          <w:bCs/>
+        </w:rPr>
+      </w:pPr>
+      <w:r>
+        <w:rPr>
+          <w:b/>
+          <w:bCs/>
+        </w:rPr>
+        <w:t xml:space="preserve">Iconografía </w:t>
+      </w:r>
+    </w:p>
+    <w:p>
+      <w:pPr>
+        <w:rPr>
+          <w:b/>
+          <w:bCs/>
+        </w:rPr>
+      </w:pPr>
+    </w:p>
+    <w:p>
+      <w:pPr>
+        <w:rPr>
+          <w:b/>
+          <w:bCs/>
+        </w:rPr>
+      </w:pPr>
+    </w:p>
+    <w:p>
+      <w:pPr>
         <w:pStyle w:val="Prrafodelista"/>
         <w:numPr>
           <w:ilvl w:val="0"/>
@@ -12245,6 +12478,7 @@
           <w:b/>
           <w:bCs/>
         </w:rPr>
+        <w:lastRenderedPageBreak/>
         <w:t>Enfoque general del diseño</w:t>
       </w:r>
     </w:p>
@@ -12312,9 +12546,6 @@
         <w:t xml:space="preserve">Reducción de carga cognitiva </w:t>
       </w:r>
     </w:p>
-    <w:p/>
-    <w:p/>
-    <w:p/>
     <w:p/>
     <w:p/>
     <w:p>
@@ -12389,6 +12620,30 @@
         <w:t>Se han implementado tres tipos principales:</w:t>
       </w:r>
     </w:p>
+    <w:p>
+      <w:r>
+        <w:t xml:space="preserve">Explicar el </w:t>
+      </w:r>
+      <w:proofErr w:type="spellStart"/>
+      <w:r>
+        <w:t>layout</w:t>
+      </w:r>
+      <w:proofErr w:type="spellEnd"/>
+    </w:p>
+    <w:p/>
+    <w:p>
+      <w:r>
+        <w:t xml:space="preserve">Explicar </w:t>
+      </w:r>
+      <w:proofErr w:type="spellStart"/>
+      <w:r>
+        <w:t>layouts</w:t>
+      </w:r>
+      <w:proofErr w:type="spellEnd"/>
+      <w:r>
+        <w:t xml:space="preserve"> de interfaces</w:t>
+      </w:r>
+    </w:p>
     <w:p/>
     <w:p>
       <w:pPr>
@@ -12550,6 +12805,7 @@
           <w:bCs/>
           <w:lang w:val="en-US"/>
         </w:rPr>
+        <w:lastRenderedPageBreak/>
         <w:t xml:space="preserve">2. Interfaces de </w:t>
       </w:r>
       <w:proofErr w:type="spellStart"/>
@@ -12975,6 +13231,7 @@
         </w:numPr>
       </w:pPr>
       <w:r>
+        <w:lastRenderedPageBreak/>
         <w:t xml:space="preserve">Profesionalidad </w:t>
       </w:r>
     </w:p>
@@ -13281,7 +13538,6 @@
           </w:tcPr>
           <w:p>
             <w:r>
-              <w:lastRenderedPageBreak/>
               <w:t>Títulos</w:t>
             </w:r>
           </w:p>
@@ -14075,6 +14331,7 @@
         </w:numPr>
       </w:pPr>
       <w:r>
+        <w:lastRenderedPageBreak/>
         <w:t xml:space="preserve">Fondo blanco </w:t>
       </w:r>
     </w:p>
@@ -14335,6 +14592,7 @@
           <w:b/>
           <w:bCs/>
         </w:rPr>
+        <w:lastRenderedPageBreak/>
         <w:t>Feedback visual</w:t>
       </w:r>
     </w:p>
@@ -14721,6 +14979,7 @@
           <w:b/>
           <w:bCs/>
         </w:rPr>
+        <w:lastRenderedPageBreak/>
         <w:t>Botones</w:t>
       </w:r>
     </w:p>
@@ -15191,6 +15450,7 @@
         <w:rPr>
           <w:rFonts w:eastAsia="Aptos" w:cs="Aptos"/>
         </w:rPr>
+        <w:lastRenderedPageBreak/>
         <w:t>Pregunta guía dentro de cápsula ovalada.</w:t>
       </w:r>
     </w:p>
@@ -15270,7 +15530,6 @@
           <w:b/>
           <w:bCs/>
         </w:rPr>
-        <w:lastRenderedPageBreak/>
         <w:t>Pantalla de Asistencias</w:t>
       </w:r>
     </w:p>
@@ -15615,7 +15874,6 @@
       <w:bookmarkStart w:id="63" w:name="_Toc220508694"/>
       <w:bookmarkStart w:id="64" w:name="_Toc210125405"/>
       <w:r>
-        <w:lastRenderedPageBreak/>
         <w:t>10.2. MANUAL DE USUARIO</w:t>
       </w:r>
       <w:bookmarkEnd w:id="63"/>
@@ -16318,6 +16576,7 @@
         </w:numPr>
       </w:pPr>
       <w:r>
+        <w:lastRenderedPageBreak/>
         <w:t xml:space="preserve">Introducir nombre de empresa </w:t>
       </w:r>
     </w:p>
@@ -16583,6 +16842,7 @@
         </w:numPr>
       </w:pPr>
       <w:r>
+        <w:lastRenderedPageBreak/>
         <w:t xml:space="preserve">Nombre del alumno </w:t>
       </w:r>
     </w:p>
@@ -16898,6 +17158,7 @@
         </w:numPr>
       </w:pPr>
       <w:r>
+        <w:lastRenderedPageBreak/>
         <w:t xml:space="preserve">Se muestran mensajes de error </w:t>
       </w:r>
     </w:p>
@@ -17113,8 +17374,8 @@
       <w:bookmarkEnd w:id="66"/>
     </w:p>
     <w:sectPr>
-      <w:headerReference w:type="default" r:id="rId33"/>
-      <w:footerReference w:type="default" r:id="rId34"/>
+      <w:headerReference w:type="default" r:id="rId34"/>
+      <w:footerReference w:type="default" r:id="rId35"/>
       <w:pgSz w:w="11906" w:h="16838"/>
       <w:pgMar w:top="1134" w:right="1134" w:bottom="1418" w:left="1134" w:header="709" w:footer="709" w:gutter="0"/>
       <w:pgNumType w:start="1"/>
@@ -34986,6 +35247,7 @@
   <w:style w:type="character" w:default="1" w:styleId="Fuentedeprrafopredeter">
     <w:name w:val="Default Paragraph Font"/>
     <w:uiPriority w:val="1"/>
+    <w:semiHidden/>
     <w:unhideWhenUsed/>
   </w:style>
   <w:style w:type="table" w:default="1" w:styleId="Tablanormal">
@@ -35966,15 +36228,6 @@
 </file>
 
 <file path=customXml/item1.xml><?xml version="1.0" encoding="utf-8"?>
-<?mso-contentType ?>
-<FormTemplates xmlns="http://schemas.microsoft.com/sharepoint/v3/contenttype/forms">
-  <Display>DocumentLibraryForm</Display>
-  <Edit>DocumentLibraryForm</Edit>
-  <New>DocumentLibraryForm</New>
-</FormTemplates>
-</file>
-
-<file path=customXml/item2.xml><?xml version="1.0" encoding="utf-8"?>
 <ct:contentTypeSchema xmlns:ct="http://schemas.microsoft.com/office/2006/metadata/contentType" xmlns:ma="http://schemas.microsoft.com/office/2006/metadata/properties/metaAttributes" ct:_="" ma:_="" ma:contentTypeName="Documento" ma:contentTypeID="0x0101003E64B964EE86E94E88810388061E4AC8" ma:contentTypeVersion="3" ma:contentTypeDescription="Crear nuevo documento." ma:contentTypeScope="" ma:versionID="3c755de4efb81f0959f76dfe4f7a563c">
   <xsd:schema xmlns:xsd="http://www.w3.org/2001/XMLSchema" xmlns:xs="http://www.w3.org/2001/XMLSchema" xmlns:p="http://schemas.microsoft.com/office/2006/metadata/properties" xmlns:ns2="72982a07-b385-426f-8f99-a9bd2486cbec" targetNamespace="http://schemas.microsoft.com/office/2006/metadata/properties" ma:root="true" ma:fieldsID="5f645ab2d71ed821d1fb93c6441734aa" ns2:_="">
     <xsd:import namespace="72982a07-b385-426f-8f99-a9bd2486cbec"/>
@@ -36112,25 +36365,26 @@
 </ct:contentTypeSchema>
 </file>
 
-<file path=customXml/item3.xml><?xml version="1.0" encoding="utf-8"?>
-<b:Sources xmlns:b="http://schemas.openxmlformats.org/officeDocument/2006/bibliography" xmlns="http://schemas.openxmlformats.org/officeDocument/2006/bibliography" SelectedStyle="\APASixthEditionOfficeOnline.xsl" StyleName="APA" Version="6"/>
+<file path=customXml/item2.xml><?xml version="1.0" encoding="utf-8"?>
+<?mso-contentType ?>
+<FormTemplates xmlns="http://schemas.microsoft.com/sharepoint/v3/contenttype/forms">
+  <Display>DocumentLibraryForm</Display>
+  <Edit>DocumentLibraryForm</Edit>
+  <New>DocumentLibraryForm</New>
+</FormTemplates>
 </file>
 
-<file path=customXml/item4.xml><?xml version="1.0" encoding="utf-8"?>
+<file path=customXml/item3.xml><?xml version="1.0" encoding="utf-8"?>
 <p:properties xmlns:p="http://schemas.microsoft.com/office/2006/metadata/properties" xmlns:xsi="http://www.w3.org/2001/XMLSchema-instance" xmlns:pc="http://schemas.microsoft.com/office/infopath/2007/PartnerControls">
   <documentManagement/>
 </p:properties>
 </file>
 
-<file path=customXml/itemProps1.xml><?xml version="1.0" encoding="utf-8"?>
-<ds:datastoreItem xmlns:ds="http://schemas.openxmlformats.org/officeDocument/2006/customXml" ds:itemID="{480B8420-1B48-4D23-8D6E-64373AC5070B}">
-  <ds:schemaRefs>
-    <ds:schemaRef ds:uri="http://schemas.microsoft.com/sharepoint/v3/contenttype/forms"/>
-  </ds:schemaRefs>
-</ds:datastoreItem>
+<file path=customXml/item4.xml><?xml version="1.0" encoding="utf-8"?>
+<b:Sources xmlns:b="http://schemas.openxmlformats.org/officeDocument/2006/bibliography" xmlns="http://schemas.openxmlformats.org/officeDocument/2006/bibliography" SelectedStyle="\APASixthEditionOfficeOnline.xsl" StyleName="APA" Version="6"/>
 </file>
 
-<file path=customXml/itemProps2.xml><?xml version="1.0" encoding="utf-8"?>
+<file path=customXml/itemProps1.xml><?xml version="1.0" encoding="utf-8"?>
 <ds:datastoreItem xmlns:ds="http://schemas.openxmlformats.org/officeDocument/2006/customXml" ds:itemID="{CAB20FFE-1E23-4B58-9D76-1835AB7D3BED}">
   <ds:schemaRefs>
     <ds:schemaRef ds:uri="http://schemas.microsoft.com/office/2006/metadata/contentType"/>
@@ -36148,19 +36402,27 @@
 </ds:datastoreItem>
 </file>
 
-<file path=customXml/itemProps3.xml><?xml version="1.0" encoding="utf-8"?>
-<ds:datastoreItem xmlns:ds="http://schemas.openxmlformats.org/officeDocument/2006/customXml" ds:itemID="{453714F8-FBC3-4DCC-8DCB-89BB58DCF76F}">
+<file path=customXml/itemProps2.xml><?xml version="1.0" encoding="utf-8"?>
+<ds:datastoreItem xmlns:ds="http://schemas.openxmlformats.org/officeDocument/2006/customXml" ds:itemID="{480B8420-1B48-4D23-8D6E-64373AC5070B}">
   <ds:schemaRefs>
-    <ds:schemaRef ds:uri="http://schemas.openxmlformats.org/officeDocument/2006/bibliography"/>
+    <ds:schemaRef ds:uri="http://schemas.microsoft.com/sharepoint/v3/contenttype/forms"/>
   </ds:schemaRefs>
 </ds:datastoreItem>
 </file>
 
-<file path=customXml/itemProps4.xml><?xml version="1.0" encoding="utf-8"?>
+<file path=customXml/itemProps3.xml><?xml version="1.0" encoding="utf-8"?>
 <ds:datastoreItem xmlns:ds="http://schemas.openxmlformats.org/officeDocument/2006/customXml" ds:itemID="{7F0B1298-25D5-45B9-909D-DD837044A49E}">
   <ds:schemaRefs>
     <ds:schemaRef ds:uri="http://schemas.microsoft.com/office/2006/metadata/properties"/>
     <ds:schemaRef ds:uri="http://schemas.microsoft.com/office/infopath/2007/PartnerControls"/>
   </ds:schemaRefs>
 </ds:datastoreItem>
+</file>
+
+<file path=customXml/itemProps4.xml><?xml version="1.0" encoding="utf-8"?>
+<ds:datastoreItem xmlns:ds="http://schemas.openxmlformats.org/officeDocument/2006/customXml" ds:itemID="{453714F8-FBC3-4DCC-8DCB-89BB58DCF76F}">
+  <ds:schemaRefs>
+    <ds:schemaRef ds:uri="http://schemas.openxmlformats.org/officeDocument/2006/bibliography"/>
+  </ds:schemaRefs>
+</ds:datastoreItem>
 </file>
--- a/docu/DocumentacionProyecto_2VIFC302_AlvaroZarauzaGalindo.docx
+++ b/docu/DocumentacionProyecto_2VIFC302_AlvaroZarauzaGalindo.docx
@@ -3813,7 +3813,7 @@
     </w:p>
     <w:p>
       <w:r>
-        <w:t>El proyecto desarrollado consiste en un aplicativo de gestión integral para el seguimiento de las prácticas de Formación en Centros de Trabajo (FCT), en el que intervienen distintos roles de usuario (Administrador, Profesor, Estudiante, Empresa y Tutor de Empresa). El sistema permite gestionar información relacionada con estudiantes, empresas colaboradoras, periodos formativos, documentación asociada y estados de seguimiento.</w:t>
+        <w:t>El proyecto desarrollado consiste en una aplicación de gestión integral para el seguimiento de las Formaciones en Empresa (FE), en la que intervienen distintos perfiles de usuario (Administrador, Profesor, Estudiante y Tutor de Empresa). El sistema permite gestionar información relacionada con estudiantes, empresas colaboradoras, periodos formativos, documentación asociada y estados de seguimiento.</w:t>
       </w:r>
     </w:p>
     <w:p>
@@ -3834,10 +3834,17 @@
       </w:r>
       <w:proofErr w:type="spellEnd"/>
       <w:r>
-        <w:t>, siguiendo el patrón Modelo–Vista–Controlador (MVC), lo que garantiza una correcta separación de responsabilidades y facilita la mantenibilidad y escalabilidad del sistema.</w:t>
-      </w:r>
-    </w:p>
-    <w:p/>
+        <w:t>, siguiendo el patrón Modelo-Vista-Controlador (MVC), lo que garantiza una correcta separación de responsabilidades y facilita la mantenibilidad y escalabilidad del sistema.</w:t>
+      </w:r>
+    </w:p>
+    <w:p>
+      <w:pPr>
+        <w:ind w:left="708" w:hanging="708"/>
+        <w:rPr>
+          <w:u w:val="single"/>
+        </w:rPr>
+      </w:pPr>
+    </w:p>
     <w:p>
       <w:pPr>
         <w:pStyle w:val="Ttulo2"/>
@@ -3851,20 +3858,41 @@
     </w:p>
     <w:p>
       <w:r>
-        <w:t xml:space="preserve">Desarrollar un proyecto software completo en el marco del módulo de </w:t>
-      </w:r>
-      <w:r>
-        <w:rPr>
-          <w:b/>
-          <w:bCs/>
-        </w:rPr>
-        <w:t>Proyecto Intermodular</w:t>
-      </w:r>
-      <w:r>
-        <w:t>, aplicando los conocimientos adquiridos durante el ciclo formativo y siguiendo las distintas fases de un proyecto, desde el análisis y diseño hasta la implementación y documentación final, mediante la creación de un aplicativo de gestión de las prácticas de Formación en Centros de Trabajo (FCT).</w:t>
-      </w:r>
-    </w:p>
-    <w:p/>
+        <w:t xml:space="preserve">Desarrollar un proyecto software completo dentro del módulo de Proyecto Intermodular, aplicando los conocimientos adquiridos durante el ciclo formativo y siguiendo las distintas fases del desarrollo de software: análisis, diseño, implementación, </w:t>
+      </w:r>
+      <w:proofErr w:type="spellStart"/>
+      <w:r>
+        <w:t>testing</w:t>
+      </w:r>
+      <w:proofErr w:type="spellEnd"/>
+      <w:r>
+        <w:t xml:space="preserve"> y documentación final.</w:t>
+      </w:r>
+    </w:p>
+    <w:p>
+      <w:r>
+        <w:t xml:space="preserve">El proyecto consiste en la creación de una aplicación de gestión de las prácticas de Formación en </w:t>
+      </w:r>
+      <w:r>
+        <w:t>Empresa</w:t>
+      </w:r>
+      <w:r>
+        <w:t xml:space="preserve"> (</w:t>
+      </w:r>
+      <w:r>
+        <w:t>FE</w:t>
+      </w:r>
+      <w:r>
+        <w:t>), permitiendo administrar usuarios, formaciones en empresa y el seguimiento de estudiantes, tutores y profesores de forma organizada y eficiente.</w:t>
+      </w:r>
+    </w:p>
+    <w:p>
+      <w:pPr>
+        <w:rPr>
+          <w:u w:val="single"/>
+        </w:rPr>
+      </w:pPr>
+    </w:p>
     <w:p>
       <w:pPr>
         <w:pStyle w:val="Ttulo2"/>
@@ -3875,31 +3903,77 @@
     </w:p>
     <w:p>
       <w:pPr>
-        <w:spacing w:before="240" w:after="240"/>
-      </w:pPr>
-      <w:r>
         <w:rPr>
           <w:rFonts w:ascii="Aptos" w:eastAsia="Aptos" w:hAnsi="Aptos" w:cs="Aptos"/>
         </w:rPr>
-        <w:t xml:space="preserve">El presente proyecto tiene como objetivo el desarrollo de una aplicación de escritorio orientada a la gestión de formaciones en centros de trabajo (FCT). La aplicación permite administrar distintos perfiles de usuario (administrador, profesor, estudiante y tutor de empresa), cada uno con funcionalidades específicas, como la creación y gestión de usuarios, asignación y seguimiento de </w:t>
-      </w:r>
+      </w:pPr>
       <w:r>
         <w:rPr>
           <w:rFonts w:ascii="Aptos" w:eastAsia="Aptos" w:hAnsi="Aptos" w:cs="Aptos"/>
         </w:rPr>
-        <w:t>FE</w:t>
-      </w:r>
-      <w:r>
+        <w:t>El presente proyecto tiene como objetivo el desarrollo de una aplicación de escritorio orientada a la gestión de las Formaciones en Empresa (FE).</w:t>
+      </w:r>
+    </w:p>
+    <w:p>
+      <w:pPr>
         <w:rPr>
           <w:rFonts w:ascii="Aptos" w:eastAsia="Aptos" w:hAnsi="Aptos" w:cs="Aptos"/>
         </w:rPr>
-        <w:t>, consulta de datos relacionados con empresas y tutores, así como la gestión y descarga de documentación asociada. El sistema incluye una interfaz gráfica desarrollada en JavaFX, con un diseño uniforme y centrado en la usabilidad, y una base de datos que garantiza la persistencia de la información. El alcance del proyecto abarca tanto la implementación funcional como el diseño visual de la aplicación, quedando fuera aspectos como el despliegue en entornos web o la integración con sistemas externos.</w:t>
-      </w:r>
-    </w:p>
-    <w:p/>
-    <w:p/>
-    <w:p/>
-    <w:p/>
+      </w:pPr>
+      <w:r>
+        <w:rPr>
+          <w:rFonts w:ascii="Aptos" w:eastAsia="Aptos" w:hAnsi="Aptos" w:cs="Aptos"/>
+        </w:rPr>
+        <w:t>La aplicación permite administrar distintos perfiles de usuario (administrador, profesor, estudiante y tutor de empresa), cada uno con funcionalidades específicas, como la creación y gestión de usuarios, asignación y seguimiento de FE, consulta de información relacionada con empresas y tutores, así como la gestión y descarga de documentación asociada.</w:t>
+      </w:r>
+    </w:p>
+    <w:p>
+      <w:pPr>
+        <w:rPr>
+          <w:rFonts w:ascii="Aptos" w:eastAsia="Aptos" w:hAnsi="Aptos" w:cs="Aptos"/>
+        </w:rPr>
+      </w:pPr>
+      <w:r>
+        <w:rPr>
+          <w:rFonts w:ascii="Aptos" w:eastAsia="Aptos" w:hAnsi="Aptos" w:cs="Aptos"/>
+        </w:rPr>
+        <w:t xml:space="preserve">El sistema incorpora una interfaz gráfica desarrollada en </w:t>
+      </w:r>
+      <w:proofErr w:type="spellStart"/>
+      <w:r>
+        <w:rPr>
+          <w:rFonts w:ascii="Aptos" w:eastAsia="Aptos" w:hAnsi="Aptos" w:cs="Aptos"/>
+        </w:rPr>
+        <w:t>JavaFX</w:t>
+      </w:r>
+      <w:proofErr w:type="spellEnd"/>
+      <w:r>
+        <w:rPr>
+          <w:rFonts w:ascii="Aptos" w:eastAsia="Aptos" w:hAnsi="Aptos" w:cs="Aptos"/>
+        </w:rPr>
+        <w:t>, con un diseño uniforme centrado en la usabilidad y experiencia de usuario, además de una base de datos encargada de garantizar la persistencia y almacenamiento de la información.</w:t>
+      </w:r>
+    </w:p>
+    <w:p>
+      <w:pPr>
+        <w:rPr>
+          <w:rFonts w:ascii="Aptos" w:eastAsia="Aptos" w:hAnsi="Aptos" w:cs="Aptos"/>
+        </w:rPr>
+      </w:pPr>
+      <w:r>
+        <w:rPr>
+          <w:rFonts w:ascii="Aptos" w:eastAsia="Aptos" w:hAnsi="Aptos" w:cs="Aptos"/>
+        </w:rPr>
+        <w:t>El alcance del proyecto abarca tanto la implementación funcional como el diseño visual de la aplicación. Quedan fuera del alcance aspectos como el despliegue en entornos web, el acceso multiplataforma avanzado o la integración con sistemas externos.</w:t>
+      </w:r>
+    </w:p>
+    <w:p>
+      <w:pPr>
+        <w:rPr>
+          <w:rFonts w:ascii="Aptos" w:eastAsia="Aptos" w:hAnsi="Aptos" w:cs="Aptos"/>
+        </w:rPr>
+      </w:pPr>
+    </w:p>
     <w:p>
       <w:pPr>
         <w:pStyle w:val="Ttulo2"/>
@@ -9063,17 +9137,16 @@
       <w:pPr>
         <w:keepNext/>
         <w:jc w:val="center"/>
-      </w:pPr>
-      <w:r>
-        <w:rPr>
-          <w:noProof/>
+        <w:rPr>
           <w:u w:val="single"/>
         </w:rPr>
+      </w:pPr>
+      <w:r>
         <w:drawing>
-          <wp:inline distT="0" distB="0" distL="0" distR="0" wp14:anchorId="1FF74B6C" wp14:editId="3404D670">
-            <wp:extent cx="6120130" cy="6320790"/>
-            <wp:effectExtent l="0" t="0" r="0" b="3810"/>
-            <wp:docPr id="715714449" name="Imagen 1"/>
+          <wp:inline distT="0" distB="0" distL="0" distR="0" wp14:anchorId="5557A16C" wp14:editId="28FDBB76">
+            <wp:extent cx="6120130" cy="5377815"/>
+            <wp:effectExtent l="0" t="0" r="0" b="0"/>
+            <wp:docPr id="691295624" name="Imagen 1"/>
             <wp:cNvGraphicFramePr>
               <a:graphicFrameLocks xmlns:a="http://schemas.openxmlformats.org/drawingml/2006/main" noChangeAspect="1"/>
             </wp:cNvGraphicFramePr>
@@ -9081,7 +9154,7 @@
               <a:graphicData uri="http://schemas.openxmlformats.org/drawingml/2006/picture">
                 <pic:pic xmlns:pic="http://schemas.openxmlformats.org/drawingml/2006/picture">
                   <pic:nvPicPr>
-                    <pic:cNvPr id="715714449" name=""/>
+                    <pic:cNvPr id="691295624" name=""/>
                     <pic:cNvPicPr/>
                   </pic:nvPicPr>
                   <pic:blipFill>
@@ -9093,7 +9166,7 @@
                   <pic:spPr>
                     <a:xfrm>
                       <a:off x="0" y="0"/>
-                      <a:ext cx="6120130" cy="6320790"/>
+                      <a:ext cx="6120130" cy="5377815"/>
                     </a:xfrm>
                     <a:prstGeom prst="rect">
                       <a:avLst/>
@@ -9209,22 +9282,23 @@
         </w:numPr>
       </w:pPr>
       <w:r>
+        <w:lastRenderedPageBreak/>
         <w:t>DIAGRAMA DE PAQUETES</w:t>
       </w:r>
     </w:p>
     <w:p>
       <w:pPr>
         <w:keepNext/>
-      </w:pPr>
-      <w:r>
-        <w:rPr>
-          <w:noProof/>
-        </w:rPr>
+        <w:rPr>
+          <w:u w:val="single"/>
+        </w:rPr>
+      </w:pPr>
+      <w:r>
         <w:drawing>
-          <wp:inline distT="0" distB="0" distL="0" distR="0" wp14:anchorId="5A425F49" wp14:editId="6BE74687">
-            <wp:extent cx="6120130" cy="5653405"/>
-            <wp:effectExtent l="0" t="0" r="0" b="4445"/>
-            <wp:docPr id="956235251" name="Imagen 1"/>
+          <wp:inline distT="0" distB="0" distL="0" distR="0" wp14:anchorId="1B4E9D10" wp14:editId="697C53EC">
+            <wp:extent cx="6120130" cy="5118735"/>
+            <wp:effectExtent l="0" t="0" r="0" b="5715"/>
+            <wp:docPr id="128308465" name="Imagen 1"/>
             <wp:cNvGraphicFramePr>
               <a:graphicFrameLocks xmlns:a="http://schemas.openxmlformats.org/drawingml/2006/main" noChangeAspect="1"/>
             </wp:cNvGraphicFramePr>
@@ -9232,7 +9306,7 @@
               <a:graphicData uri="http://schemas.openxmlformats.org/drawingml/2006/picture">
                 <pic:pic xmlns:pic="http://schemas.openxmlformats.org/drawingml/2006/picture">
                   <pic:nvPicPr>
-                    <pic:cNvPr id="956235251" name=""/>
+                    <pic:cNvPr id="128308465" name=""/>
                     <pic:cNvPicPr/>
                   </pic:nvPicPr>
                   <pic:blipFill>
@@ -9244,7 +9318,7 @@
                   <pic:spPr>
                     <a:xfrm>
                       <a:off x="0" y="0"/>
-                      <a:ext cx="6120130" cy="5653405"/>
+                      <a:ext cx="6120130" cy="5118735"/>
                     </a:xfrm>
                     <a:prstGeom prst="rect">
                       <a:avLst/>
@@ -9317,6 +9391,35 @@
         </w:rPr>
       </w:pPr>
     </w:p>
+    <w:p>
+      <w:pPr>
+        <w:rPr>
+          <w:u w:val="single"/>
+        </w:rPr>
+      </w:pPr>
+    </w:p>
+    <w:p>
+      <w:pPr>
+        <w:rPr>
+          <w:u w:val="single"/>
+        </w:rPr>
+      </w:pPr>
+    </w:p>
+    <w:p>
+      <w:pPr>
+        <w:rPr>
+          <w:u w:val="single"/>
+        </w:rPr>
+      </w:pPr>
+    </w:p>
+    <w:p>
+      <w:pPr>
+        <w:rPr>
+          <w:u w:val="single"/>
+        </w:rPr>
+      </w:pPr>
+    </w:p>
+    <w:p/>
     <w:p>
       <w:pPr>
         <w:rPr>
@@ -10541,6 +10644,7 @@
         </w:numPr>
       </w:pPr>
       <w:r>
+        <w:lastRenderedPageBreak/>
         <w:t xml:space="preserve">IDE: Eclipse </w:t>
       </w:r>
     </w:p>
@@ -20486,7 +20590,6 @@
   <w:style w:type="character" w:default="1" w:styleId="Fuentedeprrafopredeter">
     <w:name w:val="Default Paragraph Font"/>
     <w:uiPriority w:val="1"/>
-    <w:semiHidden/>
     <w:unhideWhenUsed/>
   </w:style>
   <w:style w:type="table" w:default="1" w:styleId="Tablanormal">
@@ -21467,16 +21570,25 @@
 </file>
 
 <file path=customXml/item1.xml><?xml version="1.0" encoding="utf-8"?>
+<b:Sources xmlns:b="http://schemas.openxmlformats.org/officeDocument/2006/bibliography" xmlns="http://schemas.openxmlformats.org/officeDocument/2006/bibliography" SelectedStyle="\APASixthEditionOfficeOnline.xsl" StyleName="APA" Version="6"/>
+</file>
+
+<file path=customXml/item2.xml><?xml version="1.0" encoding="utf-8"?>
 <p:properties xmlns:p="http://schemas.microsoft.com/office/2006/metadata/properties" xmlns:xsi="http://www.w3.org/2001/XMLSchema-instance" xmlns:pc="http://schemas.microsoft.com/office/infopath/2007/PartnerControls">
   <documentManagement/>
 </p:properties>
 </file>
 
-<file path=customXml/item2.xml><?xml version="1.0" encoding="utf-8"?>
-<b:Sources xmlns:b="http://schemas.openxmlformats.org/officeDocument/2006/bibliography" xmlns="http://schemas.openxmlformats.org/officeDocument/2006/bibliography" SelectedStyle="\APASixthEditionOfficeOnline.xsl" StyleName="APA" Version="6"/>
+<file path=customXml/item3.xml><?xml version="1.0" encoding="utf-8"?>
+<?mso-contentType ?>
+<FormTemplates xmlns="http://schemas.microsoft.com/sharepoint/v3/contenttype/forms">
+  <Display>DocumentLibraryForm</Display>
+  <Edit>DocumentLibraryForm</Edit>
+  <New>DocumentLibraryForm</New>
+</FormTemplates>
 </file>
 
-<file path=customXml/item3.xml><?xml version="1.0" encoding="utf-8"?>
+<file path=customXml/item4.xml><?xml version="1.0" encoding="utf-8"?>
 <ct:contentTypeSchema xmlns:ct="http://schemas.microsoft.com/office/2006/metadata/contentType" xmlns:ma="http://schemas.microsoft.com/office/2006/metadata/properties/metaAttributes" ct:_="" ma:_="" ma:contentTypeName="Documento" ma:contentTypeID="0x0101003E64B964EE86E94E88810388061E4AC8" ma:contentTypeVersion="3" ma:contentTypeDescription="Crear nuevo documento." ma:contentTypeScope="" ma:versionID="3c755de4efb81f0959f76dfe4f7a563c">
   <xsd:schema xmlns:xsd="http://www.w3.org/2001/XMLSchema" xmlns:xs="http://www.w3.org/2001/XMLSchema" xmlns:p="http://schemas.microsoft.com/office/2006/metadata/properties" xmlns:ns2="72982a07-b385-426f-8f99-a9bd2486cbec" targetNamespace="http://schemas.microsoft.com/office/2006/metadata/properties" ma:root="true" ma:fieldsID="5f645ab2d71ed821d1fb93c6441734aa" ns2:_="">
     <xsd:import namespace="72982a07-b385-426f-8f99-a9bd2486cbec"/>
@@ -21614,16 +21726,15 @@
 </ct:contentTypeSchema>
 </file>
 
-<file path=customXml/item4.xml><?xml version="1.0" encoding="utf-8"?>
-<?mso-contentType ?>
-<FormTemplates xmlns="http://schemas.microsoft.com/sharepoint/v3/contenttype/forms">
-  <Display>DocumentLibraryForm</Display>
-  <Edit>DocumentLibraryForm</Edit>
-  <New>DocumentLibraryForm</New>
-</FormTemplates>
+<file path=customXml/itemProps1.xml><?xml version="1.0" encoding="utf-8"?>
+<ds:datastoreItem xmlns:ds="http://schemas.openxmlformats.org/officeDocument/2006/customXml" ds:itemID="{453714F8-FBC3-4DCC-8DCB-89BB58DCF76F}">
+  <ds:schemaRefs>
+    <ds:schemaRef ds:uri="http://schemas.openxmlformats.org/officeDocument/2006/bibliography"/>
+  </ds:schemaRefs>
+</ds:datastoreItem>
 </file>
 
-<file path=customXml/itemProps1.xml><?xml version="1.0" encoding="utf-8"?>
+<file path=customXml/itemProps2.xml><?xml version="1.0" encoding="utf-8"?>
 <ds:datastoreItem xmlns:ds="http://schemas.openxmlformats.org/officeDocument/2006/customXml" ds:itemID="{7F0B1298-25D5-45B9-909D-DD837044A49E}">
   <ds:schemaRefs>
     <ds:schemaRef ds:uri="http://schemas.microsoft.com/office/2006/metadata/properties"/>
@@ -21632,15 +21743,15 @@
 </ds:datastoreItem>
 </file>
 
-<file path=customXml/itemProps2.xml><?xml version="1.0" encoding="utf-8"?>
-<ds:datastoreItem xmlns:ds="http://schemas.openxmlformats.org/officeDocument/2006/customXml" ds:itemID="{453714F8-FBC3-4DCC-8DCB-89BB58DCF76F}">
+<file path=customXml/itemProps3.xml><?xml version="1.0" encoding="utf-8"?>
+<ds:datastoreItem xmlns:ds="http://schemas.openxmlformats.org/officeDocument/2006/customXml" ds:itemID="{480B8420-1B48-4D23-8D6E-64373AC5070B}">
   <ds:schemaRefs>
-    <ds:schemaRef ds:uri="http://schemas.openxmlformats.org/officeDocument/2006/bibliography"/>
+    <ds:schemaRef ds:uri="http://schemas.microsoft.com/sharepoint/v3/contenttype/forms"/>
   </ds:schemaRefs>
 </ds:datastoreItem>
 </file>
 
-<file path=customXml/itemProps3.xml><?xml version="1.0" encoding="utf-8"?>
+<file path=customXml/itemProps4.xml><?xml version="1.0" encoding="utf-8"?>
 <ds:datastoreItem xmlns:ds="http://schemas.openxmlformats.org/officeDocument/2006/customXml" ds:itemID="{CAB20FFE-1E23-4B58-9D76-1835AB7D3BED}">
   <ds:schemaRefs>
     <ds:schemaRef ds:uri="http://schemas.microsoft.com/office/2006/metadata/contentType"/>
@@ -21656,12 +21767,4 @@
     <ds:schemaRef ds:uri="http://schemas.microsoft.com/internal/obd"/>
   </ds:schemaRefs>
 </ds:datastoreItem>
-</file>
-
-<file path=customXml/itemProps4.xml><?xml version="1.0" encoding="utf-8"?>
-<ds:datastoreItem xmlns:ds="http://schemas.openxmlformats.org/officeDocument/2006/customXml" ds:itemID="{480B8420-1B48-4D23-8D6E-64373AC5070B}">
-  <ds:schemaRefs>
-    <ds:schemaRef ds:uri="http://schemas.microsoft.com/sharepoint/v3/contenttype/forms"/>
-  </ds:schemaRefs>
-</ds:datastoreItem>
 </file>
--- a/docu/DocumentacionProyecto_2VIFC302_AlvaroZarauzaGalindo.docx
+++ b/docu/DocumentacionProyecto_2VIFC302_AlvaroZarauzaGalindo.docx
@@ -9142,6 +9142,9 @@
         </w:rPr>
       </w:pPr>
       <w:r>
+        <w:rPr>
+          <w:noProof/>
+        </w:rPr>
         <w:drawing>
           <wp:inline distT="0" distB="0" distL="0" distR="0" wp14:anchorId="5557A16C" wp14:editId="28FDBB76">
             <wp:extent cx="6120130" cy="5377815"/>
@@ -9294,6 +9297,9 @@
         </w:rPr>
       </w:pPr>
       <w:r>
+        <w:rPr>
+          <w:noProof/>
+        </w:rPr>
         <w:drawing>
           <wp:inline distT="0" distB="0" distL="0" distR="0" wp14:anchorId="1B4E9D10" wp14:editId="697C53EC">
             <wp:extent cx="6120130" cy="5118735"/>
@@ -12558,12 +12564,6 @@
     <w:p/>
     <w:p/>
     <w:p>
-      <w:r>
-        <w:lastRenderedPageBreak/>
-        <w:t>&lt;&lt;&lt;&lt;&lt;&lt;</w:t>
-      </w:r>
-    </w:p>
-    <w:p>
       <w:pPr>
         <w:pStyle w:val="Ttulo2"/>
         <w:numPr>
@@ -12574,6 +12574,7 @@
       <w:bookmarkStart w:id="59" w:name="_Toc220508692"/>
       <w:bookmarkStart w:id="60" w:name="_Toc210125402"/>
       <w:r>
+        <w:lastRenderedPageBreak/>
         <w:t>GUÍA DE ESTILOS Y MANUAL DE USUARIO</w:t>
       </w:r>
       <w:bookmarkStart w:id="61" w:name="_Toc210125404"/>
@@ -12809,6 +12810,7 @@
           <w:b/>
           <w:bCs/>
         </w:rPr>
+        <w:lastRenderedPageBreak/>
         <w:t>Paleta de colores</w:t>
       </w:r>
     </w:p>
@@ -20590,6 +20592,7 @@
   <w:style w:type="character" w:default="1" w:styleId="Fuentedeprrafopredeter">
     <w:name w:val="Default Paragraph Font"/>
     <w:uiPriority w:val="1"/>
+    <w:semiHidden/>
     <w:unhideWhenUsed/>
   </w:style>
   <w:style w:type="table" w:default="1" w:styleId="Tablanormal">
@@ -21570,25 +21573,16 @@
 </file>
 
 <file path=customXml/item1.xml><?xml version="1.0" encoding="utf-8"?>
-<b:Sources xmlns:b="http://schemas.openxmlformats.org/officeDocument/2006/bibliography" xmlns="http://schemas.openxmlformats.org/officeDocument/2006/bibliography" SelectedStyle="\APASixthEditionOfficeOnline.xsl" StyleName="APA" Version="6"/>
-</file>
-
-<file path=customXml/item2.xml><?xml version="1.0" encoding="utf-8"?>
 <p:properties xmlns:p="http://schemas.microsoft.com/office/2006/metadata/properties" xmlns:xsi="http://www.w3.org/2001/XMLSchema-instance" xmlns:pc="http://schemas.microsoft.com/office/infopath/2007/PartnerControls">
   <documentManagement/>
 </p:properties>
 </file>
 
-<file path=customXml/item3.xml><?xml version="1.0" encoding="utf-8"?>
-<?mso-contentType ?>
-<FormTemplates xmlns="http://schemas.microsoft.com/sharepoint/v3/contenttype/forms">
-  <Display>DocumentLibraryForm</Display>
-  <Edit>DocumentLibraryForm</Edit>
-  <New>DocumentLibraryForm</New>
-</FormTemplates>
+<file path=customXml/item2.xml><?xml version="1.0" encoding="utf-8"?>
+<b:Sources xmlns:b="http://schemas.openxmlformats.org/officeDocument/2006/bibliography" xmlns="http://schemas.openxmlformats.org/officeDocument/2006/bibliography" SelectedStyle="\APASixthEditionOfficeOnline.xsl" StyleName="APA" Version="6"/>
 </file>
 
-<file path=customXml/item4.xml><?xml version="1.0" encoding="utf-8"?>
+<file path=customXml/item3.xml><?xml version="1.0" encoding="utf-8"?>
 <ct:contentTypeSchema xmlns:ct="http://schemas.microsoft.com/office/2006/metadata/contentType" xmlns:ma="http://schemas.microsoft.com/office/2006/metadata/properties/metaAttributes" ct:_="" ma:_="" ma:contentTypeName="Documento" ma:contentTypeID="0x0101003E64B964EE86E94E88810388061E4AC8" ma:contentTypeVersion="3" ma:contentTypeDescription="Crear nuevo documento." ma:contentTypeScope="" ma:versionID="3c755de4efb81f0959f76dfe4f7a563c">
   <xsd:schema xmlns:xsd="http://www.w3.org/2001/XMLSchema" xmlns:xs="http://www.w3.org/2001/XMLSchema" xmlns:p="http://schemas.microsoft.com/office/2006/metadata/properties" xmlns:ns2="72982a07-b385-426f-8f99-a9bd2486cbec" targetNamespace="http://schemas.microsoft.com/office/2006/metadata/properties" ma:root="true" ma:fieldsID="5f645ab2d71ed821d1fb93c6441734aa" ns2:_="">
     <xsd:import namespace="72982a07-b385-426f-8f99-a9bd2486cbec"/>
@@ -21726,15 +21720,16 @@
 </ct:contentTypeSchema>
 </file>
 
-<file path=customXml/itemProps1.xml><?xml version="1.0" encoding="utf-8"?>
-<ds:datastoreItem xmlns:ds="http://schemas.openxmlformats.org/officeDocument/2006/customXml" ds:itemID="{453714F8-FBC3-4DCC-8DCB-89BB58DCF76F}">
-  <ds:schemaRefs>
-    <ds:schemaRef ds:uri="http://schemas.openxmlformats.org/officeDocument/2006/bibliography"/>
-  </ds:schemaRefs>
-</ds:datastoreItem>
+<file path=customXml/item4.xml><?xml version="1.0" encoding="utf-8"?>
+<?mso-contentType ?>
+<FormTemplates xmlns="http://schemas.microsoft.com/sharepoint/v3/contenttype/forms">
+  <Display>DocumentLibraryForm</Display>
+  <Edit>DocumentLibraryForm</Edit>
+  <New>DocumentLibraryForm</New>
+</FormTemplates>
 </file>
 
-<file path=customXml/itemProps2.xml><?xml version="1.0" encoding="utf-8"?>
+<file path=customXml/itemProps1.xml><?xml version="1.0" encoding="utf-8"?>
 <ds:datastoreItem xmlns:ds="http://schemas.openxmlformats.org/officeDocument/2006/customXml" ds:itemID="{7F0B1298-25D5-45B9-909D-DD837044A49E}">
   <ds:schemaRefs>
     <ds:schemaRef ds:uri="http://schemas.microsoft.com/office/2006/metadata/properties"/>
@@ -21743,15 +21738,15 @@
 </ds:datastoreItem>
 </file>
 
-<file path=customXml/itemProps3.xml><?xml version="1.0" encoding="utf-8"?>
-<ds:datastoreItem xmlns:ds="http://schemas.openxmlformats.org/officeDocument/2006/customXml" ds:itemID="{480B8420-1B48-4D23-8D6E-64373AC5070B}">
+<file path=customXml/itemProps2.xml><?xml version="1.0" encoding="utf-8"?>
+<ds:datastoreItem xmlns:ds="http://schemas.openxmlformats.org/officeDocument/2006/customXml" ds:itemID="{453714F8-FBC3-4DCC-8DCB-89BB58DCF76F}">
   <ds:schemaRefs>
-    <ds:schemaRef ds:uri="http://schemas.microsoft.com/sharepoint/v3/contenttype/forms"/>
+    <ds:schemaRef ds:uri="http://schemas.openxmlformats.org/officeDocument/2006/bibliography"/>
   </ds:schemaRefs>
 </ds:datastoreItem>
 </file>
 
-<file path=customXml/itemProps4.xml><?xml version="1.0" encoding="utf-8"?>
+<file path=customXml/itemProps3.xml><?xml version="1.0" encoding="utf-8"?>
 <ds:datastoreItem xmlns:ds="http://schemas.openxmlformats.org/officeDocument/2006/customXml" ds:itemID="{CAB20FFE-1E23-4B58-9D76-1835AB7D3BED}">
   <ds:schemaRefs>
     <ds:schemaRef ds:uri="http://schemas.microsoft.com/office/2006/metadata/contentType"/>
@@ -21767,4 +21762,12 @@
     <ds:schemaRef ds:uri="http://schemas.microsoft.com/internal/obd"/>
   </ds:schemaRefs>
 </ds:datastoreItem>
+</file>
+
+<file path=customXml/itemProps4.xml><?xml version="1.0" encoding="utf-8"?>
+<ds:datastoreItem xmlns:ds="http://schemas.openxmlformats.org/officeDocument/2006/customXml" ds:itemID="{480B8420-1B48-4D23-8D6E-64373AC5070B}">
+  <ds:schemaRefs>
+    <ds:schemaRef ds:uri="http://schemas.microsoft.com/sharepoint/v3/contenttype/forms"/>
+  </ds:schemaRefs>
+</ds:datastoreItem>
 </file>
--- a/docu/DocumentacionProyecto_2VIFC302_AlvaroZarauzaGalindo.docx
+++ b/docu/DocumentacionProyecto_2VIFC302_AlvaroZarauzaGalindo.docx
@@ -4982,22 +4982,11 @@
       </w:pPr>
       <w:bookmarkStart w:id="18" w:name="_Toc220509036"/>
       <w:r>
-        <w:rPr>
-          <w:noProof/>
-        </w:rPr>
         <w:drawing>
-          <wp:anchor distT="0" distB="0" distL="0" distR="0" simplePos="0" relativeHeight="26" behindDoc="0" locked="0" layoutInCell="0" allowOverlap="1" wp14:anchorId="5F7B2098" wp14:editId="119E5BA9">
-            <wp:simplePos x="0" y="0"/>
-            <wp:positionH relativeFrom="column">
-              <wp:align>center</wp:align>
-            </wp:positionH>
-            <wp:positionV relativeFrom="paragraph">
-              <wp:posOffset>635</wp:posOffset>
-            </wp:positionV>
-            <wp:extent cx="6120130" cy="4255135"/>
-            <wp:effectExtent l="0" t="0" r="0" b="0"/>
-            <wp:wrapSquare wrapText="largest"/>
-            <wp:docPr id="13" name="Imagen1"/>
+          <wp:inline distT="0" distB="0" distL="0" distR="0" wp14:anchorId="36F84707" wp14:editId="02A228EF">
+            <wp:extent cx="6120130" cy="3843020"/>
+            <wp:effectExtent l="0" t="0" r="0" b="5080"/>
+            <wp:docPr id="1067202475" name="Imagen 1"/>
             <wp:cNvGraphicFramePr>
               <a:graphicFrameLocks xmlns:a="http://schemas.openxmlformats.org/drawingml/2006/main" noChangeAspect="1"/>
             </wp:cNvGraphicFramePr>
@@ -5005,10 +4994,8 @@
               <a:graphicData uri="http://schemas.openxmlformats.org/drawingml/2006/picture">
                 <pic:pic xmlns:pic="http://schemas.openxmlformats.org/drawingml/2006/picture">
                   <pic:nvPicPr>
-                    <pic:cNvPr id="13" name="Imagen1"/>
-                    <pic:cNvPicPr>
-                      <a:picLocks noChangeAspect="1" noChangeArrowheads="1"/>
-                    </pic:cNvPicPr>
+                    <pic:cNvPr id="1067202475" name=""/>
+                    <pic:cNvPicPr/>
                   </pic:nvPicPr>
                   <pic:blipFill>
                     <a:blip r:embed="rId12"/>
@@ -5016,10 +5003,10 @@
                       <a:fillRect/>
                     </a:stretch>
                   </pic:blipFill>
-                  <pic:spPr bwMode="auto">
+                  <pic:spPr>
                     <a:xfrm>
                       <a:off x="0" y="0"/>
-                      <a:ext cx="6120130" cy="4255135"/>
+                      <a:ext cx="6120130" cy="3843020"/>
                     </a:xfrm>
                     <a:prstGeom prst="rect">
                       <a:avLst/>
@@ -5028,7 +5015,7 @@
                 </pic:pic>
               </a:graphicData>
             </a:graphic>
-          </wp:anchor>
+          </wp:inline>
         </w:drawing>
       </w:r>
       <w:r>
@@ -6315,7 +6302,6 @@
               <w:rPr>
                 <w:rFonts w:eastAsia="Aptos"/>
               </w:rPr>
-              <w:lastRenderedPageBreak/>
               <w:t>Postcondición</w:t>
             </w:r>
           </w:p>
@@ -7530,6 +7516,7 @@
     <w:p/>
     <w:p>
       <w:r>
+        <w:lastRenderedPageBreak/>
         <w:t>CU08 – Consultar estudiantes</w:t>
       </w:r>
     </w:p>
@@ -8701,6 +8688,7 @@
       <w:bookmarkStart w:id="23" w:name="_Toc220508668"/>
       <w:bookmarkStart w:id="24" w:name="_Toc210125378"/>
       <w:r>
+        <w:lastRenderedPageBreak/>
         <w:t>MODELOS DE DATOS</w:t>
       </w:r>
       <w:bookmarkEnd w:id="23"/>
@@ -8966,27 +8954,22 @@
       <w:bookmarkStart w:id="25" w:name="_Toc220508669"/>
       <w:bookmarkStart w:id="26" w:name="_Toc210125379"/>
       <w:r>
+        <w:lastRenderedPageBreak/>
         <w:t>DIAGRAMA E/R</w:t>
       </w:r>
       <w:bookmarkEnd w:id="25"/>
       <w:bookmarkEnd w:id="26"/>
     </w:p>
     <w:p>
-      <w:pPr>
+      <w:r>
         <w:rPr>
           <w:u w:val="single"/>
         </w:rPr>
-      </w:pPr>
-      <w:r>
-        <w:rPr>
-          <w:noProof/>
-          <w:u w:val="single"/>
-        </w:rPr>
         <w:drawing>
-          <wp:inline distT="0" distB="0" distL="0" distR="0" wp14:anchorId="64985E88" wp14:editId="3C2DE310">
-            <wp:extent cx="6120130" cy="4528820"/>
-            <wp:effectExtent l="0" t="0" r="0" b="5080"/>
-            <wp:docPr id="1863027736" name="Imagen 1"/>
+          <wp:inline distT="0" distB="0" distL="0" distR="0" wp14:anchorId="2BB4630C" wp14:editId="6A7BBCAF">
+            <wp:extent cx="6120130" cy="3786505"/>
+            <wp:effectExtent l="0" t="0" r="0" b="4445"/>
+            <wp:docPr id="1686852805" name="Imagen 1"/>
             <wp:cNvGraphicFramePr>
               <a:graphicFrameLocks xmlns:a="http://schemas.openxmlformats.org/drawingml/2006/main" noChangeAspect="1"/>
             </wp:cNvGraphicFramePr>
@@ -8994,7 +8977,7 @@
               <a:graphicData uri="http://schemas.openxmlformats.org/drawingml/2006/picture">
                 <pic:pic xmlns:pic="http://schemas.openxmlformats.org/drawingml/2006/picture">
                   <pic:nvPicPr>
-                    <pic:cNvPr id="1863027736" name=""/>
+                    <pic:cNvPr id="1686852805" name=""/>
                     <pic:cNvPicPr/>
                   </pic:nvPicPr>
                   <pic:blipFill>
@@ -9006,7 +8989,7 @@
                   <pic:spPr>
                     <a:xfrm>
                       <a:off x="0" y="0"/>
-                      <a:ext cx="6120130" cy="4528820"/>
+                      <a:ext cx="6120130" cy="3786505"/>
                     </a:xfrm>
                     <a:prstGeom prst="rect">
                       <a:avLst/>
@@ -9128,6 +9111,7 @@
       <w:bookmarkStart w:id="28" w:name="_Toc220508670"/>
       <w:bookmarkStart w:id="29" w:name="_Toc210125380"/>
       <w:r>
+        <w:lastRenderedPageBreak/>
         <w:t>DIAGRAMA DE CLASES</w:t>
       </w:r>
       <w:bookmarkEnd w:id="28"/>
@@ -21573,16 +21557,25 @@
 </file>
 
 <file path=customXml/item1.xml><?xml version="1.0" encoding="utf-8"?>
+<b:Sources xmlns:b="http://schemas.openxmlformats.org/officeDocument/2006/bibliography" xmlns="http://schemas.openxmlformats.org/officeDocument/2006/bibliography" SelectedStyle="\APASixthEditionOfficeOnline.xsl" StyleName="APA" Version="6"/>
+</file>
+
+<file path=customXml/item2.xml><?xml version="1.0" encoding="utf-8"?>
 <p:properties xmlns:p="http://schemas.microsoft.com/office/2006/metadata/properties" xmlns:xsi="http://www.w3.org/2001/XMLSchema-instance" xmlns:pc="http://schemas.microsoft.com/office/infopath/2007/PartnerControls">
   <documentManagement/>
 </p:properties>
 </file>
 
-<file path=customXml/item2.xml><?xml version="1.0" encoding="utf-8"?>
-<b:Sources xmlns:b="http://schemas.openxmlformats.org/officeDocument/2006/bibliography" xmlns="http://schemas.openxmlformats.org/officeDocument/2006/bibliography" SelectedStyle="\APASixthEditionOfficeOnline.xsl" StyleName="APA" Version="6"/>
+<file path=customXml/item3.xml><?xml version="1.0" encoding="utf-8"?>
+<?mso-contentType ?>
+<FormTemplates xmlns="http://schemas.microsoft.com/sharepoint/v3/contenttype/forms">
+  <Display>DocumentLibraryForm</Display>
+  <Edit>DocumentLibraryForm</Edit>
+  <New>DocumentLibraryForm</New>
+</FormTemplates>
 </file>
 
-<file path=customXml/item3.xml><?xml version="1.0" encoding="utf-8"?>
+<file path=customXml/item4.xml><?xml version="1.0" encoding="utf-8"?>
 <ct:contentTypeSchema xmlns:ct="http://schemas.microsoft.com/office/2006/metadata/contentType" xmlns:ma="http://schemas.microsoft.com/office/2006/metadata/properties/metaAttributes" ct:_="" ma:_="" ma:contentTypeName="Documento" ma:contentTypeID="0x0101003E64B964EE86E94E88810388061E4AC8" ma:contentTypeVersion="3" ma:contentTypeDescription="Crear nuevo documento." ma:contentTypeScope="" ma:versionID="3c755de4efb81f0959f76dfe4f7a563c">
   <xsd:schema xmlns:xsd="http://www.w3.org/2001/XMLSchema" xmlns:xs="http://www.w3.org/2001/XMLSchema" xmlns:p="http://schemas.microsoft.com/office/2006/metadata/properties" xmlns:ns2="72982a07-b385-426f-8f99-a9bd2486cbec" targetNamespace="http://schemas.microsoft.com/office/2006/metadata/properties" ma:root="true" ma:fieldsID="5f645ab2d71ed821d1fb93c6441734aa" ns2:_="">
     <xsd:import namespace="72982a07-b385-426f-8f99-a9bd2486cbec"/>
@@ -21720,16 +21713,15 @@
 </ct:contentTypeSchema>
 </file>
 
-<file path=customXml/item4.xml><?xml version="1.0" encoding="utf-8"?>
-<?mso-contentType ?>
-<FormTemplates xmlns="http://schemas.microsoft.com/sharepoint/v3/contenttype/forms">
-  <Display>DocumentLibraryForm</Display>
-  <Edit>DocumentLibraryForm</Edit>
-  <New>DocumentLibraryForm</New>
-</FormTemplates>
+<file path=customXml/itemProps1.xml><?xml version="1.0" encoding="utf-8"?>
+<ds:datastoreItem xmlns:ds="http://schemas.openxmlformats.org/officeDocument/2006/customXml" ds:itemID="{453714F8-FBC3-4DCC-8DCB-89BB58DCF76F}">
+  <ds:schemaRefs>
+    <ds:schemaRef ds:uri="http://schemas.openxmlformats.org/officeDocument/2006/bibliography"/>
+  </ds:schemaRefs>
+</ds:datastoreItem>
 </file>
 
-<file path=customXml/itemProps1.xml><?xml version="1.0" encoding="utf-8"?>
+<file path=customXml/itemProps2.xml><?xml version="1.0" encoding="utf-8"?>
 <ds:datastoreItem xmlns:ds="http://schemas.openxmlformats.org/officeDocument/2006/customXml" ds:itemID="{7F0B1298-25D5-45B9-909D-DD837044A49E}">
   <ds:schemaRefs>
     <ds:schemaRef ds:uri="http://schemas.microsoft.com/office/2006/metadata/properties"/>
@@ -21738,15 +21730,15 @@
 </ds:datastoreItem>
 </file>
 
-<file path=customXml/itemProps2.xml><?xml version="1.0" encoding="utf-8"?>
-<ds:datastoreItem xmlns:ds="http://schemas.openxmlformats.org/officeDocument/2006/customXml" ds:itemID="{453714F8-FBC3-4DCC-8DCB-89BB58DCF76F}">
+<file path=customXml/itemProps3.xml><?xml version="1.0" encoding="utf-8"?>
+<ds:datastoreItem xmlns:ds="http://schemas.openxmlformats.org/officeDocument/2006/customXml" ds:itemID="{480B8420-1B48-4D23-8D6E-64373AC5070B}">
   <ds:schemaRefs>
-    <ds:schemaRef ds:uri="http://schemas.openxmlformats.org/officeDocument/2006/bibliography"/>
+    <ds:schemaRef ds:uri="http://schemas.microsoft.com/sharepoint/v3/contenttype/forms"/>
   </ds:schemaRefs>
 </ds:datastoreItem>
 </file>
 
-<file path=customXml/itemProps3.xml><?xml version="1.0" encoding="utf-8"?>
+<file path=customXml/itemProps4.xml><?xml version="1.0" encoding="utf-8"?>
 <ds:datastoreItem xmlns:ds="http://schemas.openxmlformats.org/officeDocument/2006/customXml" ds:itemID="{CAB20FFE-1E23-4B58-9D76-1835AB7D3BED}">
   <ds:schemaRefs>
     <ds:schemaRef ds:uri="http://schemas.microsoft.com/office/2006/metadata/contentType"/>
@@ -21762,12 +21754,4 @@
     <ds:schemaRef ds:uri="http://schemas.microsoft.com/internal/obd"/>
   </ds:schemaRefs>
 </ds:datastoreItem>
-</file>
-
-<file path=customXml/itemProps4.xml><?xml version="1.0" encoding="utf-8"?>
-<ds:datastoreItem xmlns:ds="http://schemas.openxmlformats.org/officeDocument/2006/customXml" ds:itemID="{480B8420-1B48-4D23-8D6E-64373AC5070B}">
-  <ds:schemaRefs>
-    <ds:schemaRef ds:uri="http://schemas.microsoft.com/sharepoint/v3/contenttype/forms"/>
-  </ds:schemaRefs>
-</ds:datastoreItem>
 </file>
--- a/docu/DocumentacionProyecto_2VIFC302_AlvaroZarauzaGalindo.docx
+++ b/docu/DocumentacionProyecto_2VIFC302_AlvaroZarauzaGalindo.docx
@@ -4982,6 +4982,9 @@
       </w:pPr>
       <w:bookmarkStart w:id="18" w:name="_Toc220509036"/>
       <w:r>
+        <w:rPr>
+          <w:noProof/>
+        </w:rPr>
         <w:drawing>
           <wp:inline distT="0" distB="0" distL="0" distR="0" wp14:anchorId="36F84707" wp14:editId="02A228EF">
             <wp:extent cx="6120130" cy="3843020"/>
@@ -8963,6 +8966,7 @@
     <w:p>
       <w:r>
         <w:rPr>
+          <w:noProof/>
           <w:u w:val="single"/>
         </w:rPr>
         <w:drawing>
@@ -9440,20 +9444,13 @@
       <w:bookmarkEnd w:id="31"/>
       <w:bookmarkEnd w:id="32"/>
     </w:p>
-    <w:p/>
-    <w:p>
-      <w:pPr>
-        <w:jc w:val="center"/>
-      </w:pPr>
-      <w:r>
-        <w:rPr>
-          <w:noProof/>
-        </w:rPr>
+    <w:p>
+      <w:r>
         <w:drawing>
-          <wp:inline distT="0" distB="0" distL="0" distR="0" wp14:anchorId="551873F9" wp14:editId="262605FA">
-            <wp:extent cx="4070985" cy="3798570"/>
+          <wp:inline distT="0" distB="0" distL="0" distR="0" wp14:anchorId="1239B85B" wp14:editId="4C55000E">
+            <wp:extent cx="1755093" cy="3705225"/>
             <wp:effectExtent l="0" t="0" r="0" b="0"/>
-            <wp:docPr id="16" name="drawing"/>
+            <wp:docPr id="703074624" name="Imagen 1"/>
             <wp:cNvGraphicFramePr>
               <a:graphicFrameLocks xmlns:a="http://schemas.openxmlformats.org/drawingml/2006/main" noChangeAspect="1"/>
             </wp:cNvGraphicFramePr>
@@ -9461,10 +9458,8 @@
               <a:graphicData uri="http://schemas.openxmlformats.org/drawingml/2006/picture">
                 <pic:pic xmlns:pic="http://schemas.openxmlformats.org/drawingml/2006/picture">
                   <pic:nvPicPr>
-                    <pic:cNvPr id="16" name="drawing"/>
-                    <pic:cNvPicPr>
-                      <a:picLocks noChangeAspect="1" noChangeArrowheads="1"/>
-                    </pic:cNvPicPr>
+                    <pic:cNvPr id="703074624" name=""/>
+                    <pic:cNvPicPr/>
                   </pic:nvPicPr>
                   <pic:blipFill>
                     <a:blip r:embed="rId16"/>
@@ -9472,10 +9467,10 @@
                       <a:fillRect/>
                     </a:stretch>
                   </pic:blipFill>
-                  <pic:spPr bwMode="auto">
+                  <pic:spPr>
                     <a:xfrm>
                       <a:off x="0" y="0"/>
-                      <a:ext cx="4070985" cy="3798570"/>
+                      <a:ext cx="1763638" cy="3723264"/>
                     </a:xfrm>
                     <a:prstGeom prst="rect">
                       <a:avLst/>
@@ -9487,20 +9482,12 @@
           </wp:inline>
         </w:drawing>
       </w:r>
-    </w:p>
-    <w:p>
-      <w:pPr>
-        <w:jc w:val="center"/>
-      </w:pPr>
-      <w:r>
-        <w:rPr>
-          <w:noProof/>
-        </w:rPr>
+      <w:r>
         <w:drawing>
-          <wp:inline distT="0" distB="0" distL="0" distR="0" wp14:anchorId="1BC01E97" wp14:editId="3462475F">
-            <wp:extent cx="4022090" cy="3752850"/>
-            <wp:effectExtent l="0" t="0" r="0" b="0"/>
-            <wp:docPr id="17" name="Imagen4"/>
+          <wp:inline distT="0" distB="0" distL="0" distR="0" wp14:anchorId="51A16F8B" wp14:editId="73BD16C0">
+            <wp:extent cx="1748391" cy="3686175"/>
+            <wp:effectExtent l="0" t="0" r="4445" b="0"/>
+            <wp:docPr id="853207829" name="Imagen 1"/>
             <wp:cNvGraphicFramePr>
               <a:graphicFrameLocks xmlns:a="http://schemas.openxmlformats.org/drawingml/2006/main" noChangeAspect="1"/>
             </wp:cNvGraphicFramePr>
@@ -9508,10 +9495,8 @@
               <a:graphicData uri="http://schemas.openxmlformats.org/drawingml/2006/picture">
                 <pic:pic xmlns:pic="http://schemas.openxmlformats.org/drawingml/2006/picture">
                   <pic:nvPicPr>
-                    <pic:cNvPr id="17" name="Imagen4"/>
-                    <pic:cNvPicPr>
-                      <a:picLocks noChangeAspect="1" noChangeArrowheads="1"/>
-                    </pic:cNvPicPr>
+                    <pic:cNvPr id="853207829" name=""/>
+                    <pic:cNvPicPr/>
                   </pic:nvPicPr>
                   <pic:blipFill>
                     <a:blip r:embed="rId17"/>
@@ -9519,10 +9504,10 @@
                       <a:fillRect/>
                     </a:stretch>
                   </pic:blipFill>
-                  <pic:spPr bwMode="auto">
+                  <pic:spPr>
                     <a:xfrm>
                       <a:off x="0" y="0"/>
-                      <a:ext cx="4022090" cy="3752850"/>
+                      <a:ext cx="1764731" cy="3720625"/>
                     </a:xfrm>
                     <a:prstGeom prst="rect">
                       <a:avLst/>
@@ -9535,6 +9520,83 @@
         </w:drawing>
       </w:r>
     </w:p>
+    <w:p>
+      <w:r>
+        <w:drawing>
+          <wp:inline distT="0" distB="0" distL="0" distR="0" wp14:anchorId="569B3B33" wp14:editId="5BECFAF4">
+            <wp:extent cx="1733550" cy="3754055"/>
+            <wp:effectExtent l="0" t="0" r="0" b="0"/>
+            <wp:docPr id="915589562" name="Imagen 1"/>
+            <wp:cNvGraphicFramePr>
+              <a:graphicFrameLocks xmlns:a="http://schemas.openxmlformats.org/drawingml/2006/main" noChangeAspect="1"/>
+            </wp:cNvGraphicFramePr>
+            <a:graphic xmlns:a="http://schemas.openxmlformats.org/drawingml/2006/main">
+              <a:graphicData uri="http://schemas.openxmlformats.org/drawingml/2006/picture">
+                <pic:pic xmlns:pic="http://schemas.openxmlformats.org/drawingml/2006/picture">
+                  <pic:nvPicPr>
+                    <pic:cNvPr id="915589562" name=""/>
+                    <pic:cNvPicPr/>
+                  </pic:nvPicPr>
+                  <pic:blipFill>
+                    <a:blip r:embed="rId18"/>
+                    <a:stretch>
+                      <a:fillRect/>
+                    </a:stretch>
+                  </pic:blipFill>
+                  <pic:spPr>
+                    <a:xfrm>
+                      <a:off x="0" y="0"/>
+                      <a:ext cx="1742502" cy="3773441"/>
+                    </a:xfrm>
+                    <a:prstGeom prst="rect">
+                      <a:avLst/>
+                    </a:prstGeom>
+                  </pic:spPr>
+                </pic:pic>
+              </a:graphicData>
+            </a:graphic>
+          </wp:inline>
+        </w:drawing>
+      </w:r>
+      <w:r>
+        <w:drawing>
+          <wp:inline distT="0" distB="0" distL="0" distR="0" wp14:anchorId="0FAC9225" wp14:editId="4E574410">
+            <wp:extent cx="1743075" cy="3762702"/>
+            <wp:effectExtent l="0" t="0" r="0" b="9525"/>
+            <wp:docPr id="844449005" name="Imagen 1"/>
+            <wp:cNvGraphicFramePr>
+              <a:graphicFrameLocks xmlns:a="http://schemas.openxmlformats.org/drawingml/2006/main" noChangeAspect="1"/>
+            </wp:cNvGraphicFramePr>
+            <a:graphic xmlns:a="http://schemas.openxmlformats.org/drawingml/2006/main">
+              <a:graphicData uri="http://schemas.openxmlformats.org/drawingml/2006/picture">
+                <pic:pic xmlns:pic="http://schemas.openxmlformats.org/drawingml/2006/picture">
+                  <pic:nvPicPr>
+                    <pic:cNvPr id="844449005" name=""/>
+                    <pic:cNvPicPr/>
+                  </pic:nvPicPr>
+                  <pic:blipFill>
+                    <a:blip r:embed="rId19"/>
+                    <a:stretch>
+                      <a:fillRect/>
+                    </a:stretch>
+                  </pic:blipFill>
+                  <pic:spPr>
+                    <a:xfrm>
+                      <a:off x="0" y="0"/>
+                      <a:ext cx="1746422" cy="3769928"/>
+                    </a:xfrm>
+                    <a:prstGeom prst="rect">
+                      <a:avLst/>
+                    </a:prstGeom>
+                  </pic:spPr>
+                </pic:pic>
+              </a:graphicData>
+            </a:graphic>
+          </wp:inline>
+        </w:drawing>
+      </w:r>
+    </w:p>
+    <w:p/>
     <w:p/>
     <w:p/>
     <w:p>
@@ -10506,7 +10568,7 @@
                     <pic:cNvPicPr/>
                   </pic:nvPicPr>
                   <pic:blipFill>
-                    <a:blip r:embed="rId18"/>
+                    <a:blip r:embed="rId20"/>
                     <a:stretch>
                       <a:fillRect/>
                     </a:stretch>
@@ -10634,7 +10696,6 @@
         </w:numPr>
       </w:pPr>
       <w:r>
-        <w:lastRenderedPageBreak/>
         <w:t xml:space="preserve">IDE: Eclipse </w:t>
       </w:r>
     </w:p>
@@ -11160,7 +11221,7 @@
                     </pic:cNvPicPr>
                   </pic:nvPicPr>
                   <pic:blipFill>
-                    <a:blip r:embed="rId19"/>
+                    <a:blip r:embed="rId21"/>
                     <a:stretch>
                       <a:fillRect/>
                     </a:stretch>
@@ -12518,6 +12579,45 @@
       </w:r>
       <w:bookmarkEnd w:id="57"/>
       <w:bookmarkEnd w:id="58"/>
+    </w:p>
+    <w:p>
+      <w:r>
+        <w:drawing>
+          <wp:inline distT="0" distB="0" distL="0" distR="0" wp14:anchorId="4469B847" wp14:editId="26CF5B41">
+            <wp:extent cx="1743318" cy="466790"/>
+            <wp:effectExtent l="0" t="0" r="9525" b="9525"/>
+            <wp:docPr id="207153462" name="Imagen 1"/>
+            <wp:cNvGraphicFramePr>
+              <a:graphicFrameLocks xmlns:a="http://schemas.openxmlformats.org/drawingml/2006/main" noChangeAspect="1"/>
+            </wp:cNvGraphicFramePr>
+            <a:graphic xmlns:a="http://schemas.openxmlformats.org/drawingml/2006/main">
+              <a:graphicData uri="http://schemas.openxmlformats.org/drawingml/2006/picture">
+                <pic:pic xmlns:pic="http://schemas.openxmlformats.org/drawingml/2006/picture">
+                  <pic:nvPicPr>
+                    <pic:cNvPr id="207153462" name=""/>
+                    <pic:cNvPicPr/>
+                  </pic:nvPicPr>
+                  <pic:blipFill>
+                    <a:blip r:embed="rId22"/>
+                    <a:stretch>
+                      <a:fillRect/>
+                    </a:stretch>
+                  </pic:blipFill>
+                  <pic:spPr>
+                    <a:xfrm>
+                      <a:off x="0" y="0"/>
+                      <a:ext cx="1743318" cy="466790"/>
+                    </a:xfrm>
+                    <a:prstGeom prst="rect">
+                      <a:avLst/>
+                    </a:prstGeom>
+                  </pic:spPr>
+                </pic:pic>
+              </a:graphicData>
+            </a:graphic>
+          </wp:inline>
+        </w:drawing>
+      </w:r>
     </w:p>
     <w:p/>
     <w:p/>
@@ -12546,7 +12646,6 @@
     <w:p/>
     <w:p/>
     <w:p/>
-    <w:p/>
     <w:p>
       <w:pPr>
         <w:pStyle w:val="Ttulo2"/>
@@ -12558,7 +12657,6 @@
       <w:bookmarkStart w:id="59" w:name="_Toc220508692"/>
       <w:bookmarkStart w:id="60" w:name="_Toc210125402"/>
       <w:r>
-        <w:lastRenderedPageBreak/>
         <w:t>GUÍA DE ESTILOS Y MANUAL DE USUARIO</w:t>
       </w:r>
       <w:bookmarkStart w:id="61" w:name="_Toc210125404"/>
@@ -12744,7 +12842,7 @@
                     <pic:cNvPicPr/>
                   </pic:nvPicPr>
                   <pic:blipFill>
-                    <a:blip r:embed="rId20">
+                    <a:blip r:embed="rId23">
                       <a:extLst>
                         <a:ext uri="{28A0092B-C50C-407E-A947-70E740481C1C}">
                           <a14:useLocalDpi xmlns:a14="http://schemas.microsoft.com/office/drawing/2010/main"/>
@@ -12794,7 +12892,6 @@
           <w:b/>
           <w:bCs/>
         </w:rPr>
-        <w:lastRenderedPageBreak/>
         <w:t>Paleta de colores</w:t>
       </w:r>
     </w:p>
@@ -12819,7 +12916,7 @@
                     <pic:cNvPicPr/>
                   </pic:nvPicPr>
                   <pic:blipFill>
-                    <a:blip r:embed="rId21">
+                    <a:blip r:embed="rId24">
                       <a:extLst>
                         <a:ext uri="{28A0092B-C50C-407E-A947-70E740481C1C}">
                           <a14:useLocalDpi xmlns:a14="http://schemas.microsoft.com/office/drawing/2010/main"/>
@@ -13071,7 +13168,7 @@
                     <pic:cNvPicPr/>
                   </pic:nvPicPr>
                   <pic:blipFill>
-                    <a:blip r:embed="rId22">
+                    <a:blip r:embed="rId25">
                       <a:extLst>
                         <a:ext uri="{28A0092B-C50C-407E-A947-70E740481C1C}">
                           <a14:useLocalDpi xmlns:a14="http://schemas.microsoft.com/office/drawing/2010/main"/>
@@ -13335,7 +13432,7 @@
                     <pic:cNvPicPr/>
                   </pic:nvPicPr>
                   <pic:blipFill>
-                    <a:blip r:embed="rId23">
+                    <a:blip r:embed="rId26">
                       <a:extLst>
                         <a:ext uri="{28A0092B-C50C-407E-A947-70E740481C1C}">
                           <a14:useLocalDpi xmlns:a14="http://schemas.microsoft.com/office/drawing/2010/main"/>
@@ -14869,8 +14966,8 @@
       <w:bookmarkEnd w:id="66"/>
     </w:p>
     <w:sectPr>
-      <w:headerReference w:type="default" r:id="rId24"/>
-      <w:footerReference w:type="default" r:id="rId25"/>
+      <w:headerReference w:type="default" r:id="rId27"/>
+      <w:footerReference w:type="default" r:id="rId28"/>
       <w:pgSz w:w="11906" w:h="16838"/>
       <w:pgMar w:top="1134" w:right="1134" w:bottom="1418" w:left="1134" w:header="709" w:footer="709" w:gutter="0"/>
       <w:pgNumType w:start="1"/>
@@ -21557,25 +21654,16 @@
 </file>
 
 <file path=customXml/item1.xml><?xml version="1.0" encoding="utf-8"?>
-<b:Sources xmlns:b="http://schemas.openxmlformats.org/officeDocument/2006/bibliography" xmlns="http://schemas.openxmlformats.org/officeDocument/2006/bibliography" SelectedStyle="\APASixthEditionOfficeOnline.xsl" StyleName="APA" Version="6"/>
-</file>
-
-<file path=customXml/item2.xml><?xml version="1.0" encoding="utf-8"?>
 <p:properties xmlns:p="http://schemas.microsoft.com/office/2006/metadata/properties" xmlns:xsi="http://www.w3.org/2001/XMLSchema-instance" xmlns:pc="http://schemas.microsoft.com/office/infopath/2007/PartnerControls">
   <documentManagement/>
 </p:properties>
 </file>
 
-<file path=customXml/item3.xml><?xml version="1.0" encoding="utf-8"?>
-<?mso-contentType ?>
-<FormTemplates xmlns="http://schemas.microsoft.com/sharepoint/v3/contenttype/forms">
-  <Display>DocumentLibraryForm</Display>
-  <Edit>DocumentLibraryForm</Edit>
-  <New>DocumentLibraryForm</New>
-</FormTemplates>
+<file path=customXml/item2.xml><?xml version="1.0" encoding="utf-8"?>
+<b:Sources xmlns:b="http://schemas.openxmlformats.org/officeDocument/2006/bibliography" xmlns="http://schemas.openxmlformats.org/officeDocument/2006/bibliography" SelectedStyle="\APASixthEditionOfficeOnline.xsl" StyleName="APA" Version="6"/>
 </file>
 
-<file path=customXml/item4.xml><?xml version="1.0" encoding="utf-8"?>
+<file path=customXml/item3.xml><?xml version="1.0" encoding="utf-8"?>
 <ct:contentTypeSchema xmlns:ct="http://schemas.microsoft.com/office/2006/metadata/contentType" xmlns:ma="http://schemas.microsoft.com/office/2006/metadata/properties/metaAttributes" ct:_="" ma:_="" ma:contentTypeName="Documento" ma:contentTypeID="0x0101003E64B964EE86E94E88810388061E4AC8" ma:contentTypeVersion="3" ma:contentTypeDescription="Crear nuevo documento." ma:contentTypeScope="" ma:versionID="3c755de4efb81f0959f76dfe4f7a563c">
   <xsd:schema xmlns:xsd="http://www.w3.org/2001/XMLSchema" xmlns:xs="http://www.w3.org/2001/XMLSchema" xmlns:p="http://schemas.microsoft.com/office/2006/metadata/properties" xmlns:ns2="72982a07-b385-426f-8f99-a9bd2486cbec" targetNamespace="http://schemas.microsoft.com/office/2006/metadata/properties" ma:root="true" ma:fieldsID="5f645ab2d71ed821d1fb93c6441734aa" ns2:_="">
     <xsd:import namespace="72982a07-b385-426f-8f99-a9bd2486cbec"/>
@@ -21713,15 +21801,16 @@
 </ct:contentTypeSchema>
 </file>
 
-<file path=customXml/itemProps1.xml><?xml version="1.0" encoding="utf-8"?>
-<ds:datastoreItem xmlns:ds="http://schemas.openxmlformats.org/officeDocument/2006/customXml" ds:itemID="{453714F8-FBC3-4DCC-8DCB-89BB58DCF76F}">
-  <ds:schemaRefs>
-    <ds:schemaRef ds:uri="http://schemas.openxmlformats.org/officeDocument/2006/bibliography"/>
-  </ds:schemaRefs>
-</ds:datastoreItem>
+<file path=customXml/item4.xml><?xml version="1.0" encoding="utf-8"?>
+<?mso-contentType ?>
+<FormTemplates xmlns="http://schemas.microsoft.com/sharepoint/v3/contenttype/forms">
+  <Display>DocumentLibraryForm</Display>
+  <Edit>DocumentLibraryForm</Edit>
+  <New>DocumentLibraryForm</New>
+</FormTemplates>
 </file>
 
-<file path=customXml/itemProps2.xml><?xml version="1.0" encoding="utf-8"?>
+<file path=customXml/itemProps1.xml><?xml version="1.0" encoding="utf-8"?>
 <ds:datastoreItem xmlns:ds="http://schemas.openxmlformats.org/officeDocument/2006/customXml" ds:itemID="{7F0B1298-25D5-45B9-909D-DD837044A49E}">
   <ds:schemaRefs>
     <ds:schemaRef ds:uri="http://schemas.microsoft.com/office/2006/metadata/properties"/>
@@ -21730,15 +21819,15 @@
 </ds:datastoreItem>
 </file>
 
-<file path=customXml/itemProps3.xml><?xml version="1.0" encoding="utf-8"?>
-<ds:datastoreItem xmlns:ds="http://schemas.openxmlformats.org/officeDocument/2006/customXml" ds:itemID="{480B8420-1B48-4D23-8D6E-64373AC5070B}">
+<file path=customXml/itemProps2.xml><?xml version="1.0" encoding="utf-8"?>
+<ds:datastoreItem xmlns:ds="http://schemas.openxmlformats.org/officeDocument/2006/customXml" ds:itemID="{453714F8-FBC3-4DCC-8DCB-89BB58DCF76F}">
   <ds:schemaRefs>
-    <ds:schemaRef ds:uri="http://schemas.microsoft.com/sharepoint/v3/contenttype/forms"/>
+    <ds:schemaRef ds:uri="http://schemas.openxmlformats.org/officeDocument/2006/bibliography"/>
   </ds:schemaRefs>
 </ds:datastoreItem>
 </file>
 
-<file path=customXml/itemProps4.xml><?xml version="1.0" encoding="utf-8"?>
+<file path=customXml/itemProps3.xml><?xml version="1.0" encoding="utf-8"?>
 <ds:datastoreItem xmlns:ds="http://schemas.openxmlformats.org/officeDocument/2006/customXml" ds:itemID="{CAB20FFE-1E23-4B58-9D76-1835AB7D3BED}">
   <ds:schemaRefs>
     <ds:schemaRef ds:uri="http://schemas.microsoft.com/office/2006/metadata/contentType"/>
@@ -21754,4 +21843,12 @@
     <ds:schemaRef ds:uri="http://schemas.microsoft.com/internal/obd"/>
   </ds:schemaRefs>
 </ds:datastoreItem>
+</file>
+
+<file path=customXml/itemProps4.xml><?xml version="1.0" encoding="utf-8"?>
+<ds:datastoreItem xmlns:ds="http://schemas.openxmlformats.org/officeDocument/2006/customXml" ds:itemID="{480B8420-1B48-4D23-8D6E-64373AC5070B}">
+  <ds:schemaRefs>
+    <ds:schemaRef ds:uri="http://schemas.microsoft.com/sharepoint/v3/contenttype/forms"/>
+  </ds:schemaRefs>
+</ds:datastoreItem>
 </file>